--- a/总结报告.docx
+++ b/总结报告.docx
@@ -181,37 +181,7 @@
           <w:sz w:val="52"/>
           <w:szCs w:val="52"/>
         </w:rPr>
-        <w:t>《</w:t>
-      </w:r>
-      <w:r>
-        <w:rPr>
-          <w:rFonts w:ascii="楷体_GB2312" w:eastAsia="楷体_GB2312" w:hint="eastAsia"/>
-          <w:b/>
-          <w:bCs/>
-          <w:sz w:val="52"/>
-          <w:szCs w:val="52"/>
-        </w:rPr>
-        <w:t>Web</w:t>
-      </w:r>
-      <w:r>
-        <w:rPr>
-          <w:rFonts w:ascii="楷体_GB2312" w:eastAsia="楷体_GB2312" w:hint="eastAsia"/>
-          <w:b/>
-          <w:bCs/>
-          <w:sz w:val="52"/>
-          <w:szCs w:val="52"/>
-        </w:rPr>
-        <w:t>应用开发</w:t>
-      </w:r>
-      <w:r>
-        <w:rPr>
-          <w:rFonts w:ascii="楷体_GB2312" w:eastAsia="楷体_GB2312" w:hint="eastAsia"/>
-          <w:b/>
-          <w:bCs/>
-          <w:sz w:val="52"/>
-          <w:szCs w:val="52"/>
-        </w:rPr>
-        <w:t>》</w:t>
+        <w:t>《Web应用开发》</w:t>
       </w:r>
     </w:p>
     <w:p>
@@ -628,6 +598,8 @@
           <w:rFonts w:ascii="宋体"/>
         </w:rPr>
       </w:pPr>
+      <w:bookmarkStart w:id="0" w:name="_GoBack"/>
+      <w:bookmarkEnd w:id="0"/>
     </w:p>
     <w:p>
       <w:pPr>
@@ -719,7 +691,7 @@
         </w:rPr>
         <w:br w:type="page"/>
       </w:r>
-      <w:bookmarkStart w:id="0" w:name="heading_0"/>
+      <w:bookmarkStart w:id="1" w:name="heading_0"/>
       <w:r>
         <w:lastRenderedPageBreak/>
         <w:t>一、</w:t>
@@ -3581,15 +3553,15 @@
         <w:tblLook w:val="04A0" w:firstRow="1" w:lastRow="0" w:firstColumn="1" w:lastColumn="0" w:noHBand="0" w:noVBand="1"/>
       </w:tblPr>
       <w:tblGrid>
-        <w:gridCol w:w="697"/>
-        <w:gridCol w:w="877"/>
-        <w:gridCol w:w="884"/>
-        <w:gridCol w:w="1015"/>
-        <w:gridCol w:w="1068"/>
-        <w:gridCol w:w="889"/>
-        <w:gridCol w:w="975"/>
-        <w:gridCol w:w="1112"/>
-        <w:gridCol w:w="994"/>
+        <w:gridCol w:w="656"/>
+        <w:gridCol w:w="1206"/>
+        <w:gridCol w:w="843"/>
+        <w:gridCol w:w="974"/>
+        <w:gridCol w:w="1027"/>
+        <w:gridCol w:w="847"/>
+        <w:gridCol w:w="934"/>
+        <w:gridCol w:w="1071"/>
+        <w:gridCol w:w="953"/>
       </w:tblGrid>
       <w:tr>
         <w:trPr>
@@ -3967,6 +3939,19 @@
                 <w:lang w:bidi="ar"/>
               </w:rPr>
             </w:pPr>
+            <w:proofErr w:type="gramStart"/>
+            <w:r>
+              <w:rPr>
+                <w:rFonts w:eastAsia="等线" w:hint="eastAsia"/>
+                <w:bCs/>
+                <w:color w:val="000000"/>
+                <w:sz w:val="18"/>
+                <w:szCs w:val="18"/>
+                <w:lang w:bidi="ar"/>
+              </w:rPr>
+              <w:t>李佑艳</w:t>
+            </w:r>
+            <w:proofErr w:type="gramEnd"/>
           </w:p>
         </w:tc>
         <w:tc>
@@ -3986,6 +3971,26 @@
                 <w:lang w:bidi="ar"/>
               </w:rPr>
             </w:pPr>
+            <w:r>
+              <w:rPr>
+                <w:rFonts w:eastAsia="等线" w:hint="eastAsia"/>
+                <w:color w:val="000000"/>
+                <w:sz w:val="18"/>
+                <w:szCs w:val="18"/>
+                <w:lang w:bidi="ar"/>
+              </w:rPr>
+              <w:t>2</w:t>
+            </w:r>
+            <w:r>
+              <w:rPr>
+                <w:rFonts w:eastAsia="等线"/>
+                <w:color w:val="000000"/>
+                <w:sz w:val="18"/>
+                <w:szCs w:val="18"/>
+                <w:lang w:bidi="ar"/>
+              </w:rPr>
+              <w:t>4101100429</w:t>
+            </w:r>
           </w:p>
         </w:tc>
         <w:tc>
@@ -4024,6 +4029,16 @@
                 <w:lang w:bidi="ar"/>
               </w:rPr>
             </w:pPr>
+            <w:r>
+              <w:rPr>
+                <w:rFonts w:eastAsia="等线" w:hint="eastAsia"/>
+                <w:color w:val="000000"/>
+                <w:sz w:val="18"/>
+                <w:szCs w:val="18"/>
+                <w:lang w:bidi="ar"/>
+              </w:rPr>
+              <w:t>商品信息模块</w:t>
+            </w:r>
           </w:p>
         </w:tc>
         <w:tc>
@@ -4144,6 +4159,19 @@
                 <w:lang w:bidi="ar"/>
               </w:rPr>
             </w:pPr>
+            <w:proofErr w:type="gramStart"/>
+            <w:r>
+              <w:rPr>
+                <w:rFonts w:eastAsia="等线" w:hint="eastAsia"/>
+                <w:bCs/>
+                <w:color w:val="000000"/>
+                <w:sz w:val="18"/>
+                <w:szCs w:val="18"/>
+                <w:lang w:bidi="ar"/>
+              </w:rPr>
+              <w:t>江兴舞</w:t>
+            </w:r>
+            <w:proofErr w:type="gramEnd"/>
           </w:p>
         </w:tc>
         <w:tc>
@@ -4163,6 +4191,26 @@
                 <w:lang w:bidi="ar"/>
               </w:rPr>
             </w:pPr>
+            <w:r>
+              <w:rPr>
+                <w:rFonts w:eastAsia="等线" w:hint="eastAsia"/>
+                <w:color w:val="000000"/>
+                <w:sz w:val="18"/>
+                <w:szCs w:val="18"/>
+                <w:lang w:bidi="ar"/>
+              </w:rPr>
+              <w:t>2</w:t>
+            </w:r>
+            <w:r>
+              <w:rPr>
+                <w:rFonts w:eastAsia="等线"/>
+                <w:color w:val="000000"/>
+                <w:sz w:val="18"/>
+                <w:szCs w:val="18"/>
+                <w:lang w:bidi="ar"/>
+              </w:rPr>
+              <w:t>4101100428</w:t>
+            </w:r>
           </w:p>
         </w:tc>
         <w:tc>
@@ -4194,13 +4242,23 @@
               <w:widowControl/>
               <w:jc w:val="center"/>
               <w:rPr>
-                <w:rFonts w:eastAsia="等线"/>
-                <w:color w:val="000000"/>
-                <w:sz w:val="18"/>
-                <w:szCs w:val="18"/>
-                <w:lang w:bidi="ar"/>
-              </w:rPr>
-            </w:pPr>
+                <w:rFonts w:eastAsia="等线" w:hint="eastAsia"/>
+                <w:color w:val="000000"/>
+                <w:sz w:val="18"/>
+                <w:szCs w:val="18"/>
+                <w:lang w:bidi="ar"/>
+              </w:rPr>
+            </w:pPr>
+            <w:r>
+              <w:rPr>
+                <w:rFonts w:eastAsia="等线" w:hint="eastAsia"/>
+                <w:color w:val="000000"/>
+                <w:sz w:val="18"/>
+                <w:szCs w:val="18"/>
+                <w:lang w:bidi="ar"/>
+              </w:rPr>
+              <w:t>用户与管理员模块</w:t>
+            </w:r>
           </w:p>
         </w:tc>
         <w:tc>
@@ -4321,6 +4379,17 @@
                 <w:lang w:bidi="ar"/>
               </w:rPr>
             </w:pPr>
+            <w:r>
+              <w:rPr>
+                <w:rFonts w:eastAsia="等线" w:hint="eastAsia"/>
+                <w:bCs/>
+                <w:color w:val="000000"/>
+                <w:sz w:val="18"/>
+                <w:szCs w:val="18"/>
+                <w:lang w:bidi="ar"/>
+              </w:rPr>
+              <w:t>刘茂</w:t>
+            </w:r>
           </w:p>
         </w:tc>
         <w:tc>
@@ -4378,6 +4447,16 @@
                 <w:lang w:bidi="ar"/>
               </w:rPr>
             </w:pPr>
+            <w:r>
+              <w:rPr>
+                <w:rFonts w:eastAsia="等线" w:hint="eastAsia"/>
+                <w:color w:val="000000"/>
+                <w:sz w:val="18"/>
+                <w:szCs w:val="18"/>
+                <w:lang w:bidi="ar"/>
+              </w:rPr>
+              <w:t>购物车模块</w:t>
+            </w:r>
           </w:p>
         </w:tc>
         <w:tc>
@@ -4498,6 +4577,16 @@
                 <w:lang w:bidi="ar"/>
               </w:rPr>
             </w:pPr>
+            <w:r>
+              <w:rPr>
+                <w:rFonts w:eastAsia="等线" w:hint="eastAsia"/>
+                <w:color w:val="000000"/>
+                <w:sz w:val="18"/>
+                <w:szCs w:val="18"/>
+                <w:lang w:bidi="ar"/>
+              </w:rPr>
+              <w:t>李字雄</w:t>
+            </w:r>
           </w:p>
         </w:tc>
         <w:tc>
@@ -4517,6 +4606,26 @@
                 <w:lang w:bidi="ar"/>
               </w:rPr>
             </w:pPr>
+            <w:r>
+              <w:rPr>
+                <w:rFonts w:eastAsia="等线" w:hint="eastAsia"/>
+                <w:color w:val="000000"/>
+                <w:sz w:val="18"/>
+                <w:szCs w:val="18"/>
+                <w:lang w:bidi="ar"/>
+              </w:rPr>
+              <w:t>2</w:t>
+            </w:r>
+            <w:r>
+              <w:rPr>
+                <w:rFonts w:eastAsia="等线"/>
+                <w:color w:val="000000"/>
+                <w:sz w:val="18"/>
+                <w:szCs w:val="18"/>
+                <w:lang w:bidi="ar"/>
+              </w:rPr>
+              <w:t>4101100408</w:t>
+            </w:r>
           </w:p>
         </w:tc>
         <w:tc>
@@ -4555,6 +4664,16 @@
                 <w:lang w:bidi="ar"/>
               </w:rPr>
             </w:pPr>
+            <w:r>
+              <w:rPr>
+                <w:rFonts w:eastAsia="等线" w:hint="eastAsia"/>
+                <w:color w:val="000000"/>
+                <w:sz w:val="18"/>
+                <w:szCs w:val="18"/>
+                <w:lang w:bidi="ar"/>
+              </w:rPr>
+              <w:t>订单模块</w:t>
+            </w:r>
           </w:p>
         </w:tc>
         <w:tc>
@@ -5359,6 +5478,16 @@
               <w:jc w:val="center"/>
               <w:textAlignment w:val="top"/>
               <w:rPr>
+                <w:rFonts w:eastAsia="等线"/>
+                <w:bCs/>
+                <w:color w:val="000000"/>
+                <w:sz w:val="18"/>
+                <w:szCs w:val="18"/>
+                <w:lang w:bidi="ar"/>
+              </w:rPr>
+            </w:pPr>
+            <w:r>
+              <w:rPr>
                 <w:rFonts w:eastAsia="等线" w:hint="eastAsia"/>
                 <w:bCs/>
                 <w:color w:val="000000"/>
@@ -5366,7 +5495,49 @@
                 <w:szCs w:val="18"/>
                 <w:lang w:bidi="ar"/>
               </w:rPr>
-            </w:pPr>
+              <w:t>李字雄</w:t>
+            </w:r>
+          </w:p>
+        </w:tc>
+        <w:tc>
+          <w:tcPr>
+            <w:tcW w:w="2550" w:type="dxa"/>
+          </w:tcPr>
+          <w:p>
+            <w:pPr>
+              <w:widowControl/>
+              <w:textAlignment w:val="top"/>
+              <w:rPr>
+                <w:rFonts w:eastAsia="等线"/>
+                <w:bCs/>
+                <w:color w:val="000000"/>
+                <w:sz w:val="18"/>
+                <w:szCs w:val="18"/>
+                <w:lang w:bidi="ar"/>
+              </w:rPr>
+            </w:pPr>
+            <w:r>
+              <w:rPr>
+                <w:rFonts w:eastAsia="等线"/>
+                <w:bCs/>
+                <w:color w:val="000000"/>
+                <w:sz w:val="18"/>
+                <w:szCs w:val="18"/>
+                <w:lang w:bidi="ar"/>
+              </w:rPr>
+              <w:t xml:space="preserve">• </w:t>
+            </w:r>
+            <w:r>
+              <w:rPr>
+                <w:rFonts w:eastAsia="等线"/>
+                <w:bCs/>
+                <w:color w:val="000000"/>
+                <w:sz w:val="18"/>
+                <w:szCs w:val="18"/>
+                <w:lang w:bidi="ar"/>
+              </w:rPr>
+              <w:t>后端：</w:t>
+            </w:r>
             <w:r>
               <w:rPr>
                 <w:rFonts w:eastAsia="等线" w:hint="eastAsia"/>
@@ -5376,14 +5547,31 @@
                 <w:szCs w:val="18"/>
                 <w:lang w:bidi="ar"/>
               </w:rPr>
-              <w:t>李字雄</w:t>
-            </w:r>
-          </w:p>
-        </w:tc>
-        <w:tc>
-          <w:tcPr>
-            <w:tcW w:w="2550" w:type="dxa"/>
-          </w:tcPr>
+              <w:t>Order</w:t>
+            </w:r>
+            <w:r>
+              <w:rPr>
+                <w:rFonts w:eastAsia="等线"/>
+                <w:bCs/>
+                <w:color w:val="000000"/>
+                <w:sz w:val="18"/>
+                <w:szCs w:val="18"/>
+                <w:lang w:bidi="ar"/>
+              </w:rPr>
+              <w:t>Servlet</w:t>
+            </w:r>
+            <w:r>
+              <w:rPr>
+                <w:rFonts w:eastAsia="等线"/>
+                <w:bCs/>
+                <w:color w:val="000000"/>
+                <w:sz w:val="18"/>
+                <w:szCs w:val="18"/>
+                <w:lang w:bidi="ar"/>
+              </w:rPr>
+              <w:t>.java</w:t>
+            </w:r>
+          </w:p>
           <w:p>
             <w:pPr>
               <w:widowControl/>
@@ -5417,19 +5605,21 @@
                 <w:szCs w:val="18"/>
                 <w:lang w:bidi="ar"/>
               </w:rPr>
-              <w:t>后端：</w:t>
-            </w:r>
-            <w:r>
-              <w:rPr>
-                <w:rFonts w:eastAsia="等线"/>
-                <w:bCs/>
-                <w:color w:val="000000"/>
-                <w:sz w:val="18"/>
-                <w:szCs w:val="18"/>
-                <w:lang w:bidi="ar"/>
-              </w:rPr>
-              <w:t>UserController.java</w:t>
-            </w:r>
+              <w:t>前端：</w:t>
+            </w:r>
+            <w:proofErr w:type="spellStart"/>
+            <w:r>
+              <w:rPr>
+                <w:rFonts w:eastAsia="等线"/>
+                <w:bCs/>
+                <w:color w:val="000000"/>
+                <w:sz w:val="18"/>
+                <w:szCs w:val="18"/>
+                <w:lang w:bidi="ar"/>
+              </w:rPr>
+              <w:t>order_list.jsp</w:t>
+            </w:r>
+            <w:proofErr w:type="spellEnd"/>
           </w:p>
           <w:p>
             <w:pPr>
@@ -5453,32 +5643,73 @@
                 <w:szCs w:val="18"/>
                 <w:lang w:bidi="ar"/>
               </w:rPr>
+              <w:t>……</w:t>
+            </w:r>
+          </w:p>
+        </w:tc>
+        <w:tc>
+          <w:tcPr>
+            <w:tcW w:w="2081" w:type="dxa"/>
+          </w:tcPr>
+          <w:p>
+            <w:pPr>
+              <w:widowControl/>
+              <w:textAlignment w:val="top"/>
+              <w:rPr>
+                <w:rFonts w:eastAsia="等线"/>
+                <w:bCs/>
+                <w:color w:val="000000"/>
+                <w:sz w:val="18"/>
+                <w:szCs w:val="18"/>
+                <w:lang w:bidi="ar"/>
+              </w:rPr>
+            </w:pPr>
+            <w:r>
+              <w:rPr>
+                <w:rFonts w:eastAsia="等线"/>
+                <w:bCs/>
+                <w:color w:val="000000"/>
+                <w:sz w:val="18"/>
+                <w:szCs w:val="18"/>
+                <w:lang w:bidi="ar"/>
+              </w:rPr>
               <w:t xml:space="preserve">• </w:t>
             </w:r>
             <w:r>
               <w:rPr>
-                <w:rFonts w:eastAsia="等线"/>
-                <w:bCs/>
-                <w:color w:val="000000"/>
-                <w:sz w:val="18"/>
-                <w:szCs w:val="18"/>
-                <w:lang w:bidi="ar"/>
-              </w:rPr>
-              <w:t>前端：</w:t>
-            </w:r>
-            <w:proofErr w:type="spellStart"/>
-            <w:r>
-              <w:rPr>
-                <w:rFonts w:eastAsia="等线"/>
-                <w:bCs/>
-                <w:color w:val="000000"/>
-                <w:sz w:val="18"/>
-                <w:szCs w:val="18"/>
-                <w:lang w:bidi="ar"/>
-              </w:rPr>
-              <w:t>Login.vue</w:t>
-            </w:r>
-            <w:proofErr w:type="spellEnd"/>
+                <w:rFonts w:eastAsia="等线" w:hint="eastAsia"/>
+                <w:bCs/>
+                <w:color w:val="000000"/>
+                <w:sz w:val="18"/>
+                <w:szCs w:val="18"/>
+                <w:lang w:bidi="ar"/>
+              </w:rPr>
+              <w:t>order</w:t>
+            </w:r>
+            <w:r>
+              <w:rPr>
+                <w:rFonts w:eastAsia="等线" w:hint="eastAsia"/>
+                <w:bCs/>
+                <w:color w:val="000000"/>
+                <w:sz w:val="18"/>
+                <w:szCs w:val="18"/>
+                <w:lang w:bidi="ar"/>
+              </w:rPr>
+              <w:t>……</w:t>
+            </w:r>
+            <w:proofErr w:type="gramStart"/>
+            <w:r>
+              <w:rPr>
+                <w:rFonts w:eastAsia="等线" w:hint="eastAsia"/>
+                <w:bCs/>
+                <w:color w:val="000000"/>
+                <w:sz w:val="18"/>
+                <w:szCs w:val="18"/>
+                <w:lang w:bidi="ar"/>
+              </w:rPr>
+              <w:t>……</w:t>
+            </w:r>
+            <w:proofErr w:type="gramEnd"/>
           </w:p>
           <w:p>
             <w:pPr>
@@ -5502,135 +5733,43 @@
                 <w:szCs w:val="18"/>
                 <w:lang w:bidi="ar"/>
               </w:rPr>
+              <w:t xml:space="preserve">• </w:t>
+            </w:r>
+            <w:r>
+              <w:rPr>
+                <w:rFonts w:eastAsia="等线"/>
+                <w:bCs/>
+                <w:color w:val="000000"/>
+                <w:sz w:val="18"/>
+                <w:szCs w:val="18"/>
+                <w:lang w:bidi="ar"/>
+              </w:rPr>
+              <w:t>orders</w:t>
+            </w:r>
+            <w:r>
+              <w:rPr>
+                <w:rFonts w:eastAsia="等线" w:hint="eastAsia"/>
+                <w:bCs/>
+                <w:color w:val="000000"/>
+                <w:sz w:val="18"/>
+                <w:szCs w:val="18"/>
+                <w:lang w:bidi="ar"/>
+              </w:rPr>
               <w:t>……</w:t>
             </w:r>
-          </w:p>
-        </w:tc>
-        <w:tc>
-          <w:tcPr>
-            <w:tcW w:w="2081" w:type="dxa"/>
-          </w:tcPr>
-          <w:p>
-            <w:pPr>
-              <w:widowControl/>
-              <w:textAlignment w:val="top"/>
-              <w:rPr>
-                <w:rFonts w:eastAsia="等线"/>
-                <w:bCs/>
-                <w:color w:val="000000"/>
-                <w:sz w:val="18"/>
-                <w:szCs w:val="18"/>
-                <w:lang w:bidi="ar"/>
-              </w:rPr>
-            </w:pPr>
-            <w:r>
-              <w:rPr>
-                <w:rFonts w:eastAsia="等线"/>
-                <w:bCs/>
-                <w:color w:val="000000"/>
-                <w:sz w:val="18"/>
-                <w:szCs w:val="18"/>
-                <w:lang w:bidi="ar"/>
-              </w:rPr>
-              <w:t xml:space="preserve">• </w:t>
-            </w:r>
             <w:proofErr w:type="gramStart"/>
             <w:r>
               <w:rPr>
-                <w:rFonts w:eastAsia="等线"/>
-                <w:bCs/>
-                <w:color w:val="000000"/>
-                <w:sz w:val="18"/>
-                <w:szCs w:val="18"/>
-                <w:lang w:bidi="ar"/>
-              </w:rPr>
-              <w:t>login(</w:t>
+                <w:rFonts w:eastAsia="等线" w:hint="eastAsia"/>
+                <w:bCs/>
+                <w:color w:val="000000"/>
+                <w:sz w:val="18"/>
+                <w:szCs w:val="18"/>
+                <w:lang w:bidi="ar"/>
+              </w:rPr>
+              <w:t>……</w:t>
             </w:r>
             <w:proofErr w:type="gramEnd"/>
-            <w:r>
-              <w:rPr>
-                <w:rFonts w:eastAsia="等线"/>
-                <w:bCs/>
-                <w:color w:val="000000"/>
-                <w:sz w:val="18"/>
-                <w:szCs w:val="18"/>
-                <w:lang w:bidi="ar"/>
-              </w:rPr>
-              <w:t xml:space="preserve">) / </w:t>
-            </w:r>
-            <w:proofErr w:type="spellStart"/>
-            <w:r>
-              <w:rPr>
-                <w:rFonts w:eastAsia="等线"/>
-                <w:bCs/>
-                <w:color w:val="000000"/>
-                <w:sz w:val="18"/>
-                <w:szCs w:val="18"/>
-                <w:lang w:bidi="ar"/>
-              </w:rPr>
-              <w:t>checkToken</w:t>
-            </w:r>
-            <w:proofErr w:type="spellEnd"/>
-            <w:r>
-              <w:rPr>
-                <w:rFonts w:eastAsia="等线"/>
-                <w:bCs/>
-                <w:color w:val="000000"/>
-                <w:sz w:val="18"/>
-                <w:szCs w:val="18"/>
-                <w:lang w:bidi="ar"/>
-              </w:rPr>
-              <w:t>()</w:t>
-            </w:r>
-          </w:p>
-          <w:p>
-            <w:pPr>
-              <w:widowControl/>
-              <w:textAlignment w:val="top"/>
-              <w:rPr>
-                <w:rFonts w:eastAsia="等线"/>
-                <w:bCs/>
-                <w:color w:val="000000"/>
-                <w:sz w:val="18"/>
-                <w:szCs w:val="18"/>
-                <w:lang w:bidi="ar"/>
-              </w:rPr>
-            </w:pPr>
-            <w:r>
-              <w:rPr>
-                <w:rFonts w:eastAsia="等线"/>
-                <w:bCs/>
-                <w:color w:val="000000"/>
-                <w:sz w:val="18"/>
-                <w:szCs w:val="18"/>
-                <w:lang w:bidi="ar"/>
-              </w:rPr>
-              <w:t xml:space="preserve">• </w:t>
-            </w:r>
-            <w:proofErr w:type="spellStart"/>
-            <w:r>
-              <w:rPr>
-                <w:rFonts w:eastAsia="等线"/>
-                <w:bCs/>
-                <w:color w:val="000000"/>
-                <w:sz w:val="18"/>
-                <w:szCs w:val="18"/>
-                <w:lang w:bidi="ar"/>
-              </w:rPr>
-              <w:t>handleLogin</w:t>
-            </w:r>
-            <w:proofErr w:type="spellEnd"/>
-            <w:r>
-              <w:rPr>
-                <w:rFonts w:eastAsia="等线"/>
-                <w:bCs/>
-                <w:color w:val="000000"/>
-                <w:sz w:val="18"/>
-                <w:szCs w:val="18"/>
-                <w:lang w:bidi="ar"/>
-              </w:rPr>
-              <w:t>()</w:t>
-            </w:r>
           </w:p>
         </w:tc>
         <w:tc>
@@ -6086,8 +6225,6 @@
               </w:rPr>
               <w:t>刘茂</w:t>
             </w:r>
-            <w:bookmarkStart w:id="1" w:name="_GoBack"/>
-            <w:bookmarkEnd w:id="1"/>
           </w:p>
         </w:tc>
         <w:tc>
@@ -6179,15 +6316,9 @@
         <w:rPr>
           <w:rFonts w:ascii="Times New Roman" w:eastAsia="等线" w:hAnsi="Times New Roman"/>
         </w:rPr>
-        <w:t>三、</w:t>
-      </w:r>
-      <w:r>
-        <w:rPr>
-          <w:rFonts w:ascii="Times New Roman" w:eastAsia="等线" w:hAnsi="Times New Roman"/>
-        </w:rPr>
-        <w:t>项目概述</w:t>
-      </w:r>
-      <w:bookmarkEnd w:id="0"/>
+        <w:t>三、项目概述</w:t>
+      </w:r>
+      <w:bookmarkEnd w:id="1"/>
     </w:p>
     <w:p>
       <w:pPr>
@@ -6349,21 +6480,7 @@
           <w:rFonts w:eastAsia="等线"/>
           <w:sz w:val="22"/>
         </w:rPr>
-        <w:t>根据项目实际功能填写</w:t>
-      </w:r>
-      <w:r>
-        <w:rPr>
-          <w:rFonts w:eastAsia="等线"/>
-          <w:sz w:val="22"/>
-        </w:rPr>
-        <w:t>，</w:t>
-      </w:r>
-      <w:r>
-        <w:rPr>
-          <w:rFonts w:eastAsia="等线"/>
-          <w:sz w:val="22"/>
-        </w:rPr>
-        <w:t>可画功能模块图展示。</w:t>
+        <w:t>根据项目实际功能填写，可画功能模块图展示。</w:t>
       </w:r>
     </w:p>
     <w:p>
@@ -6568,28 +6685,12 @@
         </w:rPr>
         <w:t>代码仓库平台：</w:t>
       </w:r>
-      <w:proofErr w:type="spellStart"/>
       <w:r>
         <w:rPr>
           <w:rFonts w:eastAsia="等线"/>
           <w:sz w:val="22"/>
         </w:rPr>
-        <w:t>Gitee</w:t>
-      </w:r>
-      <w:proofErr w:type="spellEnd"/>
-      <w:r>
-        <w:rPr>
-          <w:rFonts w:eastAsia="等线"/>
-          <w:sz w:val="22"/>
-        </w:rPr>
-        <w:t xml:space="preserve"> / </w:t>
-      </w:r>
-      <w:r>
-        <w:rPr>
-          <w:rFonts w:eastAsia="等线"/>
-          <w:sz w:val="22"/>
-        </w:rPr>
-        <w:t>GitHub</w:t>
+        <w:t xml:space="preserve"> GitHub</w:t>
       </w:r>
     </w:p>
     <w:p>
@@ -6619,7 +6720,7 @@
           <w:rFonts w:eastAsia="等线"/>
           <w:sz w:val="22"/>
         </w:rPr>
-        <w:t>________________________</w:t>
+        <w:t xml:space="preserve"> https://github.com/tongdi0918/CatFood</w:t>
       </w:r>
     </w:p>
     <w:p>
@@ -7504,14 +7605,7 @@
           <w:rFonts w:eastAsia="等线"/>
           <w:sz w:val="22"/>
         </w:rPr>
-        <w:t>补充</w:t>
-      </w:r>
-      <w:r>
-        <w:rPr>
-          <w:rFonts w:eastAsia="等线"/>
-          <w:sz w:val="22"/>
-        </w:rPr>
-        <w:t>）</w:t>
+        <w:t>补充）</w:t>
       </w:r>
     </w:p>
     <w:p>
@@ -7741,7 +7835,7 @@
     <w:lsdException w:name="Table Web 1" w:semiHidden="1" w:unhideWhenUsed="1"/>
     <w:lsdException w:name="Table Web 2" w:semiHidden="1" w:unhideWhenUsed="1"/>
     <w:lsdException w:name="Table Web 3" w:semiHidden="1" w:unhideWhenUsed="1"/>
-    <w:lsdException w:name="Table Grid" w:semiHidden="1" w:unhideWhenUsed="1" w:qFormat="1"/>
+    <w:lsdException w:name="Table Grid" w:qFormat="1"/>
     <w:lsdException w:name="Table Theme" w:semiHidden="1" w:unhideWhenUsed="1"/>
     <w:lsdException w:name="Placeholder Text" w:semiHidden="1" w:uiPriority="99"/>
     <w:lsdException w:name="No Spacing" w:uiPriority="99"/>

--- a/总结报告.docx
+++ b/总结报告.docx
@@ -211,7 +211,7 @@
     </w:p>
     <w:p>
       <w:pPr>
-        <w:pStyle w:val="20"/>
+        <w:pStyle w:val="21"/>
         <w:jc w:val="both"/>
         <w:rPr>
           <w:rFonts w:ascii="宋体"/>
@@ -290,23 +290,13 @@
                 <w:szCs w:val="24"/>
               </w:rPr>
             </w:pPr>
-            <w:proofErr w:type="gramStart"/>
             <w:r>
               <w:rPr>
                 <w:rFonts w:ascii="黑体" w:eastAsia="黑体" w:hAnsi="黑体" w:cs="黑体" w:hint="eastAsia"/>
                 <w:sz w:val="24"/>
                 <w:szCs w:val="24"/>
               </w:rPr>
-              <w:t>猫粮线上</w:t>
-            </w:r>
-            <w:proofErr w:type="gramEnd"/>
-            <w:r>
-              <w:rPr>
-                <w:rFonts w:ascii="黑体" w:eastAsia="黑体" w:hAnsi="黑体" w:cs="黑体" w:hint="eastAsia"/>
-                <w:sz w:val="24"/>
-                <w:szCs w:val="24"/>
-              </w:rPr>
-              <w:t>商店</w:t>
+              <w:t>猫粮线上商店</w:t>
             </w:r>
           </w:p>
         </w:tc>
@@ -495,23 +485,13 @@
                 <w:szCs w:val="24"/>
               </w:rPr>
             </w:pPr>
-            <w:proofErr w:type="gramStart"/>
             <w:r>
               <w:rPr>
                 <w:rFonts w:ascii="黑体" w:eastAsia="黑体" w:hAnsi="黑体" w:cs="黑体" w:hint="eastAsia"/>
                 <w:sz w:val="24"/>
                 <w:szCs w:val="24"/>
               </w:rPr>
-              <w:t>计科</w:t>
-            </w:r>
-            <w:proofErr w:type="gramEnd"/>
-            <w:r>
-              <w:rPr>
-                <w:rFonts w:ascii="黑体" w:eastAsia="黑体" w:hAnsi="黑体" w:cs="黑体" w:hint="eastAsia"/>
-                <w:sz w:val="24"/>
-                <w:szCs w:val="24"/>
-              </w:rPr>
-              <w:t>2</w:t>
+              <w:t>计科2</w:t>
             </w:r>
             <w:r>
               <w:rPr>
@@ -592,18 +572,7 @@
     </w:tbl>
     <w:p>
       <w:pPr>
-        <w:pStyle w:val="20"/>
-        <w:jc w:val="both"/>
-        <w:rPr>
-          <w:rFonts w:ascii="宋体"/>
-        </w:rPr>
-      </w:pPr>
-      <w:bookmarkStart w:id="0" w:name="_GoBack"/>
-      <w:bookmarkEnd w:id="0"/>
-    </w:p>
-    <w:p>
-      <w:pPr>
-        <w:pStyle w:val="20"/>
+        <w:pStyle w:val="21"/>
         <w:jc w:val="both"/>
         <w:rPr>
           <w:rFonts w:ascii="宋体"/>
@@ -612,7 +581,16 @@
     </w:p>
     <w:p>
       <w:pPr>
-        <w:pStyle w:val="20"/>
+        <w:pStyle w:val="21"/>
+        <w:jc w:val="both"/>
+        <w:rPr>
+          <w:rFonts w:ascii="宋体"/>
+        </w:rPr>
+      </w:pPr>
+    </w:p>
+    <w:p>
+      <w:pPr>
+        <w:pStyle w:val="21"/>
         <w:rPr>
           <w:rFonts w:ascii="宋体"/>
           <w:sz w:val="24"/>
@@ -630,7 +608,7 @@
     </w:p>
     <w:p>
       <w:pPr>
-        <w:pStyle w:val="20"/>
+        <w:pStyle w:val="21"/>
         <w:rPr>
           <w:rFonts w:ascii="宋体"/>
           <w:sz w:val="28"/>
@@ -667,7 +645,7 @@
           <w:sz w:val="28"/>
           <w:szCs w:val="18"/>
         </w:rPr>
-        <w:t>十七</w:t>
+        <w:t>十八</w:t>
       </w:r>
       <w:r>
         <w:rPr>
@@ -691,7 +669,7 @@
         </w:rPr>
         <w:br w:type="page"/>
       </w:r>
-      <w:bookmarkStart w:id="1" w:name="heading_0"/>
+      <w:bookmarkStart w:id="0" w:name="heading_0"/>
       <w:r>
         <w:lastRenderedPageBreak/>
         <w:t>一、</w:t>
@@ -700,15 +678,7 @@
         <w:t xml:space="preserve"> </w:t>
       </w:r>
       <w:r>
-        <w:t>项目量化规模总</w:t>
-      </w:r>
-      <w:proofErr w:type="gramStart"/>
-      <w:r>
-        <w:t>览</w:t>
-      </w:r>
-      <w:proofErr w:type="gramEnd"/>
-      <w:r>
-        <w:t>（团队整体）</w:t>
+        <w:t>项目量化规模总览（团队整体）</w:t>
       </w:r>
     </w:p>
     <w:p>
@@ -1191,6 +1161,14 @@
                 <w:szCs w:val="18"/>
               </w:rPr>
             </w:pPr>
+            <w:r>
+              <w:rPr>
+                <w:rFonts w:eastAsia="等线" w:hint="eastAsia"/>
+                <w:sz w:val="18"/>
+                <w:szCs w:val="18"/>
+              </w:rPr>
+              <w:t>4</w:t>
+            </w:r>
           </w:p>
         </w:tc>
         <w:tc>
@@ -1276,27 +1254,7 @@
                 <w:szCs w:val="18"/>
                 <w:lang w:bidi="ar"/>
               </w:rPr>
-              <w:t>张（</w:t>
-            </w:r>
-            <w:proofErr w:type="gramStart"/>
-            <w:r>
-              <w:rPr>
-                <w:rFonts w:eastAsia="等线"/>
-                <w:sz w:val="18"/>
-                <w:szCs w:val="18"/>
-                <w:lang w:bidi="ar"/>
-              </w:rPr>
-              <w:t>含外键关联</w:t>
-            </w:r>
-            <w:proofErr w:type="gramEnd"/>
-            <w:r>
-              <w:rPr>
-                <w:rFonts w:eastAsia="等线"/>
-                <w:sz w:val="18"/>
-                <w:szCs w:val="18"/>
-                <w:lang w:bidi="ar"/>
-              </w:rPr>
-              <w:t>）</w:t>
+              <w:t>张（含外键关联）</w:t>
             </w:r>
           </w:p>
         </w:tc>
@@ -1378,7 +1336,6 @@
               </w:rPr>
               <w:t xml:space="preserve"> (</w:t>
             </w:r>
-            <w:proofErr w:type="gramStart"/>
             <w:r>
               <w:rPr>
                 <w:rFonts w:eastAsia="等线"/>
@@ -1388,7 +1345,6 @@
               </w:rPr>
               <w:t>个</w:t>
             </w:r>
-            <w:proofErr w:type="gramEnd"/>
             <w:r>
               <w:rPr>
                 <w:rFonts w:eastAsia="等线"/>
@@ -1427,6 +1383,22 @@
                 <w:szCs w:val="18"/>
               </w:rPr>
             </w:pPr>
+            <w:r>
+              <w:rPr>
+                <w:rFonts w:eastAsia="等线" w:hint="eastAsia"/>
+                <w:sz w:val="18"/>
+                <w:szCs w:val="18"/>
+              </w:rPr>
+              <w:t>3</w:t>
+            </w:r>
+            <w:r>
+              <w:rPr>
+                <w:rFonts w:eastAsia="等线"/>
+                <w:sz w:val="18"/>
+                <w:szCs w:val="18"/>
+              </w:rPr>
+              <w:t>5</w:t>
+            </w:r>
           </w:p>
         </w:tc>
         <w:tc>
@@ -1598,7 +1570,6 @@
               </w:rPr>
               <w:t xml:space="preserve"> (</w:t>
             </w:r>
-            <w:proofErr w:type="gramStart"/>
             <w:r>
               <w:rPr>
                 <w:rFonts w:eastAsia="等线"/>
@@ -1608,7 +1579,6 @@
               </w:rPr>
               <w:t>个</w:t>
             </w:r>
-            <w:proofErr w:type="gramEnd"/>
             <w:r>
               <w:rPr>
                 <w:rFonts w:eastAsia="等线"/>
@@ -1647,6 +1617,22 @@
                 <w:szCs w:val="18"/>
               </w:rPr>
             </w:pPr>
+            <w:r>
+              <w:rPr>
+                <w:rFonts w:eastAsia="等线" w:hint="eastAsia"/>
+                <w:sz w:val="18"/>
+                <w:szCs w:val="18"/>
+              </w:rPr>
+              <w:t>1</w:t>
+            </w:r>
+            <w:r>
+              <w:rPr>
+                <w:rFonts w:eastAsia="等线"/>
+                <w:sz w:val="18"/>
+                <w:szCs w:val="18"/>
+              </w:rPr>
+              <w:t>4</w:t>
+            </w:r>
           </w:p>
         </w:tc>
         <w:tc>
@@ -1823,7 +1809,6 @@
               </w:rPr>
               <w:t xml:space="preserve"> (</w:t>
             </w:r>
-            <w:proofErr w:type="gramStart"/>
             <w:r>
               <w:rPr>
                 <w:rFonts w:eastAsia="等线"/>
@@ -1833,7 +1818,6 @@
               </w:rPr>
               <w:t>个</w:t>
             </w:r>
-            <w:proofErr w:type="gramEnd"/>
             <w:r>
               <w:rPr>
                 <w:rFonts w:eastAsia="等线"/>
@@ -1872,6 +1856,14 @@
                 <w:szCs w:val="18"/>
               </w:rPr>
             </w:pPr>
+            <w:r>
+              <w:rPr>
+                <w:rFonts w:eastAsia="等线" w:hint="eastAsia"/>
+                <w:sz w:val="18"/>
+                <w:szCs w:val="18"/>
+              </w:rPr>
+              <w:t>4</w:t>
+            </w:r>
           </w:p>
         </w:tc>
         <w:tc>
@@ -2061,7 +2053,6 @@
               </w:rPr>
               <w:t xml:space="preserve"> (</w:t>
             </w:r>
-            <w:proofErr w:type="gramStart"/>
             <w:r>
               <w:rPr>
                 <w:rFonts w:eastAsia="等线"/>
@@ -2071,7 +2062,6 @@
               </w:rPr>
               <w:t>个</w:t>
             </w:r>
-            <w:proofErr w:type="gramEnd"/>
             <w:r>
               <w:rPr>
                 <w:rFonts w:eastAsia="等线"/>
@@ -2110,6 +2100,22 @@
                 <w:szCs w:val="18"/>
               </w:rPr>
             </w:pPr>
+            <w:r>
+              <w:rPr>
+                <w:rFonts w:eastAsia="等线" w:hint="eastAsia"/>
+                <w:sz w:val="18"/>
+                <w:szCs w:val="18"/>
+              </w:rPr>
+              <w:t>1</w:t>
+            </w:r>
+            <w:r>
+              <w:rPr>
+                <w:rFonts w:eastAsia="等线"/>
+                <w:sz w:val="18"/>
+                <w:szCs w:val="18"/>
+              </w:rPr>
+              <w:t>7</w:t>
+            </w:r>
           </w:p>
         </w:tc>
         <w:tc>
@@ -2179,47 +2185,7 @@
                 <w:szCs w:val="18"/>
                 <w:lang w:bidi="ar"/>
               </w:rPr>
-              <w:t>.</w:t>
-            </w:r>
-            <w:proofErr w:type="spellStart"/>
-            <w:r>
-              <w:rPr>
-                <w:rFonts w:eastAsia="等线"/>
-                <w:sz w:val="18"/>
-                <w:szCs w:val="18"/>
-                <w:lang w:bidi="ar"/>
-              </w:rPr>
-              <w:t>vue</w:t>
-            </w:r>
-            <w:proofErr w:type="spellEnd"/>
-            <w:r>
-              <w:rPr>
-                <w:rFonts w:eastAsia="等线"/>
-                <w:sz w:val="18"/>
-                <w:szCs w:val="18"/>
-                <w:lang w:bidi="ar"/>
-              </w:rPr>
-              <w:t xml:space="preserve"> / .</w:t>
-            </w:r>
-            <w:proofErr w:type="spellStart"/>
-            <w:r>
-              <w:rPr>
-                <w:rFonts w:eastAsia="等线"/>
-                <w:sz w:val="18"/>
-                <w:szCs w:val="18"/>
-                <w:lang w:bidi="ar"/>
-              </w:rPr>
-              <w:t>jsp</w:t>
-            </w:r>
-            <w:proofErr w:type="spellEnd"/>
-            <w:r>
-              <w:rPr>
-                <w:rFonts w:eastAsia="等线"/>
-                <w:sz w:val="18"/>
-                <w:szCs w:val="18"/>
-                <w:lang w:bidi="ar"/>
-              </w:rPr>
-              <w:t xml:space="preserve"> / .html </w:t>
+              <w:t xml:space="preserve">.vue / .jsp / .html </w:t>
             </w:r>
             <w:r>
               <w:rPr>
@@ -2370,6 +2336,14 @@
                 <w:szCs w:val="18"/>
               </w:rPr>
             </w:pPr>
+            <w:r>
+              <w:rPr>
+                <w:rFonts w:eastAsia="等线" w:hint="eastAsia"/>
+                <w:sz w:val="18"/>
+                <w:szCs w:val="18"/>
+              </w:rPr>
+              <w:t>2</w:t>
+            </w:r>
           </w:p>
         </w:tc>
         <w:tc>
@@ -2556,7 +2530,6 @@
               </w:rPr>
               <w:t xml:space="preserve"> (</w:t>
             </w:r>
-            <w:proofErr w:type="gramStart"/>
             <w:r>
               <w:rPr>
                 <w:rFonts w:eastAsia="等线"/>
@@ -2566,7 +2539,6 @@
               </w:rPr>
               <w:t>个</w:t>
             </w:r>
-            <w:proofErr w:type="gramEnd"/>
             <w:r>
               <w:rPr>
                 <w:rFonts w:eastAsia="等线"/>
@@ -2605,6 +2577,14 @@
                 <w:szCs w:val="18"/>
               </w:rPr>
             </w:pPr>
+            <w:r>
+              <w:rPr>
+                <w:rFonts w:eastAsia="等线" w:hint="eastAsia"/>
+                <w:sz w:val="18"/>
+                <w:szCs w:val="18"/>
+              </w:rPr>
+              <w:t>3</w:t>
+            </w:r>
           </w:p>
         </w:tc>
         <w:tc>
@@ -2672,27 +2652,7 @@
                 <w:szCs w:val="18"/>
                 <w:lang w:bidi="ar"/>
               </w:rPr>
-              <w:t>完整的</w:t>
-            </w:r>
-            <w:proofErr w:type="gramStart"/>
-            <w:r>
-              <w:rPr>
-                <w:rFonts w:eastAsia="等线"/>
-                <w:sz w:val="18"/>
-                <w:szCs w:val="18"/>
-                <w:lang w:bidi="ar"/>
-              </w:rPr>
-              <w:t>增删改查业务</w:t>
-            </w:r>
-            <w:proofErr w:type="gramEnd"/>
-            <w:r>
-              <w:rPr>
-                <w:rFonts w:eastAsia="等线"/>
-                <w:sz w:val="18"/>
-                <w:szCs w:val="18"/>
-                <w:lang w:bidi="ar"/>
-              </w:rPr>
-              <w:t>闭环数</w:t>
+              <w:t>完整的增删改查业务闭环数</w:t>
             </w:r>
           </w:p>
         </w:tc>
@@ -2792,7 +2752,6 @@
               </w:rPr>
               <w:t xml:space="preserve"> (</w:t>
             </w:r>
-            <w:proofErr w:type="gramStart"/>
             <w:r>
               <w:rPr>
                 <w:rFonts w:eastAsia="等线"/>
@@ -2802,7 +2761,6 @@
               </w:rPr>
               <w:t>个</w:t>
             </w:r>
-            <w:proofErr w:type="gramEnd"/>
             <w:r>
               <w:rPr>
                 <w:rFonts w:eastAsia="等线"/>
@@ -2841,6 +2799,14 @@
                 <w:szCs w:val="18"/>
               </w:rPr>
             </w:pPr>
+            <w:r>
+              <w:rPr>
+                <w:rFonts w:eastAsia="等线" w:hint="eastAsia"/>
+                <w:sz w:val="18"/>
+                <w:szCs w:val="18"/>
+              </w:rPr>
+              <w:t>3</w:t>
+            </w:r>
           </w:p>
         </w:tc>
         <w:tc>
@@ -2919,27 +2885,33 @@
               </w:rPr>
               <w:t>、</w:t>
             </w:r>
-            <w:proofErr w:type="gramStart"/>
-            <w:r>
-              <w:rPr>
-                <w:rFonts w:eastAsia="等线"/>
-                <w:sz w:val="18"/>
-                <w:szCs w:val="18"/>
-                <w:lang w:bidi="ar"/>
-              </w:rPr>
-              <w:t>防刷验证</w:t>
-            </w:r>
-            <w:proofErr w:type="gramEnd"/>
-            <w:r>
-              <w:rPr>
-                <w:rFonts w:eastAsia="等线"/>
-                <w:sz w:val="18"/>
-                <w:szCs w:val="18"/>
-                <w:lang w:bidi="ar"/>
-              </w:rPr>
-              <w:t>码、</w:t>
-            </w:r>
-            <w:proofErr w:type="spellStart"/>
+            <w:r>
+              <w:rPr>
+                <w:rFonts w:eastAsia="等线" w:hint="eastAsia"/>
+                <w:sz w:val="18"/>
+                <w:szCs w:val="18"/>
+                <w:lang w:bidi="ar"/>
+              </w:rPr>
+              <w:t>登录拦截</w:t>
+            </w:r>
+            <w:r>
+              <w:rPr>
+                <w:rFonts w:eastAsia="等线" w:hint="eastAsia"/>
+                <w:sz w:val="18"/>
+                <w:szCs w:val="18"/>
+                <w:lang w:bidi="ar"/>
+              </w:rPr>
+              <w:t xml:space="preserve"> Filter</w:t>
+            </w:r>
+            <w:r>
+              <w:rPr>
+                <w:rFonts w:eastAsia="等线"/>
+                <w:sz w:val="18"/>
+                <w:szCs w:val="18"/>
+                <w:lang w:bidi="ar"/>
+              </w:rPr>
+              <w:t>、</w:t>
+            </w:r>
             <w:r>
               <w:rPr>
                 <w:rFonts w:eastAsia="等线"/>
@@ -2949,15 +2921,41 @@
               </w:rPr>
               <w:t>ECharts</w:t>
             </w:r>
-            <w:proofErr w:type="spellEnd"/>
-            <w:r>
-              <w:rPr>
-                <w:rFonts w:eastAsia="等线"/>
-                <w:sz w:val="18"/>
-                <w:szCs w:val="18"/>
-                <w:lang w:bidi="ar"/>
-              </w:rPr>
-              <w:t>、分页、文件上传、智能体等</w:t>
+            <w:r>
+              <w:rPr>
+                <w:rFonts w:eastAsia="等线"/>
+                <w:sz w:val="18"/>
+                <w:szCs w:val="18"/>
+                <w:lang w:bidi="ar"/>
+              </w:rPr>
+              <w:t>、分页、文件上传、</w:t>
+            </w:r>
+            <w:r>
+              <w:rPr>
+                <w:rFonts w:eastAsia="等线" w:hint="eastAsia"/>
+                <w:sz w:val="18"/>
+                <w:szCs w:val="18"/>
+                <w:lang w:bidi="ar"/>
+              </w:rPr>
+              <w:t>A</w:t>
+            </w:r>
+            <w:r>
+              <w:rPr>
+                <w:rFonts w:eastAsia="等线"/>
+                <w:sz w:val="18"/>
+                <w:szCs w:val="18"/>
+                <w:lang w:bidi="ar"/>
+              </w:rPr>
+              <w:t>JAX</w:t>
+            </w:r>
+            <w:r>
+              <w:rPr>
+                <w:rFonts w:eastAsia="等线"/>
+                <w:sz w:val="18"/>
+                <w:szCs w:val="18"/>
+                <w:lang w:bidi="ar"/>
+              </w:rPr>
+              <w:t>等</w:t>
             </w:r>
           </w:p>
         </w:tc>
@@ -2992,7 +2990,6 @@
                 <w:szCs w:val="18"/>
               </w:rPr>
             </w:pPr>
-            <w:proofErr w:type="spellStart"/>
             <w:r>
               <w:rPr>
                 <w:rFonts w:eastAsia="等线"/>
@@ -3002,19 +2999,7 @@
                 <w:szCs w:val="18"/>
                 <w:lang w:bidi="ar"/>
               </w:rPr>
-              <w:t>Git</w:t>
-            </w:r>
-            <w:proofErr w:type="spellEnd"/>
-            <w:r>
-              <w:rPr>
-                <w:rFonts w:eastAsia="等线"/>
-                <w:b/>
-                <w:bCs/>
-                <w:sz w:val="18"/>
-                <w:szCs w:val="18"/>
-                <w:lang w:bidi="ar"/>
-              </w:rPr>
-              <w:t xml:space="preserve"> </w:t>
+              <w:t xml:space="preserve">Git </w:t>
             </w:r>
             <w:r>
               <w:rPr>
@@ -3058,25 +3043,14 @@
                 <w:szCs w:val="18"/>
               </w:rPr>
             </w:pPr>
-            <w:proofErr w:type="spellStart"/>
-            <w:r>
-              <w:rPr>
-                <w:rFonts w:eastAsia="等线"/>
-                <w:sz w:val="18"/>
-                <w:szCs w:val="18"/>
-                <w:lang w:bidi="ar"/>
-              </w:rPr>
-              <w:t>Git</w:t>
-            </w:r>
-            <w:proofErr w:type="spellEnd"/>
-            <w:r>
-              <w:rPr>
-                <w:rFonts w:eastAsia="等线"/>
-                <w:sz w:val="18"/>
-                <w:szCs w:val="18"/>
-                <w:lang w:bidi="ar"/>
-              </w:rPr>
-              <w:t xml:space="preserve"> </w:t>
+            <w:r>
+              <w:rPr>
+                <w:rFonts w:eastAsia="等线"/>
+                <w:sz w:val="18"/>
+                <w:szCs w:val="18"/>
+                <w:lang w:bidi="ar"/>
+              </w:rPr>
+              <w:t xml:space="preserve">Git </w:t>
             </w:r>
             <w:r>
               <w:rPr>
@@ -3161,6 +3135,14 @@
                 <w:szCs w:val="18"/>
               </w:rPr>
             </w:pPr>
+            <w:r>
+              <w:rPr>
+                <w:rFonts w:eastAsia="等线"/>
+                <w:sz w:val="18"/>
+                <w:szCs w:val="18"/>
+              </w:rPr>
+              <w:t>102</w:t>
+            </w:r>
           </w:p>
         </w:tc>
         <w:tc>
@@ -3357,6 +3339,14 @@
                 <w:szCs w:val="18"/>
               </w:rPr>
             </w:pPr>
+            <w:r>
+              <w:rPr>
+                <w:rFonts w:eastAsia="等线"/>
+                <w:sz w:val="18"/>
+                <w:szCs w:val="18"/>
+              </w:rPr>
+              <w:t>4951</w:t>
+            </w:r>
           </w:p>
         </w:tc>
         <w:tc>
@@ -3433,27 +3423,7 @@
                 <w:szCs w:val="18"/>
                 <w:lang w:bidi="ar"/>
               </w:rPr>
-              <w:t xml:space="preserve"> Java + </w:t>
-            </w:r>
-            <w:proofErr w:type="spellStart"/>
-            <w:r>
-              <w:rPr>
-                <w:rFonts w:eastAsia="等线"/>
-                <w:sz w:val="18"/>
-                <w:szCs w:val="18"/>
-                <w:lang w:bidi="ar"/>
-              </w:rPr>
-              <w:t>Vue</w:t>
-            </w:r>
-            <w:proofErr w:type="spellEnd"/>
-            <w:r>
-              <w:rPr>
-                <w:rFonts w:eastAsia="等线"/>
-                <w:sz w:val="18"/>
-                <w:szCs w:val="18"/>
-                <w:lang w:bidi="ar"/>
-              </w:rPr>
-              <w:t xml:space="preserve">/JS/HTML </w:t>
+              <w:t xml:space="preserve"> Java + Vue/JS/HTML </w:t>
             </w:r>
             <w:r>
               <w:rPr>
@@ -3550,16 +3520,17 @@
         <w:tblStyle w:val="a4"/>
         <w:tblW w:w="4994" w:type="pct"/>
         <w:jc w:val="center"/>
+        <w:tblLayout w:type="fixed"/>
         <w:tblLook w:val="04A0" w:firstRow="1" w:lastRow="0" w:firstColumn="1" w:lastColumn="0" w:noHBand="0" w:noVBand="1"/>
       </w:tblPr>
       <w:tblGrid>
-        <w:gridCol w:w="656"/>
-        <w:gridCol w:w="1206"/>
-        <w:gridCol w:w="843"/>
-        <w:gridCol w:w="974"/>
-        <w:gridCol w:w="1027"/>
-        <w:gridCol w:w="847"/>
-        <w:gridCol w:w="934"/>
+        <w:gridCol w:w="812"/>
+        <w:gridCol w:w="1050"/>
+        <w:gridCol w:w="650"/>
+        <w:gridCol w:w="1166"/>
+        <w:gridCol w:w="1026"/>
+        <w:gridCol w:w="848"/>
+        <w:gridCol w:w="935"/>
         <w:gridCol w:w="1071"/>
         <w:gridCol w:w="953"/>
       </w:tblGrid>
@@ -3570,7 +3541,7 @@
         </w:trPr>
         <w:tc>
           <w:tcPr>
-            <w:tcW w:w="410" w:type="pct"/>
+            <w:tcW w:w="477" w:type="pct"/>
             <w:vAlign w:val="center"/>
           </w:tcPr>
           <w:p>
@@ -3603,7 +3574,7 @@
         </w:tc>
         <w:tc>
           <w:tcPr>
-            <w:tcW w:w="515" w:type="pct"/>
+            <w:tcW w:w="617" w:type="pct"/>
             <w:vAlign w:val="center"/>
           </w:tcPr>
           <w:p>
@@ -3636,7 +3607,7 @@
         </w:tc>
         <w:tc>
           <w:tcPr>
-            <w:tcW w:w="519" w:type="pct"/>
+            <w:tcW w:w="382" w:type="pct"/>
             <w:vAlign w:val="center"/>
           </w:tcPr>
           <w:p>
@@ -3696,7 +3667,7 @@
         </w:tc>
         <w:tc>
           <w:tcPr>
-            <w:tcW w:w="596" w:type="pct"/>
+            <w:tcW w:w="685" w:type="pct"/>
             <w:vAlign w:val="center"/>
           </w:tcPr>
           <w:p>
@@ -3729,7 +3700,7 @@
         </w:tc>
         <w:tc>
           <w:tcPr>
-            <w:tcW w:w="627" w:type="pct"/>
+            <w:tcW w:w="603" w:type="pct"/>
             <w:vAlign w:val="center"/>
           </w:tcPr>
           <w:p>
@@ -3786,7 +3757,7 @@
         </w:tc>
         <w:tc>
           <w:tcPr>
-            <w:tcW w:w="521" w:type="pct"/>
+            <w:tcW w:w="498" w:type="pct"/>
             <w:vAlign w:val="center"/>
           </w:tcPr>
           <w:p>
@@ -3819,7 +3790,7 @@
         </w:tc>
         <w:tc>
           <w:tcPr>
-            <w:tcW w:w="572" w:type="pct"/>
+            <w:tcW w:w="549" w:type="pct"/>
             <w:vAlign w:val="center"/>
           </w:tcPr>
           <w:p>
@@ -3852,7 +3823,7 @@
         </w:tc>
         <w:tc>
           <w:tcPr>
-            <w:tcW w:w="652" w:type="pct"/>
+            <w:tcW w:w="629" w:type="pct"/>
             <w:vAlign w:val="center"/>
           </w:tcPr>
           <w:p>
@@ -3885,7 +3856,7 @@
         </w:tc>
         <w:tc>
           <w:tcPr>
-            <w:tcW w:w="583" w:type="pct"/>
+            <w:tcW w:w="560" w:type="pct"/>
             <w:vAlign w:val="center"/>
           </w:tcPr>
           <w:p>
@@ -3924,22 +3895,21 @@
         </w:trPr>
         <w:tc>
           <w:tcPr>
-            <w:tcW w:w="410" w:type="pct"/>
-            <w:vAlign w:val="center"/>
-          </w:tcPr>
-          <w:p>
-            <w:pPr>
-              <w:widowControl/>
-              <w:jc w:val="center"/>
-              <w:rPr>
-                <w:rFonts w:eastAsia="等线"/>
-                <w:color w:val="000000"/>
-                <w:sz w:val="18"/>
-                <w:szCs w:val="18"/>
-                <w:lang w:bidi="ar"/>
-              </w:rPr>
-            </w:pPr>
-            <w:proofErr w:type="gramStart"/>
+            <w:tcW w:w="477" w:type="pct"/>
+            <w:vAlign w:val="center"/>
+          </w:tcPr>
+          <w:p>
+            <w:pPr>
+              <w:widowControl/>
+              <w:jc w:val="center"/>
+              <w:rPr>
+                <w:rFonts w:eastAsia="等线"/>
+                <w:color w:val="000000"/>
+                <w:sz w:val="18"/>
+                <w:szCs w:val="18"/>
+                <w:lang w:bidi="ar"/>
+              </w:rPr>
+            </w:pPr>
             <w:r>
               <w:rPr>
                 <w:rFonts w:eastAsia="等线" w:hint="eastAsia"/>
@@ -3951,12 +3921,11 @@
               </w:rPr>
               <w:t>李佑艳</w:t>
             </w:r>
-            <w:proofErr w:type="gramEnd"/>
-          </w:p>
-        </w:tc>
-        <w:tc>
-          <w:tcPr>
-            <w:tcW w:w="515" w:type="pct"/>
+          </w:p>
+        </w:tc>
+        <w:tc>
+          <w:tcPr>
+            <w:tcW w:w="617" w:type="pct"/>
             <w:vAlign w:val="center"/>
           </w:tcPr>
           <w:p>
@@ -3995,26 +3964,36 @@
         </w:tc>
         <w:tc>
           <w:tcPr>
-            <w:tcW w:w="519" w:type="pct"/>
-            <w:vAlign w:val="center"/>
-          </w:tcPr>
-          <w:p>
-            <w:pPr>
-              <w:widowControl/>
-              <w:jc w:val="center"/>
-              <w:rPr>
-                <w:rFonts w:eastAsia="等线"/>
-                <w:color w:val="000000"/>
-                <w:sz w:val="18"/>
-                <w:szCs w:val="18"/>
-                <w:lang w:bidi="ar"/>
-              </w:rPr>
-            </w:pPr>
-          </w:p>
-        </w:tc>
-        <w:tc>
-          <w:tcPr>
-            <w:tcW w:w="596" w:type="pct"/>
+            <w:tcW w:w="382" w:type="pct"/>
+            <w:vAlign w:val="center"/>
+          </w:tcPr>
+          <w:p>
+            <w:pPr>
+              <w:widowControl/>
+              <w:jc w:val="center"/>
+              <w:rPr>
+                <w:rFonts w:eastAsia="等线"/>
+                <w:color w:val="000000"/>
+                <w:sz w:val="18"/>
+                <w:szCs w:val="18"/>
+                <w:lang w:bidi="ar"/>
+              </w:rPr>
+            </w:pPr>
+            <w:r>
+              <w:rPr>
+                <w:rFonts w:eastAsia="等线" w:hint="eastAsia"/>
+                <w:color w:val="000000"/>
+                <w:sz w:val="18"/>
+                <w:szCs w:val="18"/>
+                <w:lang w:bidi="ar"/>
+              </w:rPr>
+              <w:t>组员</w:t>
+            </w:r>
+          </w:p>
+        </w:tc>
+        <w:tc>
+          <w:tcPr>
+            <w:tcW w:w="685" w:type="pct"/>
             <w:vAlign w:val="center"/>
           </w:tcPr>
           <w:p>
@@ -4043,83 +4022,139 @@
         </w:tc>
         <w:tc>
           <w:tcPr>
-            <w:tcW w:w="627" w:type="pct"/>
-            <w:vAlign w:val="center"/>
-          </w:tcPr>
-          <w:p>
-            <w:pPr>
-              <w:widowControl/>
-              <w:jc w:val="center"/>
-              <w:rPr>
-                <w:rFonts w:eastAsia="等线"/>
-                <w:color w:val="000000"/>
-                <w:sz w:val="18"/>
-                <w:szCs w:val="18"/>
-                <w:lang w:bidi="ar"/>
-              </w:rPr>
-            </w:pPr>
-          </w:p>
-        </w:tc>
-        <w:tc>
-          <w:tcPr>
-            <w:tcW w:w="521" w:type="pct"/>
-            <w:vAlign w:val="center"/>
-          </w:tcPr>
-          <w:p>
-            <w:pPr>
-              <w:widowControl/>
-              <w:jc w:val="center"/>
-              <w:rPr>
-                <w:rFonts w:eastAsia="等线"/>
-                <w:color w:val="000000"/>
-                <w:sz w:val="18"/>
-                <w:szCs w:val="18"/>
-                <w:lang w:bidi="ar"/>
-              </w:rPr>
-            </w:pPr>
-          </w:p>
-        </w:tc>
-        <w:tc>
-          <w:tcPr>
-            <w:tcW w:w="572" w:type="pct"/>
-            <w:vAlign w:val="center"/>
-          </w:tcPr>
-          <w:p>
-            <w:pPr>
-              <w:widowControl/>
-              <w:jc w:val="center"/>
-              <w:rPr>
-                <w:rFonts w:eastAsia="等线"/>
-                <w:color w:val="000000"/>
-                <w:sz w:val="18"/>
-                <w:szCs w:val="18"/>
-                <w:lang w:bidi="ar"/>
-              </w:rPr>
-            </w:pPr>
-          </w:p>
-        </w:tc>
-        <w:tc>
-          <w:tcPr>
-            <w:tcW w:w="652" w:type="pct"/>
-            <w:vAlign w:val="center"/>
-          </w:tcPr>
-          <w:p>
-            <w:pPr>
-              <w:widowControl/>
-              <w:jc w:val="center"/>
-              <w:rPr>
-                <w:rFonts w:eastAsia="等线"/>
-                <w:color w:val="000000"/>
-                <w:sz w:val="18"/>
-                <w:szCs w:val="18"/>
-                <w:lang w:bidi="ar"/>
-              </w:rPr>
-            </w:pPr>
-          </w:p>
-        </w:tc>
-        <w:tc>
-          <w:tcPr>
-            <w:tcW w:w="583" w:type="pct"/>
+            <w:tcW w:w="603" w:type="pct"/>
+            <w:vAlign w:val="center"/>
+          </w:tcPr>
+          <w:p>
+            <w:pPr>
+              <w:widowControl/>
+              <w:jc w:val="center"/>
+              <w:rPr>
+                <w:rFonts w:eastAsia="等线"/>
+                <w:color w:val="000000"/>
+                <w:sz w:val="18"/>
+                <w:szCs w:val="18"/>
+                <w:lang w:bidi="ar"/>
+              </w:rPr>
+            </w:pPr>
+            <w:r>
+              <w:rPr>
+                <w:rFonts w:eastAsia="等线" w:hint="eastAsia"/>
+                <w:color w:val="000000"/>
+                <w:sz w:val="18"/>
+                <w:szCs w:val="18"/>
+                <w:lang w:bidi="ar"/>
+              </w:rPr>
+              <w:t>1</w:t>
+            </w:r>
+            <w:r>
+              <w:rPr>
+                <w:rFonts w:eastAsia="等线"/>
+                <w:color w:val="000000"/>
+                <w:sz w:val="18"/>
+                <w:szCs w:val="18"/>
+                <w:lang w:bidi="ar"/>
+              </w:rPr>
+              <w:t>8</w:t>
+            </w:r>
+          </w:p>
+        </w:tc>
+        <w:tc>
+          <w:tcPr>
+            <w:tcW w:w="498" w:type="pct"/>
+            <w:vAlign w:val="center"/>
+          </w:tcPr>
+          <w:p>
+            <w:pPr>
+              <w:widowControl/>
+              <w:jc w:val="center"/>
+              <w:rPr>
+                <w:rFonts w:eastAsia="等线"/>
+                <w:color w:val="000000"/>
+                <w:sz w:val="18"/>
+                <w:szCs w:val="18"/>
+                <w:lang w:bidi="ar"/>
+              </w:rPr>
+            </w:pPr>
+            <w:r>
+              <w:rPr>
+                <w:sz w:val="20"/>
+              </w:rPr>
+              <w:t>830</w:t>
+            </w:r>
+          </w:p>
+        </w:tc>
+        <w:tc>
+          <w:tcPr>
+            <w:tcW w:w="549" w:type="pct"/>
+            <w:vAlign w:val="center"/>
+          </w:tcPr>
+          <w:p>
+            <w:pPr>
+              <w:widowControl/>
+              <w:jc w:val="center"/>
+              <w:rPr>
+                <w:rFonts w:eastAsia="等线"/>
+                <w:color w:val="000000"/>
+                <w:sz w:val="18"/>
+                <w:szCs w:val="18"/>
+                <w:lang w:bidi="ar"/>
+              </w:rPr>
+            </w:pPr>
+            <w:r>
+              <w:rPr>
+                <w:rFonts w:eastAsia="等线"/>
+                <w:color w:val="000000"/>
+                <w:sz w:val="18"/>
+                <w:szCs w:val="18"/>
+                <w:lang w:bidi="ar"/>
+              </w:rPr>
+              <w:t>20</w:t>
+            </w:r>
+            <w:r>
+              <w:rPr>
+                <w:rFonts w:eastAsia="等线"/>
+                <w:color w:val="000000"/>
+                <w:sz w:val="18"/>
+                <w:szCs w:val="18"/>
+                <w:lang w:bidi="ar"/>
+              </w:rPr>
+              <w:t>%</w:t>
+            </w:r>
+          </w:p>
+        </w:tc>
+        <w:tc>
+          <w:tcPr>
+            <w:tcW w:w="629" w:type="pct"/>
+            <w:vAlign w:val="center"/>
+          </w:tcPr>
+          <w:p>
+            <w:pPr>
+              <w:widowControl/>
+              <w:jc w:val="center"/>
+              <w:rPr>
+                <w:rFonts w:eastAsia="等线"/>
+                <w:color w:val="000000"/>
+                <w:sz w:val="18"/>
+                <w:szCs w:val="18"/>
+                <w:lang w:bidi="ar"/>
+              </w:rPr>
+            </w:pPr>
+            <w:r>
+              <w:rPr>
+                <w:rFonts w:eastAsia="等线" w:hint="eastAsia"/>
+                <w:color w:val="000000"/>
+                <w:sz w:val="18"/>
+                <w:szCs w:val="18"/>
+                <w:lang w:bidi="ar"/>
+              </w:rPr>
+              <w:t>李佑艳</w:t>
+            </w:r>
+          </w:p>
+        </w:tc>
+        <w:tc>
+          <w:tcPr>
+            <w:tcW w:w="560" w:type="pct"/>
             <w:vAlign w:val="center"/>
           </w:tcPr>
           <w:p>
@@ -4144,22 +4179,21 @@
         </w:trPr>
         <w:tc>
           <w:tcPr>
-            <w:tcW w:w="410" w:type="pct"/>
-            <w:vAlign w:val="center"/>
-          </w:tcPr>
-          <w:p>
-            <w:pPr>
-              <w:widowControl/>
-              <w:jc w:val="center"/>
-              <w:rPr>
-                <w:rFonts w:eastAsia="等线"/>
-                <w:color w:val="000000"/>
-                <w:sz w:val="18"/>
-                <w:szCs w:val="18"/>
-                <w:lang w:bidi="ar"/>
-              </w:rPr>
-            </w:pPr>
-            <w:proofErr w:type="gramStart"/>
+            <w:tcW w:w="477" w:type="pct"/>
+            <w:vAlign w:val="center"/>
+          </w:tcPr>
+          <w:p>
+            <w:pPr>
+              <w:widowControl/>
+              <w:jc w:val="center"/>
+              <w:rPr>
+                <w:rFonts w:eastAsia="等线"/>
+                <w:color w:val="000000"/>
+                <w:sz w:val="18"/>
+                <w:szCs w:val="18"/>
+                <w:lang w:bidi="ar"/>
+              </w:rPr>
+            </w:pPr>
             <w:r>
               <w:rPr>
                 <w:rFonts w:eastAsia="等线" w:hint="eastAsia"/>
@@ -4171,12 +4205,11 @@
               </w:rPr>
               <w:t>江兴舞</w:t>
             </w:r>
-            <w:proofErr w:type="gramEnd"/>
-          </w:p>
-        </w:tc>
-        <w:tc>
-          <w:tcPr>
-            <w:tcW w:w="515" w:type="pct"/>
+          </w:p>
+        </w:tc>
+        <w:tc>
+          <w:tcPr>
+            <w:tcW w:w="617" w:type="pct"/>
             <w:vAlign w:val="center"/>
           </w:tcPr>
           <w:p>
@@ -4215,34 +4248,44 @@
         </w:tc>
         <w:tc>
           <w:tcPr>
-            <w:tcW w:w="519" w:type="pct"/>
-            <w:vAlign w:val="center"/>
-          </w:tcPr>
-          <w:p>
-            <w:pPr>
-              <w:widowControl/>
-              <w:jc w:val="center"/>
-              <w:rPr>
-                <w:rFonts w:eastAsia="等线"/>
-                <w:color w:val="000000"/>
-                <w:sz w:val="18"/>
-                <w:szCs w:val="18"/>
-                <w:lang w:bidi="ar"/>
-              </w:rPr>
-            </w:pPr>
-          </w:p>
-        </w:tc>
-        <w:tc>
-          <w:tcPr>
-            <w:tcW w:w="596" w:type="pct"/>
-            <w:vAlign w:val="center"/>
-          </w:tcPr>
-          <w:p>
-            <w:pPr>
-              <w:widowControl/>
-              <w:jc w:val="center"/>
-              <w:rPr>
-                <w:rFonts w:eastAsia="等线" w:hint="eastAsia"/>
+            <w:tcW w:w="382" w:type="pct"/>
+            <w:vAlign w:val="center"/>
+          </w:tcPr>
+          <w:p>
+            <w:pPr>
+              <w:widowControl/>
+              <w:jc w:val="center"/>
+              <w:rPr>
+                <w:rFonts w:eastAsia="等线"/>
+                <w:color w:val="000000"/>
+                <w:sz w:val="18"/>
+                <w:szCs w:val="18"/>
+                <w:lang w:bidi="ar"/>
+              </w:rPr>
+            </w:pPr>
+            <w:r>
+              <w:rPr>
+                <w:rFonts w:eastAsia="等线" w:hint="eastAsia"/>
+                <w:color w:val="000000"/>
+                <w:sz w:val="18"/>
+                <w:szCs w:val="18"/>
+                <w:lang w:bidi="ar"/>
+              </w:rPr>
+              <w:t>组员</w:t>
+            </w:r>
+          </w:p>
+        </w:tc>
+        <w:tc>
+          <w:tcPr>
+            <w:tcW w:w="685" w:type="pct"/>
+            <w:vAlign w:val="center"/>
+          </w:tcPr>
+          <w:p>
+            <w:pPr>
+              <w:widowControl/>
+              <w:jc w:val="center"/>
+              <w:rPr>
+                <w:rFonts w:eastAsia="等线"/>
                 <w:color w:val="000000"/>
                 <w:sz w:val="18"/>
                 <w:szCs w:val="18"/>
@@ -4263,83 +4306,143 @@
         </w:tc>
         <w:tc>
           <w:tcPr>
-            <w:tcW w:w="627" w:type="pct"/>
-            <w:vAlign w:val="center"/>
-          </w:tcPr>
-          <w:p>
-            <w:pPr>
-              <w:widowControl/>
-              <w:jc w:val="center"/>
-              <w:rPr>
-                <w:rFonts w:eastAsia="等线"/>
-                <w:color w:val="000000"/>
-                <w:sz w:val="18"/>
-                <w:szCs w:val="18"/>
-                <w:lang w:bidi="ar"/>
-              </w:rPr>
-            </w:pPr>
-          </w:p>
-        </w:tc>
-        <w:tc>
-          <w:tcPr>
-            <w:tcW w:w="521" w:type="pct"/>
-            <w:vAlign w:val="center"/>
-          </w:tcPr>
-          <w:p>
-            <w:pPr>
-              <w:widowControl/>
-              <w:jc w:val="center"/>
-              <w:rPr>
-                <w:rFonts w:eastAsia="等线"/>
-                <w:color w:val="000000"/>
-                <w:sz w:val="18"/>
-                <w:szCs w:val="18"/>
-                <w:lang w:bidi="ar"/>
-              </w:rPr>
-            </w:pPr>
-          </w:p>
-        </w:tc>
-        <w:tc>
-          <w:tcPr>
-            <w:tcW w:w="572" w:type="pct"/>
-            <w:vAlign w:val="center"/>
-          </w:tcPr>
-          <w:p>
-            <w:pPr>
-              <w:widowControl/>
-              <w:jc w:val="center"/>
-              <w:rPr>
-                <w:rFonts w:eastAsia="等线"/>
-                <w:color w:val="000000"/>
-                <w:sz w:val="18"/>
-                <w:szCs w:val="18"/>
-                <w:lang w:bidi="ar"/>
-              </w:rPr>
-            </w:pPr>
-          </w:p>
-        </w:tc>
-        <w:tc>
-          <w:tcPr>
-            <w:tcW w:w="652" w:type="pct"/>
-            <w:vAlign w:val="center"/>
-          </w:tcPr>
-          <w:p>
-            <w:pPr>
-              <w:widowControl/>
-              <w:jc w:val="center"/>
-              <w:rPr>
-                <w:rFonts w:eastAsia="等线"/>
-                <w:color w:val="000000"/>
-                <w:sz w:val="18"/>
-                <w:szCs w:val="18"/>
-                <w:lang w:bidi="ar"/>
-              </w:rPr>
-            </w:pPr>
-          </w:p>
-        </w:tc>
-        <w:tc>
-          <w:tcPr>
-            <w:tcW w:w="583" w:type="pct"/>
+            <w:tcW w:w="603" w:type="pct"/>
+            <w:vAlign w:val="center"/>
+          </w:tcPr>
+          <w:p>
+            <w:pPr>
+              <w:widowControl/>
+              <w:jc w:val="center"/>
+              <w:rPr>
+                <w:rFonts w:eastAsia="等线"/>
+                <w:color w:val="000000"/>
+                <w:sz w:val="18"/>
+                <w:szCs w:val="18"/>
+                <w:lang w:bidi="ar"/>
+              </w:rPr>
+            </w:pPr>
+            <w:r>
+              <w:rPr>
+                <w:rFonts w:eastAsia="等线" w:hint="eastAsia"/>
+                <w:color w:val="000000"/>
+                <w:sz w:val="18"/>
+                <w:szCs w:val="18"/>
+                <w:lang w:bidi="ar"/>
+              </w:rPr>
+              <w:t>2</w:t>
+            </w:r>
+            <w:r>
+              <w:rPr>
+                <w:rFonts w:eastAsia="等线"/>
+                <w:color w:val="000000"/>
+                <w:sz w:val="18"/>
+                <w:szCs w:val="18"/>
+                <w:lang w:bidi="ar"/>
+              </w:rPr>
+              <w:t>3</w:t>
+            </w:r>
+          </w:p>
+        </w:tc>
+        <w:tc>
+          <w:tcPr>
+            <w:tcW w:w="498" w:type="pct"/>
+            <w:vAlign w:val="center"/>
+          </w:tcPr>
+          <w:p>
+            <w:pPr>
+              <w:widowControl/>
+              <w:jc w:val="center"/>
+              <w:rPr>
+                <w:rFonts w:eastAsia="等线"/>
+                <w:color w:val="000000"/>
+                <w:sz w:val="18"/>
+                <w:szCs w:val="18"/>
+                <w:lang w:bidi="ar"/>
+              </w:rPr>
+            </w:pPr>
+            <w:r>
+              <w:rPr>
+                <w:rFonts w:eastAsia="等线"/>
+                <w:color w:val="000000"/>
+                <w:sz w:val="18"/>
+                <w:szCs w:val="18"/>
+                <w:lang w:bidi="ar"/>
+              </w:rPr>
+              <w:t>1209</w:t>
+            </w:r>
+          </w:p>
+        </w:tc>
+        <w:tc>
+          <w:tcPr>
+            <w:tcW w:w="549" w:type="pct"/>
+            <w:vAlign w:val="center"/>
+          </w:tcPr>
+          <w:p>
+            <w:pPr>
+              <w:widowControl/>
+              <w:jc w:val="center"/>
+              <w:rPr>
+                <w:rFonts w:eastAsia="等线"/>
+                <w:color w:val="000000"/>
+                <w:sz w:val="18"/>
+                <w:szCs w:val="18"/>
+                <w:lang w:bidi="ar"/>
+              </w:rPr>
+            </w:pPr>
+            <w:r>
+              <w:rPr>
+                <w:rFonts w:eastAsia="等线"/>
+                <w:color w:val="000000"/>
+                <w:sz w:val="18"/>
+                <w:szCs w:val="18"/>
+                <w:lang w:bidi="ar"/>
+              </w:rPr>
+              <w:t>30</w:t>
+            </w:r>
+            <w:r>
+              <w:rPr>
+                <w:rFonts w:eastAsia="等线"/>
+                <w:color w:val="000000"/>
+                <w:sz w:val="18"/>
+                <w:szCs w:val="18"/>
+                <w:lang w:bidi="ar"/>
+              </w:rPr>
+              <w:t>%</w:t>
+            </w:r>
+          </w:p>
+        </w:tc>
+        <w:tc>
+          <w:tcPr>
+            <w:tcW w:w="629" w:type="pct"/>
+            <w:vAlign w:val="center"/>
+          </w:tcPr>
+          <w:p>
+            <w:pPr>
+              <w:widowControl/>
+              <w:jc w:val="center"/>
+              <w:rPr>
+                <w:rFonts w:eastAsia="等线"/>
+                <w:color w:val="000000"/>
+                <w:sz w:val="18"/>
+                <w:szCs w:val="18"/>
+                <w:lang w:bidi="ar"/>
+              </w:rPr>
+            </w:pPr>
+            <w:r>
+              <w:rPr>
+                <w:rFonts w:eastAsia="等线" w:hint="eastAsia"/>
+                <w:color w:val="000000"/>
+                <w:sz w:val="18"/>
+                <w:szCs w:val="18"/>
+                <w:lang w:bidi="ar"/>
+              </w:rPr>
+              <w:t>江兴舞</w:t>
+            </w:r>
+          </w:p>
+        </w:tc>
+        <w:tc>
+          <w:tcPr>
+            <w:tcW w:w="560" w:type="pct"/>
             <w:vAlign w:val="center"/>
           </w:tcPr>
           <w:p>
@@ -4364,7 +4467,7 @@
         </w:trPr>
         <w:tc>
           <w:tcPr>
-            <w:tcW w:w="410" w:type="pct"/>
+            <w:tcW w:w="477" w:type="pct"/>
             <w:vAlign w:val="center"/>
           </w:tcPr>
           <w:p>
@@ -4394,45 +4497,75 @@
         </w:tc>
         <w:tc>
           <w:tcPr>
-            <w:tcW w:w="515" w:type="pct"/>
-            <w:vAlign w:val="center"/>
-          </w:tcPr>
-          <w:p>
-            <w:pPr>
-              <w:widowControl/>
-              <w:jc w:val="center"/>
-              <w:rPr>
-                <w:rFonts w:eastAsia="等线"/>
-                <w:color w:val="000000"/>
-                <w:sz w:val="18"/>
-                <w:szCs w:val="18"/>
-                <w:lang w:bidi="ar"/>
-              </w:rPr>
-            </w:pPr>
-          </w:p>
-        </w:tc>
-        <w:tc>
-          <w:tcPr>
-            <w:tcW w:w="519" w:type="pct"/>
-            <w:vAlign w:val="center"/>
-          </w:tcPr>
-          <w:p>
-            <w:pPr>
-              <w:widowControl/>
-              <w:jc w:val="center"/>
-              <w:rPr>
-                <w:rFonts w:eastAsia="等线"/>
-                <w:color w:val="000000"/>
-                <w:sz w:val="18"/>
-                <w:szCs w:val="18"/>
-                <w:lang w:bidi="ar"/>
-              </w:rPr>
-            </w:pPr>
-          </w:p>
-        </w:tc>
-        <w:tc>
-          <w:tcPr>
-            <w:tcW w:w="596" w:type="pct"/>
+            <w:tcW w:w="617" w:type="pct"/>
+            <w:vAlign w:val="center"/>
+          </w:tcPr>
+          <w:p>
+            <w:pPr>
+              <w:widowControl/>
+              <w:jc w:val="center"/>
+              <w:rPr>
+                <w:rFonts w:eastAsia="等线"/>
+                <w:color w:val="000000"/>
+                <w:sz w:val="18"/>
+                <w:szCs w:val="18"/>
+                <w:lang w:bidi="ar"/>
+              </w:rPr>
+            </w:pPr>
+            <w:r>
+              <w:rPr>
+                <w:rFonts w:eastAsia="等线" w:hint="eastAsia"/>
+                <w:color w:val="000000"/>
+                <w:sz w:val="18"/>
+                <w:szCs w:val="18"/>
+                <w:lang w:bidi="ar"/>
+              </w:rPr>
+              <w:t>2</w:t>
+            </w:r>
+            <w:r>
+              <w:rPr>
+                <w:rFonts w:eastAsia="等线"/>
+                <w:color w:val="000000"/>
+                <w:sz w:val="18"/>
+                <w:szCs w:val="18"/>
+                <w:lang w:bidi="ar"/>
+              </w:rPr>
+              <w:t>4101100529</w:t>
+            </w:r>
+          </w:p>
+        </w:tc>
+        <w:tc>
+          <w:tcPr>
+            <w:tcW w:w="382" w:type="pct"/>
+            <w:vAlign w:val="center"/>
+          </w:tcPr>
+          <w:p>
+            <w:pPr>
+              <w:widowControl/>
+              <w:jc w:val="center"/>
+              <w:rPr>
+                <w:rFonts w:eastAsia="等线"/>
+                <w:color w:val="000000"/>
+                <w:sz w:val="18"/>
+                <w:szCs w:val="18"/>
+                <w:lang w:bidi="ar"/>
+              </w:rPr>
+            </w:pPr>
+            <w:r>
+              <w:rPr>
+                <w:rFonts w:eastAsia="等线" w:hint="eastAsia"/>
+                <w:color w:val="000000"/>
+                <w:sz w:val="18"/>
+                <w:szCs w:val="18"/>
+                <w:lang w:bidi="ar"/>
+              </w:rPr>
+              <w:t>组员</w:t>
+            </w:r>
+          </w:p>
+        </w:tc>
+        <w:tc>
+          <w:tcPr>
+            <w:tcW w:w="685" w:type="pct"/>
             <w:vAlign w:val="center"/>
           </w:tcPr>
           <w:p>
@@ -4461,83 +4594,153 @@
         </w:tc>
         <w:tc>
           <w:tcPr>
-            <w:tcW w:w="627" w:type="pct"/>
-            <w:vAlign w:val="center"/>
-          </w:tcPr>
-          <w:p>
-            <w:pPr>
-              <w:widowControl/>
-              <w:jc w:val="center"/>
-              <w:rPr>
-                <w:rFonts w:eastAsia="等线"/>
-                <w:color w:val="000000"/>
-                <w:sz w:val="18"/>
-                <w:szCs w:val="18"/>
-                <w:lang w:bidi="ar"/>
-              </w:rPr>
-            </w:pPr>
-          </w:p>
-        </w:tc>
-        <w:tc>
-          <w:tcPr>
-            <w:tcW w:w="521" w:type="pct"/>
-            <w:vAlign w:val="center"/>
-          </w:tcPr>
-          <w:p>
-            <w:pPr>
-              <w:widowControl/>
-              <w:jc w:val="center"/>
-              <w:rPr>
-                <w:rFonts w:eastAsia="等线"/>
-                <w:color w:val="000000"/>
-                <w:sz w:val="18"/>
-                <w:szCs w:val="18"/>
-                <w:lang w:bidi="ar"/>
-              </w:rPr>
-            </w:pPr>
-          </w:p>
-        </w:tc>
-        <w:tc>
-          <w:tcPr>
-            <w:tcW w:w="572" w:type="pct"/>
-            <w:vAlign w:val="center"/>
-          </w:tcPr>
-          <w:p>
-            <w:pPr>
-              <w:widowControl/>
-              <w:jc w:val="center"/>
-              <w:rPr>
-                <w:rFonts w:eastAsia="等线"/>
-                <w:color w:val="000000"/>
-                <w:sz w:val="18"/>
-                <w:szCs w:val="18"/>
-                <w:lang w:bidi="ar"/>
-              </w:rPr>
-            </w:pPr>
-          </w:p>
-        </w:tc>
-        <w:tc>
-          <w:tcPr>
-            <w:tcW w:w="652" w:type="pct"/>
-            <w:vAlign w:val="center"/>
-          </w:tcPr>
-          <w:p>
-            <w:pPr>
-              <w:widowControl/>
-              <w:jc w:val="center"/>
-              <w:rPr>
-                <w:rFonts w:eastAsia="等线"/>
-                <w:color w:val="000000"/>
-                <w:sz w:val="18"/>
-                <w:szCs w:val="18"/>
-                <w:lang w:bidi="ar"/>
-              </w:rPr>
-            </w:pPr>
-          </w:p>
-        </w:tc>
-        <w:tc>
-          <w:tcPr>
-            <w:tcW w:w="583" w:type="pct"/>
+            <w:tcW w:w="603" w:type="pct"/>
+            <w:vAlign w:val="center"/>
+          </w:tcPr>
+          <w:p>
+            <w:pPr>
+              <w:widowControl/>
+              <w:jc w:val="center"/>
+              <w:rPr>
+                <w:rFonts w:eastAsia="等线"/>
+                <w:color w:val="000000"/>
+                <w:sz w:val="18"/>
+                <w:szCs w:val="18"/>
+                <w:lang w:bidi="ar"/>
+              </w:rPr>
+            </w:pPr>
+            <w:r>
+              <w:rPr>
+                <w:rFonts w:eastAsia="等线" w:hint="eastAsia"/>
+                <w:color w:val="000000"/>
+                <w:sz w:val="18"/>
+                <w:szCs w:val="18"/>
+                <w:lang w:bidi="ar"/>
+              </w:rPr>
+              <w:t>3</w:t>
+            </w:r>
+            <w:r>
+              <w:rPr>
+                <w:rFonts w:eastAsia="等线"/>
+                <w:color w:val="000000"/>
+                <w:sz w:val="18"/>
+                <w:szCs w:val="18"/>
+                <w:lang w:bidi="ar"/>
+              </w:rPr>
+              <w:t>2</w:t>
+            </w:r>
+          </w:p>
+        </w:tc>
+        <w:tc>
+          <w:tcPr>
+            <w:tcW w:w="498" w:type="pct"/>
+            <w:vAlign w:val="center"/>
+          </w:tcPr>
+          <w:p>
+            <w:pPr>
+              <w:widowControl/>
+              <w:jc w:val="center"/>
+              <w:rPr>
+                <w:rFonts w:eastAsia="等线"/>
+                <w:color w:val="000000"/>
+                <w:sz w:val="18"/>
+                <w:szCs w:val="18"/>
+                <w:lang w:bidi="ar"/>
+              </w:rPr>
+            </w:pPr>
+            <w:r>
+              <w:rPr>
+                <w:rFonts w:eastAsia="等线"/>
+                <w:color w:val="000000"/>
+                <w:sz w:val="18"/>
+                <w:szCs w:val="18"/>
+                <w:lang w:bidi="ar"/>
+              </w:rPr>
+              <w:t>953</w:t>
+            </w:r>
+          </w:p>
+        </w:tc>
+        <w:tc>
+          <w:tcPr>
+            <w:tcW w:w="549" w:type="pct"/>
+            <w:vAlign w:val="center"/>
+          </w:tcPr>
+          <w:p>
+            <w:pPr>
+              <w:widowControl/>
+              <w:jc w:val="center"/>
+              <w:rPr>
+                <w:rFonts w:eastAsia="等线"/>
+                <w:color w:val="000000"/>
+                <w:sz w:val="18"/>
+                <w:szCs w:val="18"/>
+                <w:lang w:bidi="ar"/>
+              </w:rPr>
+            </w:pPr>
+            <w:r>
+              <w:rPr>
+                <w:rFonts w:eastAsia="等线" w:hint="eastAsia"/>
+                <w:color w:val="000000"/>
+                <w:sz w:val="18"/>
+                <w:szCs w:val="18"/>
+                <w:lang w:bidi="ar"/>
+              </w:rPr>
+              <w:t>2</w:t>
+            </w:r>
+            <w:r>
+              <w:rPr>
+                <w:rFonts w:eastAsia="等线"/>
+                <w:color w:val="000000"/>
+                <w:sz w:val="18"/>
+                <w:szCs w:val="18"/>
+                <w:lang w:bidi="ar"/>
+              </w:rPr>
+              <w:t>5</w:t>
+            </w:r>
+            <w:r>
+              <w:rPr>
+                <w:rFonts w:eastAsia="等线"/>
+                <w:color w:val="000000"/>
+                <w:sz w:val="18"/>
+                <w:szCs w:val="18"/>
+                <w:lang w:bidi="ar"/>
+              </w:rPr>
+              <w:t>%</w:t>
+            </w:r>
+          </w:p>
+        </w:tc>
+        <w:tc>
+          <w:tcPr>
+            <w:tcW w:w="629" w:type="pct"/>
+            <w:vAlign w:val="center"/>
+          </w:tcPr>
+          <w:p>
+            <w:pPr>
+              <w:widowControl/>
+              <w:jc w:val="center"/>
+              <w:rPr>
+                <w:rFonts w:eastAsia="等线" w:hint="eastAsia"/>
+                <w:color w:val="000000"/>
+                <w:sz w:val="18"/>
+                <w:szCs w:val="18"/>
+                <w:lang w:bidi="ar"/>
+              </w:rPr>
+            </w:pPr>
+            <w:r>
+              <w:rPr>
+                <w:rFonts w:eastAsia="等线" w:hint="eastAsia"/>
+                <w:color w:val="000000"/>
+                <w:sz w:val="18"/>
+                <w:szCs w:val="18"/>
+                <w:lang w:bidi="ar"/>
+              </w:rPr>
+              <w:t>刘茂</w:t>
+            </w:r>
+          </w:p>
+        </w:tc>
+        <w:tc>
+          <w:tcPr>
+            <w:tcW w:w="560" w:type="pct"/>
             <w:vAlign w:val="center"/>
           </w:tcPr>
           <w:p>
@@ -4562,7 +4765,7 @@
         </w:trPr>
         <w:tc>
           <w:tcPr>
-            <w:tcW w:w="410" w:type="pct"/>
+            <w:tcW w:w="477" w:type="pct"/>
             <w:vAlign w:val="center"/>
           </w:tcPr>
           <w:p>
@@ -4591,7 +4794,7 @@
         </w:tc>
         <w:tc>
           <w:tcPr>
-            <w:tcW w:w="515" w:type="pct"/>
+            <w:tcW w:w="617" w:type="pct"/>
             <w:vAlign w:val="center"/>
           </w:tcPr>
           <w:p>
@@ -4630,26 +4833,36 @@
         </w:tc>
         <w:tc>
           <w:tcPr>
-            <w:tcW w:w="519" w:type="pct"/>
-            <w:vAlign w:val="center"/>
-          </w:tcPr>
-          <w:p>
-            <w:pPr>
-              <w:widowControl/>
-              <w:jc w:val="center"/>
-              <w:rPr>
-                <w:rFonts w:eastAsia="等线"/>
-                <w:color w:val="000000"/>
-                <w:sz w:val="18"/>
-                <w:szCs w:val="18"/>
-                <w:lang w:bidi="ar"/>
-              </w:rPr>
-            </w:pPr>
-          </w:p>
-        </w:tc>
-        <w:tc>
-          <w:tcPr>
-            <w:tcW w:w="596" w:type="pct"/>
+            <w:tcW w:w="382" w:type="pct"/>
+            <w:vAlign w:val="center"/>
+          </w:tcPr>
+          <w:p>
+            <w:pPr>
+              <w:widowControl/>
+              <w:jc w:val="center"/>
+              <w:rPr>
+                <w:rFonts w:eastAsia="等线"/>
+                <w:color w:val="000000"/>
+                <w:sz w:val="18"/>
+                <w:szCs w:val="18"/>
+                <w:lang w:bidi="ar"/>
+              </w:rPr>
+            </w:pPr>
+            <w:r>
+              <w:rPr>
+                <w:rFonts w:eastAsia="等线" w:hint="eastAsia"/>
+                <w:color w:val="000000"/>
+                <w:sz w:val="18"/>
+                <w:szCs w:val="18"/>
+                <w:lang w:bidi="ar"/>
+              </w:rPr>
+              <w:t>组长</w:t>
+            </w:r>
+          </w:p>
+        </w:tc>
+        <w:tc>
+          <w:tcPr>
+            <w:tcW w:w="685" w:type="pct"/>
             <w:vAlign w:val="center"/>
           </w:tcPr>
           <w:p>
@@ -4678,83 +4891,153 @@
         </w:tc>
         <w:tc>
           <w:tcPr>
-            <w:tcW w:w="627" w:type="pct"/>
-            <w:vAlign w:val="center"/>
-          </w:tcPr>
-          <w:p>
-            <w:pPr>
-              <w:widowControl/>
-              <w:jc w:val="center"/>
-              <w:rPr>
-                <w:rFonts w:eastAsia="等线"/>
-                <w:color w:val="000000"/>
-                <w:sz w:val="18"/>
-                <w:szCs w:val="18"/>
-                <w:lang w:bidi="ar"/>
-              </w:rPr>
-            </w:pPr>
-          </w:p>
-        </w:tc>
-        <w:tc>
-          <w:tcPr>
-            <w:tcW w:w="521" w:type="pct"/>
-            <w:vAlign w:val="center"/>
-          </w:tcPr>
-          <w:p>
-            <w:pPr>
-              <w:widowControl/>
-              <w:jc w:val="center"/>
-              <w:rPr>
-                <w:rFonts w:eastAsia="等线"/>
-                <w:color w:val="000000"/>
-                <w:sz w:val="18"/>
-                <w:szCs w:val="18"/>
-                <w:lang w:bidi="ar"/>
-              </w:rPr>
-            </w:pPr>
-          </w:p>
-        </w:tc>
-        <w:tc>
-          <w:tcPr>
-            <w:tcW w:w="572" w:type="pct"/>
-            <w:vAlign w:val="center"/>
-          </w:tcPr>
-          <w:p>
-            <w:pPr>
-              <w:widowControl/>
-              <w:jc w:val="center"/>
-              <w:rPr>
-                <w:rFonts w:eastAsia="等线"/>
-                <w:color w:val="000000"/>
-                <w:sz w:val="18"/>
-                <w:szCs w:val="18"/>
-                <w:lang w:bidi="ar"/>
-              </w:rPr>
-            </w:pPr>
-          </w:p>
-        </w:tc>
-        <w:tc>
-          <w:tcPr>
-            <w:tcW w:w="652" w:type="pct"/>
-            <w:vAlign w:val="center"/>
-          </w:tcPr>
-          <w:p>
-            <w:pPr>
-              <w:widowControl/>
-              <w:jc w:val="center"/>
-              <w:rPr>
-                <w:rFonts w:eastAsia="等线"/>
-                <w:color w:val="000000"/>
-                <w:sz w:val="18"/>
-                <w:szCs w:val="18"/>
-                <w:lang w:bidi="ar"/>
-              </w:rPr>
-            </w:pPr>
-          </w:p>
-        </w:tc>
-        <w:tc>
-          <w:tcPr>
-            <w:tcW w:w="583" w:type="pct"/>
+            <w:tcW w:w="603" w:type="pct"/>
+            <w:vAlign w:val="center"/>
+          </w:tcPr>
+          <w:p>
+            <w:pPr>
+              <w:widowControl/>
+              <w:jc w:val="center"/>
+              <w:rPr>
+                <w:rFonts w:eastAsia="等线"/>
+                <w:color w:val="000000"/>
+                <w:sz w:val="18"/>
+                <w:szCs w:val="18"/>
+                <w:lang w:bidi="ar"/>
+              </w:rPr>
+            </w:pPr>
+            <w:r>
+              <w:rPr>
+                <w:rFonts w:eastAsia="等线" w:hint="eastAsia"/>
+                <w:color w:val="000000"/>
+                <w:sz w:val="18"/>
+                <w:szCs w:val="18"/>
+                <w:lang w:bidi="ar"/>
+              </w:rPr>
+              <w:t>2</w:t>
+            </w:r>
+            <w:r>
+              <w:rPr>
+                <w:rFonts w:eastAsia="等线"/>
+                <w:color w:val="000000"/>
+                <w:sz w:val="18"/>
+                <w:szCs w:val="18"/>
+                <w:lang w:bidi="ar"/>
+              </w:rPr>
+              <w:t>9</w:t>
+            </w:r>
+          </w:p>
+        </w:tc>
+        <w:tc>
+          <w:tcPr>
+            <w:tcW w:w="498" w:type="pct"/>
+            <w:vAlign w:val="center"/>
+          </w:tcPr>
+          <w:p>
+            <w:pPr>
+              <w:widowControl/>
+              <w:jc w:val="center"/>
+              <w:rPr>
+                <w:rFonts w:eastAsia="等线"/>
+                <w:color w:val="000000"/>
+                <w:sz w:val="18"/>
+                <w:szCs w:val="18"/>
+                <w:lang w:bidi="ar"/>
+              </w:rPr>
+            </w:pPr>
+            <w:r>
+              <w:rPr>
+                <w:rFonts w:eastAsia="等线"/>
+                <w:color w:val="000000"/>
+                <w:sz w:val="18"/>
+                <w:szCs w:val="18"/>
+                <w:lang w:bidi="ar"/>
+              </w:rPr>
+              <w:t>979</w:t>
+            </w:r>
+          </w:p>
+        </w:tc>
+        <w:tc>
+          <w:tcPr>
+            <w:tcW w:w="549" w:type="pct"/>
+            <w:vAlign w:val="center"/>
+          </w:tcPr>
+          <w:p>
+            <w:pPr>
+              <w:widowControl/>
+              <w:jc w:val="center"/>
+              <w:rPr>
+                <w:rFonts w:eastAsia="等线"/>
+                <w:color w:val="000000"/>
+                <w:sz w:val="18"/>
+                <w:szCs w:val="18"/>
+                <w:lang w:bidi="ar"/>
+              </w:rPr>
+            </w:pPr>
+            <w:r>
+              <w:rPr>
+                <w:rFonts w:eastAsia="等线" w:hint="eastAsia"/>
+                <w:color w:val="000000"/>
+                <w:sz w:val="18"/>
+                <w:szCs w:val="18"/>
+                <w:lang w:bidi="ar"/>
+              </w:rPr>
+              <w:t>2</w:t>
+            </w:r>
+            <w:r>
+              <w:rPr>
+                <w:rFonts w:eastAsia="等线"/>
+                <w:color w:val="000000"/>
+                <w:sz w:val="18"/>
+                <w:szCs w:val="18"/>
+                <w:lang w:bidi="ar"/>
+              </w:rPr>
+              <w:t>5</w:t>
+            </w:r>
+            <w:r>
+              <w:rPr>
+                <w:rFonts w:eastAsia="等线"/>
+                <w:color w:val="000000"/>
+                <w:sz w:val="18"/>
+                <w:szCs w:val="18"/>
+                <w:lang w:bidi="ar"/>
+              </w:rPr>
+              <w:t>%</w:t>
+            </w:r>
+          </w:p>
+        </w:tc>
+        <w:tc>
+          <w:tcPr>
+            <w:tcW w:w="629" w:type="pct"/>
+            <w:vAlign w:val="center"/>
+          </w:tcPr>
+          <w:p>
+            <w:pPr>
+              <w:widowControl/>
+              <w:jc w:val="center"/>
+              <w:rPr>
+                <w:rFonts w:eastAsia="等线"/>
+                <w:color w:val="000000"/>
+                <w:sz w:val="18"/>
+                <w:szCs w:val="18"/>
+                <w:lang w:bidi="ar"/>
+              </w:rPr>
+            </w:pPr>
+            <w:r>
+              <w:rPr>
+                <w:rFonts w:eastAsia="等线" w:hint="eastAsia"/>
+                <w:color w:val="000000"/>
+                <w:sz w:val="18"/>
+                <w:szCs w:val="18"/>
+                <w:lang w:bidi="ar"/>
+              </w:rPr>
+              <w:t>李字雄</w:t>
+            </w:r>
+          </w:p>
+        </w:tc>
+        <w:tc>
+          <w:tcPr>
+            <w:tcW w:w="560" w:type="pct"/>
             <w:vAlign w:val="center"/>
           </w:tcPr>
           <w:p>
@@ -4820,21 +5103,7 @@
         <w:rPr>
           <w:rFonts w:eastAsia="等线"/>
         </w:rPr>
-        <w:t>小组自评</w:t>
-      </w:r>
-      <w:proofErr w:type="gramStart"/>
-      <w:r>
-        <w:rPr>
-          <w:rFonts w:eastAsia="等线"/>
-        </w:rPr>
-        <w:t>总贡献</w:t>
-      </w:r>
-      <w:proofErr w:type="gramEnd"/>
-      <w:r>
-        <w:rPr>
-          <w:rFonts w:eastAsia="等线"/>
-        </w:rPr>
-        <w:t>度合计为</w:t>
+        <w:t>小组自评总贡献度合计为</w:t>
       </w:r>
       <w:r>
         <w:rPr>
@@ -4883,21 +5152,7 @@
         <w:rPr>
           <w:rFonts w:eastAsia="等线"/>
         </w:rPr>
-        <w:t xml:space="preserve"> </w:t>
-      </w:r>
-      <w:proofErr w:type="spellStart"/>
-      <w:r>
-        <w:rPr>
-          <w:rFonts w:eastAsia="等线"/>
-        </w:rPr>
-        <w:t>Git</w:t>
-      </w:r>
-      <w:proofErr w:type="spellEnd"/>
-      <w:r>
-        <w:rPr>
-          <w:rFonts w:eastAsia="等线"/>
-        </w:rPr>
-        <w:t xml:space="preserve"> </w:t>
+        <w:t xml:space="preserve"> Git </w:t>
       </w:r>
       <w:r>
         <w:rPr>
@@ -4972,42 +5227,42 @@
         </w:rPr>
         <w:t>、</w:t>
       </w:r>
-      <w:proofErr w:type="spellStart"/>
       <w:r>
         <w:rPr>
           <w:rFonts w:eastAsia="等线"/>
         </w:rPr>
         <w:t>css</w:t>
       </w:r>
-      <w:proofErr w:type="spellEnd"/>
       <w:r>
         <w:rPr>
           <w:rFonts w:eastAsia="等线"/>
         </w:rPr>
         <w:t>、</w:t>
       </w:r>
-      <w:proofErr w:type="spellStart"/>
       <w:r>
         <w:rPr>
           <w:rFonts w:eastAsia="等线"/>
         </w:rPr>
         <w:t>js</w:t>
       </w:r>
-      <w:proofErr w:type="spellEnd"/>
       <w:r>
         <w:rPr>
           <w:rFonts w:eastAsia="等线"/>
         </w:rPr>
         <w:t>、</w:t>
       </w:r>
-      <w:proofErr w:type="spellStart"/>
-      <w:r>
-        <w:rPr>
-          <w:rFonts w:eastAsia="等线"/>
-        </w:rPr>
-        <w:t>sql</w:t>
-      </w:r>
-      <w:proofErr w:type="spellEnd"/>
+      <w:r>
+        <w:rPr>
+          <w:rFonts w:eastAsia="等线"/>
+        </w:rPr>
+        <w:t xml:space="preserve">sql </w:t>
+      </w:r>
+      <w:r>
+        <w:rPr>
+          <w:rFonts w:eastAsia="等线"/>
+        </w:rPr>
+        <w:t>业务代码；</w:t>
+      </w:r>
       <w:r>
         <w:rPr>
           <w:rFonts w:eastAsia="等线"/>
@@ -5018,7 +5273,19 @@
         <w:rPr>
           <w:rFonts w:eastAsia="等线"/>
         </w:rPr>
-        <w:t>业务代码；</w:t>
+        <w:t>修改业务逻辑、修复</w:t>
+      </w:r>
+      <w:r>
+        <w:rPr>
+          <w:rFonts w:eastAsia="等线"/>
+        </w:rPr>
+        <w:t xml:space="preserve"> bug</w:t>
+      </w:r>
+      <w:r>
+        <w:rPr>
+          <w:rFonts w:eastAsia="等线"/>
+        </w:rPr>
+        <w:t>、新增功能；</w:t>
       </w:r>
       <w:r>
         <w:rPr>
@@ -5030,40 +5297,8 @@
         <w:rPr>
           <w:rFonts w:eastAsia="等线"/>
         </w:rPr>
-        <w:t>修改业务逻辑、修复</w:t>
-      </w:r>
-      <w:r>
-        <w:rPr>
-          <w:rFonts w:eastAsia="等线"/>
-        </w:rPr>
-        <w:t xml:space="preserve"> bug</w:t>
-      </w:r>
-      <w:r>
-        <w:rPr>
-          <w:rFonts w:eastAsia="等线"/>
-        </w:rPr>
-        <w:t>、新增功能；</w:t>
-      </w:r>
-      <w:r>
-        <w:rPr>
-          <w:rFonts w:eastAsia="等线"/>
-        </w:rPr>
-        <w:t xml:space="preserve"> </w:t>
-      </w:r>
-      <w:r>
-        <w:rPr>
-          <w:rFonts w:eastAsia="等线"/>
-        </w:rPr>
         <w:t>改动是实实在在业务代码，不是改空格改注释。</w:t>
       </w:r>
-    </w:p>
-    <w:p>
-      <w:pPr>
-        <w:jc w:val="center"/>
-        <w:rPr>
-          <w:rFonts w:eastAsia="等线"/>
-        </w:rPr>
-      </w:pPr>
     </w:p>
     <w:p>
       <w:pPr>
@@ -5111,11 +5346,11 @@
         <w:tblLook w:val="04A0" w:firstRow="1" w:lastRow="0" w:firstColumn="1" w:lastColumn="0" w:noHBand="0" w:noVBand="1"/>
       </w:tblPr>
       <w:tblGrid>
-        <w:gridCol w:w="893"/>
-        <w:gridCol w:w="2550"/>
-        <w:gridCol w:w="2081"/>
-        <w:gridCol w:w="1305"/>
-        <w:gridCol w:w="1692"/>
+        <w:gridCol w:w="585"/>
+        <w:gridCol w:w="2211"/>
+        <w:gridCol w:w="1868"/>
+        <w:gridCol w:w="499"/>
+        <w:gridCol w:w="3358"/>
       </w:tblGrid>
       <w:tr>
         <w:trPr>
@@ -5123,7 +5358,7 @@
         </w:trPr>
         <w:tc>
           <w:tcPr>
-            <w:tcW w:w="893" w:type="dxa"/>
+            <w:tcW w:w="621" w:type="dxa"/>
             <w:vAlign w:val="center"/>
           </w:tcPr>
           <w:p>
@@ -5155,7 +5390,7 @@
         </w:tc>
         <w:tc>
           <w:tcPr>
-            <w:tcW w:w="2550" w:type="dxa"/>
+            <w:tcW w:w="2039" w:type="dxa"/>
             <w:vAlign w:val="center"/>
           </w:tcPr>
           <w:p>
@@ -5214,10 +5449,20 @@
                 <w:szCs w:val="18"/>
                 <w:lang w:bidi="ar"/>
               </w:rPr>
-              <w:t xml:space="preserve"> UserServlet.java / </w:t>
-            </w:r>
-            <w:proofErr w:type="spellStart"/>
-            <w:r>
+              <w:t xml:space="preserve"> UserServlet.java / Login.vue)</w:t>
+            </w:r>
+          </w:p>
+        </w:tc>
+        <w:tc>
+          <w:tcPr>
+            <w:tcW w:w="1907" w:type="dxa"/>
+            <w:vAlign w:val="center"/>
+          </w:tcPr>
+          <w:p>
+            <w:pPr>
+              <w:widowControl/>
+              <w:jc w:val="center"/>
+              <w:textAlignment w:val="top"/>
               <w:rPr>
                 <w:rFonts w:eastAsia="等线"/>
                 <w:b/>
@@ -5226,9 +5471,7 @@
                 <w:szCs w:val="18"/>
                 <w:lang w:bidi="ar"/>
               </w:rPr>
-              <w:t>Login.vue</w:t>
-            </w:r>
-            <w:proofErr w:type="spellEnd"/>
+            </w:pPr>
             <w:r>
               <w:rPr>
                 <w:rFonts w:eastAsia="等线"/>
@@ -5238,13 +5481,35 @@
                 <w:szCs w:val="18"/>
                 <w:lang w:bidi="ar"/>
               </w:rPr>
-              <w:t>)</w:t>
-            </w:r>
-          </w:p>
-        </w:tc>
-        <w:tc>
-          <w:tcPr>
-            <w:tcW w:w="2081" w:type="dxa"/>
+              <w:t>核心</w:t>
+            </w:r>
+            <w:r>
+              <w:rPr>
+                <w:rFonts w:eastAsia="等线"/>
+                <w:b/>
+                <w:color w:val="000000"/>
+                <w:sz w:val="18"/>
+                <w:szCs w:val="18"/>
+                <w:lang w:bidi="ar"/>
+              </w:rPr>
+              <w:t xml:space="preserve"> API / </w:t>
+            </w:r>
+            <w:r>
+              <w:rPr>
+                <w:rFonts w:eastAsia="等线"/>
+                <w:b/>
+                <w:color w:val="000000"/>
+                <w:sz w:val="18"/>
+                <w:szCs w:val="18"/>
+                <w:lang w:bidi="ar"/>
+              </w:rPr>
+              <w:t>函数方法名</w:t>
+            </w:r>
+          </w:p>
+        </w:tc>
+        <w:tc>
+          <w:tcPr>
+            <w:tcW w:w="518" w:type="dxa"/>
             <w:vAlign w:val="center"/>
           </w:tcPr>
           <w:p>
@@ -5270,7 +5535,7 @@
                 <w:szCs w:val="18"/>
                 <w:lang w:bidi="ar"/>
               </w:rPr>
-              <w:t>核心</w:t>
+              <w:t>模块完成度</w:t>
             </w:r>
             <w:r>
               <w:rPr>
@@ -5281,133 +5546,13 @@
                 <w:szCs w:val="18"/>
                 <w:lang w:bidi="ar"/>
               </w:rPr>
-              <w:t xml:space="preserve"> API / </w:t>
-            </w:r>
-            <w:r>
-              <w:rPr>
-                <w:rFonts w:eastAsia="等线"/>
-                <w:b/>
-                <w:color w:val="000000"/>
-                <w:sz w:val="18"/>
-                <w:szCs w:val="18"/>
-                <w:lang w:bidi="ar"/>
-              </w:rPr>
-              <w:t>函数方法名</w:t>
-            </w:r>
-          </w:p>
-        </w:tc>
-        <w:tc>
-          <w:tcPr>
-            <w:tcW w:w="1305" w:type="dxa"/>
-            <w:vAlign w:val="center"/>
-          </w:tcPr>
-          <w:p>
-            <w:pPr>
-              <w:widowControl/>
-              <w:jc w:val="center"/>
-              <w:textAlignment w:val="top"/>
-              <w:rPr>
-                <w:rFonts w:eastAsia="等线"/>
-                <w:b/>
-                <w:color w:val="000000"/>
-                <w:sz w:val="18"/>
-                <w:szCs w:val="18"/>
-                <w:lang w:bidi="ar"/>
-              </w:rPr>
-            </w:pPr>
-            <w:r>
-              <w:rPr>
-                <w:rFonts w:eastAsia="等线"/>
-                <w:b/>
-                <w:color w:val="000000"/>
-                <w:sz w:val="18"/>
-                <w:szCs w:val="18"/>
-                <w:lang w:bidi="ar"/>
-              </w:rPr>
-              <w:t>模块完成度</w:t>
-            </w:r>
-            <w:r>
-              <w:rPr>
-                <w:rFonts w:eastAsia="等线"/>
-                <w:b/>
-                <w:color w:val="000000"/>
-                <w:sz w:val="18"/>
-                <w:szCs w:val="18"/>
-                <w:lang w:bidi="ar"/>
-              </w:rPr>
-              <w:t xml:space="preserve"> (</w:t>
-            </w:r>
-            <w:r>
-              <w:rPr>
-                <w:rFonts w:eastAsia="等线"/>
-                <w:b/>
-                <w:color w:val="000000"/>
-                <w:sz w:val="18"/>
-                <w:szCs w:val="18"/>
-                <w:lang w:bidi="ar"/>
-              </w:rPr>
-              <w:t>已完成</w:t>
-            </w:r>
-            <w:r>
-              <w:rPr>
-                <w:rFonts w:eastAsia="等线"/>
-                <w:b/>
-                <w:color w:val="000000"/>
-                <w:sz w:val="18"/>
-                <w:szCs w:val="18"/>
-                <w:lang w:bidi="ar"/>
-              </w:rPr>
-              <w:t>/</w:t>
-            </w:r>
-            <w:r>
-              <w:rPr>
-                <w:rFonts w:eastAsia="等线"/>
-                <w:b/>
-                <w:color w:val="000000"/>
-                <w:sz w:val="18"/>
-                <w:szCs w:val="18"/>
-                <w:lang w:bidi="ar"/>
-              </w:rPr>
-              <w:t>部分</w:t>
-            </w:r>
-            <w:r>
-              <w:rPr>
-                <w:rFonts w:eastAsia="等线"/>
-                <w:b/>
-                <w:color w:val="000000"/>
-                <w:sz w:val="18"/>
-                <w:szCs w:val="18"/>
-                <w:lang w:bidi="ar"/>
-              </w:rPr>
-              <w:t>/</w:t>
-            </w:r>
-            <w:r>
-              <w:rPr>
-                <w:rFonts w:eastAsia="等线"/>
-                <w:b/>
-                <w:color w:val="000000"/>
-                <w:sz w:val="18"/>
-                <w:szCs w:val="18"/>
-                <w:lang w:bidi="ar"/>
-              </w:rPr>
-              <w:t>未完成</w:t>
-            </w:r>
-            <w:r>
-              <w:rPr>
-                <w:rFonts w:eastAsia="等线"/>
-                <w:b/>
-                <w:color w:val="000000"/>
-                <w:sz w:val="18"/>
-                <w:szCs w:val="18"/>
-                <w:lang w:bidi="ar"/>
-              </w:rPr>
-              <w:t>)</w:t>
-            </w:r>
-          </w:p>
-        </w:tc>
-        <w:tc>
-          <w:tcPr>
-            <w:tcW w:w="1692" w:type="dxa"/>
+              <w:t xml:space="preserve"> </w:t>
+            </w:r>
+          </w:p>
+        </w:tc>
+        <w:tc>
+          <w:tcPr>
+            <w:tcW w:w="3436" w:type="dxa"/>
             <w:vAlign w:val="center"/>
           </w:tcPr>
           <w:p>
@@ -5444,7 +5589,7 @@
         </w:trPr>
         <w:tc>
           <w:tcPr>
-            <w:tcW w:w="893" w:type="dxa"/>
+            <w:tcW w:w="621" w:type="dxa"/>
           </w:tcPr>
           <w:p>
             <w:pPr>
@@ -5501,7 +5646,7 @@
         </w:tc>
         <w:tc>
           <w:tcPr>
-            <w:tcW w:w="2550" w:type="dxa"/>
+            <w:tcW w:w="2039" w:type="dxa"/>
           </w:tcPr>
           <w:p>
             <w:pPr>
@@ -5525,19 +5670,22 @@
                 <w:szCs w:val="18"/>
                 <w:lang w:bidi="ar"/>
               </w:rPr>
-              <w:t xml:space="preserve">• </w:t>
-            </w:r>
-            <w:r>
-              <w:rPr>
-                <w:rFonts w:eastAsia="等线"/>
-                <w:bCs/>
-                <w:color w:val="000000"/>
-                <w:sz w:val="18"/>
-                <w:szCs w:val="18"/>
-                <w:lang w:bidi="ar"/>
-              </w:rPr>
               <w:t>后端：</w:t>
             </w:r>
+          </w:p>
+          <w:p>
+            <w:pPr>
+              <w:widowControl/>
+              <w:textAlignment w:val="top"/>
+              <w:rPr>
+                <w:rFonts w:eastAsia="等线"/>
+                <w:bCs/>
+                <w:color w:val="000000"/>
+                <w:sz w:val="18"/>
+                <w:szCs w:val="18"/>
+                <w:lang w:bidi="ar"/>
+              </w:rPr>
+            </w:pPr>
             <w:r>
               <w:rPr>
                 <w:rFonts w:eastAsia="等线" w:hint="eastAsia"/>
@@ -5575,6 +5723,7 @@
           <w:p>
             <w:pPr>
               <w:widowControl/>
+              <w:jc w:val="left"/>
               <w:textAlignment w:val="top"/>
               <w:rPr>
                 <w:rFonts w:eastAsia="等线"/>
@@ -5594,20 +5743,22 @@
                 <w:szCs w:val="18"/>
                 <w:lang w:bidi="ar"/>
               </w:rPr>
-              <w:t xml:space="preserve">• </w:t>
-            </w:r>
-            <w:r>
-              <w:rPr>
-                <w:rFonts w:eastAsia="等线"/>
-                <w:bCs/>
-                <w:color w:val="000000"/>
-                <w:sz w:val="18"/>
-                <w:szCs w:val="18"/>
-                <w:lang w:bidi="ar"/>
-              </w:rPr>
               <w:t>前端：</w:t>
             </w:r>
-            <w:proofErr w:type="spellStart"/>
+          </w:p>
+          <w:p>
+            <w:pPr>
+              <w:widowControl/>
+              <w:textAlignment w:val="top"/>
+              <w:rPr>
+                <w:rFonts w:eastAsia="等线"/>
+                <w:bCs/>
+                <w:color w:val="000000"/>
+                <w:sz w:val="18"/>
+                <w:szCs w:val="18"/>
+                <w:lang w:bidi="ar"/>
+              </w:rPr>
+            </w:pPr>
             <w:r>
               <w:rPr>
                 <w:rFonts w:eastAsia="等线"/>
@@ -5619,7 +5770,6 @@
               </w:rPr>
               <w:t>order_list.jsp</w:t>
             </w:r>
-            <w:proofErr w:type="spellEnd"/>
           </w:p>
           <w:p>
             <w:pPr>
@@ -5643,14 +5793,31 @@
                 <w:szCs w:val="18"/>
                 <w:lang w:bidi="ar"/>
               </w:rPr>
-              <w:t>……</w:t>
-            </w:r>
-          </w:p>
-        </w:tc>
-        <w:tc>
-          <w:tcPr>
-            <w:tcW w:w="2081" w:type="dxa"/>
-          </w:tcPr>
+              <w:t>o</w:t>
+            </w:r>
+            <w:r>
+              <w:rPr>
+                <w:rFonts w:eastAsia="等线" w:hint="eastAsia"/>
+                <w:bCs/>
+                <w:color w:val="000000"/>
+                <w:sz w:val="18"/>
+                <w:szCs w:val="18"/>
+                <w:lang w:bidi="ar"/>
+              </w:rPr>
+              <w:t>rder</w:t>
+            </w:r>
+            <w:r>
+              <w:rPr>
+                <w:rFonts w:eastAsia="等线"/>
+                <w:bCs/>
+                <w:color w:val="000000"/>
+                <w:sz w:val="18"/>
+                <w:szCs w:val="18"/>
+                <w:lang w:bidi="ar"/>
+              </w:rPr>
+              <w:t>_detail.jsp</w:t>
+            </w:r>
+          </w:p>
           <w:p>
             <w:pPr>
               <w:widowControl/>
@@ -5673,43 +5840,52 @@
                 <w:szCs w:val="18"/>
                 <w:lang w:bidi="ar"/>
               </w:rPr>
-              <w:t xml:space="preserve">• </w:t>
-            </w:r>
-            <w:r>
-              <w:rPr>
-                <w:rFonts w:eastAsia="等线" w:hint="eastAsia"/>
-                <w:bCs/>
-                <w:color w:val="000000"/>
-                <w:sz w:val="18"/>
-                <w:szCs w:val="18"/>
-                <w:lang w:bidi="ar"/>
-              </w:rPr>
-              <w:t>order</w:t>
-            </w:r>
-            <w:r>
-              <w:rPr>
-                <w:rFonts w:eastAsia="等线" w:hint="eastAsia"/>
-                <w:bCs/>
-                <w:color w:val="000000"/>
-                <w:sz w:val="18"/>
-                <w:szCs w:val="18"/>
-                <w:lang w:bidi="ar"/>
-              </w:rPr>
-              <w:t>……</w:t>
-            </w:r>
-            <w:proofErr w:type="gramStart"/>
-            <w:r>
-              <w:rPr>
-                <w:rFonts w:eastAsia="等线" w:hint="eastAsia"/>
-                <w:bCs/>
-                <w:color w:val="000000"/>
-                <w:sz w:val="18"/>
-                <w:szCs w:val="18"/>
-                <w:lang w:bidi="ar"/>
-              </w:rPr>
-              <w:t>……</w:t>
-            </w:r>
-            <w:proofErr w:type="gramEnd"/>
+              <w:t>o</w:t>
+            </w:r>
+            <w:r>
+              <w:rPr>
+                <w:rFonts w:eastAsia="等线" w:hint="eastAsia"/>
+                <w:bCs/>
+                <w:color w:val="000000"/>
+                <w:sz w:val="18"/>
+                <w:szCs w:val="18"/>
+                <w:lang w:bidi="ar"/>
+              </w:rPr>
+              <w:t>rder</w:t>
+            </w:r>
+            <w:r>
+              <w:rPr>
+                <w:rFonts w:eastAsia="等线"/>
+                <w:bCs/>
+                <w:color w:val="000000"/>
+                <w:sz w:val="18"/>
+                <w:szCs w:val="18"/>
+                <w:lang w:bidi="ar"/>
+              </w:rPr>
+              <w:t>_</w:t>
+            </w:r>
+            <w:r>
+              <w:rPr>
+                <w:rFonts w:eastAsia="等线"/>
+                <w:bCs/>
+                <w:color w:val="000000"/>
+                <w:sz w:val="18"/>
+                <w:szCs w:val="18"/>
+                <w:lang w:bidi="ar"/>
+              </w:rPr>
+              <w:t>success</w:t>
+            </w:r>
+            <w:r>
+              <w:rPr>
+                <w:rFonts w:eastAsia="等线"/>
+                <w:bCs/>
+                <w:color w:val="000000"/>
+                <w:sz w:val="18"/>
+                <w:szCs w:val="18"/>
+                <w:lang w:bidi="ar"/>
+              </w:rPr>
+              <w:t>.jsp</w:t>
+            </w:r>
           </w:p>
           <w:p>
             <w:pPr>
@@ -5726,59 +5902,47 @@
             </w:pPr>
             <w:r>
               <w:rPr>
-                <w:rFonts w:eastAsia="等线"/>
-                <w:bCs/>
-                <w:color w:val="000000"/>
-                <w:sz w:val="18"/>
-                <w:szCs w:val="18"/>
-                <w:lang w:bidi="ar"/>
-              </w:rPr>
-              <w:t xml:space="preserve">• </w:t>
-            </w:r>
-            <w:r>
-              <w:rPr>
-                <w:rFonts w:eastAsia="等线"/>
-                <w:bCs/>
-                <w:color w:val="000000"/>
-                <w:sz w:val="18"/>
-                <w:szCs w:val="18"/>
-                <w:lang w:bidi="ar"/>
-              </w:rPr>
-              <w:t>orders</w:t>
-            </w:r>
-            <w:r>
-              <w:rPr>
-                <w:rFonts w:eastAsia="等线" w:hint="eastAsia"/>
-                <w:bCs/>
-                <w:color w:val="000000"/>
-                <w:sz w:val="18"/>
-                <w:szCs w:val="18"/>
-                <w:lang w:bidi="ar"/>
-              </w:rPr>
-              <w:t>……</w:t>
-            </w:r>
-            <w:proofErr w:type="gramStart"/>
-            <w:r>
-              <w:rPr>
-                <w:rFonts w:eastAsia="等线" w:hint="eastAsia"/>
-                <w:bCs/>
-                <w:color w:val="000000"/>
-                <w:sz w:val="18"/>
-                <w:szCs w:val="18"/>
-                <w:lang w:bidi="ar"/>
-              </w:rPr>
-              <w:t>……</w:t>
-            </w:r>
-            <w:proofErr w:type="gramEnd"/>
-          </w:p>
-        </w:tc>
-        <w:tc>
-          <w:tcPr>
-            <w:tcW w:w="1305" w:type="dxa"/>
-          </w:tcPr>
-          <w:p>
-            <w:pPr>
-              <w:widowControl/>
+                <w:rFonts w:eastAsia="等线" w:hint="eastAsia"/>
+                <w:bCs/>
+                <w:color w:val="000000"/>
+                <w:sz w:val="18"/>
+                <w:szCs w:val="18"/>
+                <w:lang w:bidi="ar"/>
+              </w:rPr>
+              <w:t>admin/order_list.jsp</w:t>
+            </w:r>
+            <w:r>
+              <w:rPr>
+                <w:rFonts w:eastAsia="等线" w:hint="eastAsia"/>
+                <w:bCs/>
+                <w:color w:val="000000"/>
+                <w:sz w:val="18"/>
+                <w:szCs w:val="18"/>
+                <w:lang w:bidi="ar"/>
+              </w:rPr>
+              <w:t>、</w:t>
+            </w:r>
+            <w:r>
+              <w:rPr>
+                <w:rFonts w:eastAsia="等线" w:hint="eastAsia"/>
+                <w:bCs/>
+                <w:color w:val="000000"/>
+                <w:sz w:val="18"/>
+                <w:szCs w:val="18"/>
+                <w:lang w:bidi="ar"/>
+              </w:rPr>
+              <w:t>admin/order_detail.jsp</w:t>
+            </w:r>
+          </w:p>
+        </w:tc>
+        <w:tc>
+          <w:tcPr>
+            <w:tcW w:w="1907" w:type="dxa"/>
+          </w:tcPr>
+          <w:p>
+            <w:pPr>
+              <w:widowControl/>
+              <w:jc w:val="left"/>
               <w:textAlignment w:val="top"/>
               <w:rPr>
                 <w:rFonts w:eastAsia="等线"/>
@@ -5791,6 +5955,190 @@
             </w:pPr>
             <w:r>
               <w:rPr>
+                <w:rFonts w:eastAsia="等线" w:hint="eastAsia"/>
+                <w:bCs/>
+                <w:color w:val="000000"/>
+                <w:sz w:val="18"/>
+                <w:szCs w:val="18"/>
+                <w:lang w:bidi="ar"/>
+              </w:rPr>
+              <w:t>listOrders</w:t>
+            </w:r>
+            <w:r>
+              <w:rPr>
+                <w:rFonts w:eastAsia="等线" w:hint="eastAsia"/>
+                <w:bCs/>
+                <w:color w:val="000000"/>
+                <w:sz w:val="18"/>
+                <w:szCs w:val="18"/>
+                <w:lang w:bidi="ar"/>
+              </w:rPr>
+              <w:t>、</w:t>
+            </w:r>
+            <w:r>
+              <w:rPr>
+                <w:rFonts w:eastAsia="等线" w:hint="eastAsia"/>
+                <w:bCs/>
+                <w:color w:val="000000"/>
+                <w:sz w:val="18"/>
+                <w:szCs w:val="18"/>
+                <w:lang w:bidi="ar"/>
+              </w:rPr>
+              <w:t>orderDetail</w:t>
+            </w:r>
+            <w:r>
+              <w:rPr>
+                <w:rFonts w:eastAsia="等线" w:hint="eastAsia"/>
+                <w:bCs/>
+                <w:color w:val="000000"/>
+                <w:sz w:val="18"/>
+                <w:szCs w:val="18"/>
+                <w:lang w:bidi="ar"/>
+              </w:rPr>
+              <w:t>、</w:t>
+            </w:r>
+            <w:r>
+              <w:rPr>
+                <w:rFonts w:eastAsia="等线" w:hint="eastAsia"/>
+                <w:bCs/>
+                <w:color w:val="000000"/>
+                <w:sz w:val="18"/>
+                <w:szCs w:val="18"/>
+                <w:lang w:bidi="ar"/>
+              </w:rPr>
+              <w:t>payOrder</w:t>
+            </w:r>
+            <w:r>
+              <w:rPr>
+                <w:rFonts w:eastAsia="等线" w:hint="eastAsia"/>
+                <w:bCs/>
+                <w:color w:val="000000"/>
+                <w:sz w:val="18"/>
+                <w:szCs w:val="18"/>
+                <w:lang w:bidi="ar"/>
+              </w:rPr>
+              <w:t>、</w:t>
+            </w:r>
+            <w:r>
+              <w:rPr>
+                <w:rFonts w:eastAsia="等线" w:hint="eastAsia"/>
+                <w:bCs/>
+                <w:color w:val="000000"/>
+                <w:sz w:val="18"/>
+                <w:szCs w:val="18"/>
+                <w:lang w:bidi="ar"/>
+              </w:rPr>
+              <w:t>cancelOrder</w:t>
+            </w:r>
+            <w:r>
+              <w:rPr>
+                <w:rFonts w:eastAsia="等线" w:hint="eastAsia"/>
+                <w:bCs/>
+                <w:color w:val="000000"/>
+                <w:sz w:val="18"/>
+                <w:szCs w:val="18"/>
+                <w:lang w:bidi="ar"/>
+              </w:rPr>
+              <w:t>、</w:t>
+            </w:r>
+            <w:r>
+              <w:rPr>
+                <w:rFonts w:eastAsia="等线" w:hint="eastAsia"/>
+                <w:bCs/>
+                <w:color w:val="000000"/>
+                <w:sz w:val="18"/>
+                <w:szCs w:val="18"/>
+                <w:lang w:bidi="ar"/>
+              </w:rPr>
+              <w:t>shipOrder</w:t>
+            </w:r>
+            <w:r>
+              <w:rPr>
+                <w:rFonts w:eastAsia="等线" w:hint="eastAsia"/>
+                <w:bCs/>
+                <w:color w:val="000000"/>
+                <w:sz w:val="18"/>
+                <w:szCs w:val="18"/>
+                <w:lang w:bidi="ar"/>
+              </w:rPr>
+              <w:t>、</w:t>
+            </w:r>
+            <w:r>
+              <w:rPr>
+                <w:rFonts w:eastAsia="等线" w:hint="eastAsia"/>
+                <w:bCs/>
+                <w:color w:val="000000"/>
+                <w:sz w:val="18"/>
+                <w:szCs w:val="18"/>
+                <w:lang w:bidi="ar"/>
+              </w:rPr>
+              <w:t>completeOrder</w:t>
+            </w:r>
+            <w:r>
+              <w:rPr>
+                <w:rFonts w:eastAsia="等线" w:hint="eastAsia"/>
+                <w:bCs/>
+                <w:color w:val="000000"/>
+                <w:sz w:val="18"/>
+                <w:szCs w:val="18"/>
+                <w:lang w:bidi="ar"/>
+              </w:rPr>
+              <w:t>、</w:t>
+            </w:r>
+            <w:r>
+              <w:rPr>
+                <w:rFonts w:eastAsia="等线" w:hint="eastAsia"/>
+                <w:bCs/>
+                <w:color w:val="000000"/>
+                <w:sz w:val="18"/>
+                <w:szCs w:val="18"/>
+                <w:lang w:bidi="ar"/>
+              </w:rPr>
+              <w:t>createOrder(</w:t>
+            </w:r>
+            <w:r>
+              <w:rPr>
+                <w:rFonts w:eastAsia="等线" w:hint="eastAsia"/>
+                <w:bCs/>
+                <w:color w:val="000000"/>
+                <w:sz w:val="18"/>
+                <w:szCs w:val="18"/>
+                <w:lang w:bidi="ar"/>
+              </w:rPr>
+              <w:t>事务</w:t>
+            </w:r>
+            <w:r>
+              <w:rPr>
+                <w:rFonts w:eastAsia="等线" w:hint="eastAsia"/>
+                <w:bCs/>
+                <w:color w:val="000000"/>
+                <w:sz w:val="18"/>
+                <w:szCs w:val="18"/>
+                <w:lang w:bidi="ar"/>
+              </w:rPr>
+              <w:t>)</w:t>
+            </w:r>
+          </w:p>
+        </w:tc>
+        <w:tc>
+          <w:tcPr>
+            <w:tcW w:w="518" w:type="dxa"/>
+          </w:tcPr>
+          <w:p>
+            <w:pPr>
+              <w:widowControl/>
+              <w:textAlignment w:val="top"/>
+              <w:rPr>
+                <w:rFonts w:eastAsia="等线"/>
+                <w:bCs/>
+                <w:color w:val="000000"/>
+                <w:sz w:val="18"/>
+                <w:szCs w:val="18"/>
+                <w:lang w:bidi="ar"/>
+              </w:rPr>
+            </w:pPr>
+            <w:r>
+              <w:rPr>
                 <w:rFonts w:eastAsia="等线"/>
                 <w:bCs/>
                 <w:color w:val="000000"/>
@@ -5804,11 +6152,12 @@
         </w:tc>
         <w:tc>
           <w:tcPr>
-            <w:tcW w:w="1692" w:type="dxa"/>
-          </w:tcPr>
-          <w:p>
-            <w:pPr>
-              <w:widowControl/>
+            <w:tcW w:w="3436" w:type="dxa"/>
+          </w:tcPr>
+          <w:p>
+            <w:pPr>
+              <w:widowControl/>
+              <w:jc w:val="left"/>
               <w:textAlignment w:val="top"/>
               <w:rPr>
                 <w:rFonts w:eastAsia="等线"/>
@@ -5821,37 +6170,284 @@
             </w:pPr>
             <w:r>
               <w:rPr>
-                <w:rFonts w:eastAsia="等线"/>
-                <w:bCs/>
-                <w:color w:val="000000"/>
-                <w:sz w:val="18"/>
-                <w:szCs w:val="18"/>
-                <w:lang w:bidi="ar"/>
-              </w:rPr>
-              <w:t>实现了</w:t>
-            </w:r>
-            <w:r>
-              <w:rPr>
-                <w:rFonts w:eastAsia="等线"/>
-                <w:bCs/>
-                <w:color w:val="000000"/>
-                <w:sz w:val="18"/>
-                <w:szCs w:val="18"/>
-                <w:lang w:bidi="ar"/>
-              </w:rPr>
-              <w:t xml:space="preserve"> JWT Token </w:t>
-            </w:r>
-            <w:r>
-              <w:rPr>
-                <w:rFonts w:eastAsia="等线"/>
-                <w:bCs/>
-                <w:color w:val="000000"/>
-                <w:sz w:val="18"/>
-                <w:szCs w:val="18"/>
-                <w:lang w:bidi="ar"/>
-              </w:rPr>
-              <w:t>拦截与前端路由守卫。</w:t>
-            </w:r>
+                <w:rFonts w:eastAsia="等线" w:hint="eastAsia"/>
+                <w:bCs/>
+                <w:color w:val="000000"/>
+                <w:sz w:val="18"/>
+                <w:szCs w:val="18"/>
+                <w:lang w:bidi="ar"/>
+              </w:rPr>
+              <w:t>setAutoCommit(false)</w:t>
+            </w:r>
+            <w:r>
+              <w:rPr>
+                <w:rFonts w:eastAsia="等线" w:hint="eastAsia"/>
+                <w:bCs/>
+                <w:color w:val="000000"/>
+                <w:sz w:val="18"/>
+                <w:szCs w:val="18"/>
+                <w:lang w:bidi="ar"/>
+              </w:rPr>
+              <w:t>取消指定提交事务；</w:t>
+            </w:r>
+          </w:p>
+          <w:p>
+            <w:pPr>
+              <w:widowControl/>
+              <w:jc w:val="left"/>
+              <w:textAlignment w:val="top"/>
+              <w:rPr>
+                <w:rFonts w:eastAsia="等线"/>
+                <w:bCs/>
+                <w:color w:val="000000"/>
+                <w:sz w:val="18"/>
+                <w:szCs w:val="18"/>
+                <w:lang w:bidi="ar"/>
+              </w:rPr>
+            </w:pPr>
+            <w:r>
+              <w:rPr>
+                <w:rFonts w:eastAsia="等线" w:hint="eastAsia"/>
+                <w:bCs/>
+                <w:color w:val="000000"/>
+                <w:sz w:val="18"/>
+                <w:szCs w:val="18"/>
+                <w:lang w:bidi="ar"/>
+              </w:rPr>
+              <w:t xml:space="preserve">commit/rollback </w:t>
+            </w:r>
+            <w:r>
+              <w:rPr>
+                <w:rFonts w:eastAsia="等线"/>
+                <w:bCs/>
+                <w:color w:val="000000"/>
+                <w:sz w:val="18"/>
+                <w:szCs w:val="18"/>
+                <w:lang w:bidi="ar"/>
+              </w:rPr>
+              <w:t>(</w:t>
+            </w:r>
+            <w:r>
+              <w:rPr>
+                <w:rFonts w:eastAsia="等线" w:hint="eastAsia"/>
+                <w:bCs/>
+                <w:color w:val="000000"/>
+                <w:sz w:val="18"/>
+                <w:szCs w:val="18"/>
+                <w:lang w:bidi="ar"/>
+              </w:rPr>
+              <w:t>手动提交与回滚</w:t>
+            </w:r>
+            <w:r>
+              <w:rPr>
+                <w:rFonts w:eastAsia="等线"/>
+                <w:bCs/>
+                <w:color w:val="000000"/>
+                <w:sz w:val="18"/>
+                <w:szCs w:val="18"/>
+                <w:lang w:bidi="ar"/>
+              </w:rPr>
+              <w:t>)</w:t>
+            </w:r>
+            <w:r>
+              <w:rPr>
+                <w:rFonts w:eastAsia="等线" w:hint="eastAsia"/>
+                <w:bCs/>
+                <w:color w:val="000000"/>
+                <w:sz w:val="18"/>
+                <w:szCs w:val="18"/>
+                <w:lang w:bidi="ar"/>
+              </w:rPr>
+              <w:t>保证扣库存、生成订单、订单</w:t>
+            </w:r>
+            <w:r>
+              <w:rPr>
+                <w:rFonts w:eastAsia="等线" w:hint="eastAsia"/>
+                <w:bCs/>
+                <w:color w:val="000000"/>
+                <w:sz w:val="18"/>
+                <w:szCs w:val="18"/>
+                <w:lang w:bidi="ar"/>
+              </w:rPr>
+              <w:t>明细三步骤原子性；</w:t>
+            </w:r>
+          </w:p>
+          <w:p>
+            <w:pPr>
+              <w:widowControl/>
+              <w:jc w:val="left"/>
+              <w:textAlignment w:val="top"/>
+              <w:rPr>
+                <w:rFonts w:eastAsia="等线"/>
+                <w:bCs/>
+                <w:color w:val="000000"/>
+                <w:sz w:val="18"/>
+                <w:szCs w:val="18"/>
+                <w:lang w:bidi="ar"/>
+              </w:rPr>
+            </w:pPr>
+            <w:r>
+              <w:rPr>
+                <w:rFonts w:eastAsia="等线" w:hint="eastAsia"/>
+                <w:bCs/>
+                <w:color w:val="000000"/>
+                <w:sz w:val="18"/>
+                <w:szCs w:val="18"/>
+                <w:lang w:bidi="ar"/>
+              </w:rPr>
+              <w:t>订单状态机（</w:t>
+            </w:r>
+            <w:r>
+              <w:rPr>
+                <w:rFonts w:eastAsia="等线" w:hint="eastAsia"/>
+                <w:bCs/>
+                <w:color w:val="000000"/>
+                <w:sz w:val="18"/>
+                <w:szCs w:val="18"/>
+                <w:lang w:bidi="ar"/>
+              </w:rPr>
+              <w:t>0</w:t>
+            </w:r>
+            <w:r>
+              <w:rPr>
+                <w:rFonts w:eastAsia="等线" w:hint="eastAsia"/>
+                <w:bCs/>
+                <w:color w:val="000000"/>
+                <w:sz w:val="18"/>
+                <w:szCs w:val="18"/>
+                <w:lang w:bidi="ar"/>
+              </w:rPr>
+              <w:t>待付款→</w:t>
+            </w:r>
+            <w:r>
+              <w:rPr>
+                <w:rFonts w:eastAsia="等线" w:hint="eastAsia"/>
+                <w:bCs/>
+                <w:color w:val="000000"/>
+                <w:sz w:val="18"/>
+                <w:szCs w:val="18"/>
+                <w:lang w:bidi="ar"/>
+              </w:rPr>
+              <w:t>1</w:t>
+            </w:r>
+            <w:r>
+              <w:rPr>
+                <w:rFonts w:eastAsia="等线" w:hint="eastAsia"/>
+                <w:bCs/>
+                <w:color w:val="000000"/>
+                <w:sz w:val="18"/>
+                <w:szCs w:val="18"/>
+                <w:lang w:bidi="ar"/>
+              </w:rPr>
+              <w:t>已付款→</w:t>
+            </w:r>
+            <w:r>
+              <w:rPr>
+                <w:rFonts w:eastAsia="等线" w:hint="eastAsia"/>
+                <w:bCs/>
+                <w:color w:val="000000"/>
+                <w:sz w:val="18"/>
+                <w:szCs w:val="18"/>
+                <w:lang w:bidi="ar"/>
+              </w:rPr>
+              <w:t>2</w:t>
+            </w:r>
+            <w:r>
+              <w:rPr>
+                <w:rFonts w:eastAsia="等线" w:hint="eastAsia"/>
+                <w:bCs/>
+                <w:color w:val="000000"/>
+                <w:sz w:val="18"/>
+                <w:szCs w:val="18"/>
+                <w:lang w:bidi="ar"/>
+              </w:rPr>
+              <w:t>已发货→</w:t>
+            </w:r>
+            <w:r>
+              <w:rPr>
+                <w:rFonts w:eastAsia="等线" w:hint="eastAsia"/>
+                <w:bCs/>
+                <w:color w:val="000000"/>
+                <w:sz w:val="18"/>
+                <w:szCs w:val="18"/>
+                <w:lang w:bidi="ar"/>
+              </w:rPr>
+              <w:t>3</w:t>
+            </w:r>
+            <w:r>
+              <w:rPr>
+                <w:rFonts w:eastAsia="等线" w:hint="eastAsia"/>
+                <w:bCs/>
+                <w:color w:val="000000"/>
+                <w:sz w:val="18"/>
+                <w:szCs w:val="18"/>
+                <w:lang w:bidi="ar"/>
+              </w:rPr>
+              <w:t>已完成</w:t>
+            </w:r>
+            <w:r>
+              <w:rPr>
+                <w:rFonts w:eastAsia="等线" w:hint="eastAsia"/>
+                <w:bCs/>
+                <w:color w:val="000000"/>
+                <w:sz w:val="18"/>
+                <w:szCs w:val="18"/>
+                <w:lang w:bidi="ar"/>
+              </w:rPr>
+              <w:t>/4</w:t>
+            </w:r>
+            <w:r>
+              <w:rPr>
+                <w:rFonts w:eastAsia="等线" w:hint="eastAsia"/>
+                <w:bCs/>
+                <w:color w:val="000000"/>
+                <w:sz w:val="18"/>
+                <w:szCs w:val="18"/>
+                <w:lang w:bidi="ar"/>
+              </w:rPr>
+              <w:t>已取消）；</w:t>
+            </w:r>
+          </w:p>
+          <w:p>
+            <w:pPr>
+              <w:widowControl/>
+              <w:jc w:val="left"/>
+              <w:textAlignment w:val="top"/>
+              <w:rPr>
+                <w:rFonts w:eastAsia="等线"/>
+                <w:bCs/>
+                <w:color w:val="000000"/>
+                <w:sz w:val="18"/>
+                <w:szCs w:val="18"/>
+                <w:lang w:bidi="ar"/>
+              </w:rPr>
+            </w:pPr>
+            <w:r>
+              <w:rPr>
+                <w:rFonts w:eastAsia="等线" w:hint="eastAsia"/>
+                <w:bCs/>
+                <w:color w:val="000000"/>
+                <w:sz w:val="18"/>
+                <w:szCs w:val="18"/>
+                <w:lang w:bidi="ar"/>
+              </w:rPr>
+              <w:t>用户只能操作本人订单的归属校验；</w:t>
+            </w:r>
+          </w:p>
+          <w:p>
+            <w:pPr>
+              <w:widowControl/>
+              <w:jc w:val="left"/>
+              <w:textAlignment w:val="top"/>
+              <w:rPr>
+                <w:rFonts w:eastAsia="等线"/>
+                <w:bCs/>
+                <w:color w:val="000000"/>
+                <w:sz w:val="18"/>
+                <w:szCs w:val="18"/>
+                <w:lang w:bidi="ar"/>
+              </w:rPr>
+            </w:pPr>
           </w:p>
         </w:tc>
       </w:tr>
@@ -5861,7 +6457,7 @@
         </w:trPr>
         <w:tc>
           <w:tcPr>
-            <w:tcW w:w="893" w:type="dxa"/>
+            <w:tcW w:w="621" w:type="dxa"/>
           </w:tcPr>
           <w:p>
             <w:pPr>
@@ -5914,7 +6510,6 @@
                 <w:lang w:bidi="ar"/>
               </w:rPr>
             </w:pPr>
-            <w:proofErr w:type="gramStart"/>
             <w:r>
               <w:rPr>
                 <w:rFonts w:eastAsia="等线" w:hint="eastAsia"/>
@@ -5926,12 +6521,11 @@
               </w:rPr>
               <w:t>江兴舞</w:t>
             </w:r>
-            <w:proofErr w:type="gramEnd"/>
-          </w:p>
-        </w:tc>
-        <w:tc>
-          <w:tcPr>
-            <w:tcW w:w="2550" w:type="dxa"/>
+          </w:p>
+        </w:tc>
+        <w:tc>
+          <w:tcPr>
+            <w:tcW w:w="2039" w:type="dxa"/>
           </w:tcPr>
           <w:p>
             <w:pPr>
@@ -5946,15 +6540,17 @@
                 <w:lang w:bidi="ar"/>
               </w:rPr>
             </w:pPr>
-          </w:p>
-        </w:tc>
-        <w:tc>
-          <w:tcPr>
-            <w:tcW w:w="2081" w:type="dxa"/>
-          </w:tcPr>
-          <w:p>
-            <w:pPr>
-              <w:widowControl/>
+            <w:r>
+              <w:rPr>
+                <w:sz w:val="20"/>
+              </w:rPr>
+              <w:t>后端：</w:t>
+            </w:r>
+          </w:p>
+          <w:p>
+            <w:pPr>
+              <w:widowControl/>
+              <w:jc w:val="left"/>
               <w:textAlignment w:val="top"/>
               <w:rPr>
                 <w:rFonts w:eastAsia="等线"/>
@@ -5965,12 +6561,216 @@
                 <w:lang w:bidi="ar"/>
               </w:rPr>
             </w:pPr>
-          </w:p>
-        </w:tc>
-        <w:tc>
-          <w:tcPr>
-            <w:tcW w:w="1305" w:type="dxa"/>
-          </w:tcPr>
+            <w:r>
+              <w:rPr>
+                <w:rFonts w:eastAsia="等线" w:hint="eastAsia"/>
+                <w:bCs/>
+                <w:color w:val="000000"/>
+                <w:sz w:val="18"/>
+                <w:szCs w:val="18"/>
+                <w:lang w:bidi="ar"/>
+              </w:rPr>
+              <w:t>UserLoginServlet</w:t>
+            </w:r>
+            <w:r>
+              <w:rPr>
+                <w:rFonts w:eastAsia="等线" w:hint="eastAsia"/>
+                <w:bCs/>
+                <w:color w:val="000000"/>
+                <w:sz w:val="18"/>
+                <w:szCs w:val="18"/>
+                <w:lang w:bidi="ar"/>
+              </w:rPr>
+              <w:t>、</w:t>
+            </w:r>
+            <w:r>
+              <w:rPr>
+                <w:rFonts w:eastAsia="等线" w:hint="eastAsia"/>
+                <w:bCs/>
+                <w:color w:val="000000"/>
+                <w:sz w:val="18"/>
+                <w:szCs w:val="18"/>
+                <w:lang w:bidi="ar"/>
+              </w:rPr>
+              <w:t>UserRegisterServlet</w:t>
+            </w:r>
+            <w:r>
+              <w:rPr>
+                <w:rFonts w:eastAsia="等线" w:hint="eastAsia"/>
+                <w:bCs/>
+                <w:color w:val="000000"/>
+                <w:sz w:val="18"/>
+                <w:szCs w:val="18"/>
+                <w:lang w:bidi="ar"/>
+              </w:rPr>
+              <w:t>、</w:t>
+            </w:r>
+            <w:r>
+              <w:rPr>
+                <w:rFonts w:eastAsia="等线" w:hint="eastAsia"/>
+                <w:bCs/>
+                <w:color w:val="000000"/>
+                <w:sz w:val="18"/>
+                <w:szCs w:val="18"/>
+                <w:lang w:bidi="ar"/>
+              </w:rPr>
+              <w:t>UpdateUserInfoServlet</w:t>
+            </w:r>
+            <w:r>
+              <w:rPr>
+                <w:rFonts w:eastAsia="等线" w:hint="eastAsia"/>
+                <w:bCs/>
+                <w:color w:val="000000"/>
+                <w:sz w:val="18"/>
+                <w:szCs w:val="18"/>
+                <w:lang w:bidi="ar"/>
+              </w:rPr>
+              <w:t>、</w:t>
+            </w:r>
+            <w:r>
+              <w:rPr>
+                <w:rFonts w:eastAsia="等线" w:hint="eastAsia"/>
+                <w:bCs/>
+                <w:color w:val="000000"/>
+                <w:sz w:val="18"/>
+                <w:szCs w:val="18"/>
+                <w:lang w:bidi="ar"/>
+              </w:rPr>
+              <w:t>UserInfoServlet</w:t>
+            </w:r>
+            <w:r>
+              <w:rPr>
+                <w:rFonts w:eastAsia="等线" w:hint="eastAsia"/>
+                <w:bCs/>
+                <w:color w:val="000000"/>
+                <w:sz w:val="18"/>
+                <w:szCs w:val="18"/>
+                <w:lang w:bidi="ar"/>
+              </w:rPr>
+              <w:t>、</w:t>
+            </w:r>
+            <w:r>
+              <w:rPr>
+                <w:rFonts w:eastAsia="等线" w:hint="eastAsia"/>
+                <w:bCs/>
+                <w:color w:val="000000"/>
+                <w:sz w:val="18"/>
+                <w:szCs w:val="18"/>
+                <w:lang w:bidi="ar"/>
+              </w:rPr>
+              <w:t>DeleteUserServlet</w:t>
+            </w:r>
+            <w:r>
+              <w:rPr>
+                <w:rFonts w:eastAsia="等线" w:hint="eastAsia"/>
+                <w:bCs/>
+                <w:color w:val="000000"/>
+                <w:sz w:val="18"/>
+                <w:szCs w:val="18"/>
+                <w:lang w:bidi="ar"/>
+              </w:rPr>
+              <w:t>、</w:t>
+            </w:r>
+            <w:r>
+              <w:rPr>
+                <w:rFonts w:eastAsia="等线" w:hint="eastAsia"/>
+                <w:bCs/>
+                <w:color w:val="000000"/>
+                <w:sz w:val="18"/>
+                <w:szCs w:val="18"/>
+                <w:lang w:bidi="ar"/>
+              </w:rPr>
+              <w:t>ResetPwdServlet</w:t>
+            </w:r>
+            <w:r>
+              <w:rPr>
+                <w:rFonts w:eastAsia="等线" w:hint="eastAsia"/>
+                <w:bCs/>
+                <w:color w:val="000000"/>
+                <w:sz w:val="18"/>
+                <w:szCs w:val="18"/>
+                <w:lang w:bidi="ar"/>
+              </w:rPr>
+              <w:t>、</w:t>
+            </w:r>
+            <w:r>
+              <w:rPr>
+                <w:rFonts w:eastAsia="等线" w:hint="eastAsia"/>
+                <w:bCs/>
+                <w:color w:val="000000"/>
+                <w:sz w:val="18"/>
+                <w:szCs w:val="18"/>
+                <w:lang w:bidi="ar"/>
+              </w:rPr>
+              <w:t>LogoutServlet</w:t>
+            </w:r>
+            <w:r>
+              <w:rPr>
+                <w:rFonts w:eastAsia="等线" w:hint="eastAsia"/>
+                <w:bCs/>
+                <w:color w:val="000000"/>
+                <w:sz w:val="18"/>
+                <w:szCs w:val="18"/>
+                <w:lang w:bidi="ar"/>
+              </w:rPr>
+              <w:t>、</w:t>
+            </w:r>
+            <w:r>
+              <w:rPr>
+                <w:rFonts w:eastAsia="等线" w:hint="eastAsia"/>
+                <w:bCs/>
+                <w:color w:val="000000"/>
+                <w:sz w:val="18"/>
+                <w:szCs w:val="18"/>
+                <w:lang w:bidi="ar"/>
+              </w:rPr>
+              <w:t>UserDAO</w:t>
+            </w:r>
+            <w:r>
+              <w:rPr>
+                <w:rFonts w:eastAsia="等线" w:hint="eastAsia"/>
+                <w:bCs/>
+                <w:color w:val="000000"/>
+                <w:sz w:val="18"/>
+                <w:szCs w:val="18"/>
+                <w:lang w:bidi="ar"/>
+              </w:rPr>
+              <w:t>、</w:t>
+            </w:r>
+            <w:r>
+              <w:rPr>
+                <w:rFonts w:eastAsia="等线" w:hint="eastAsia"/>
+                <w:bCs/>
+                <w:color w:val="000000"/>
+                <w:sz w:val="18"/>
+                <w:szCs w:val="18"/>
+                <w:lang w:bidi="ar"/>
+              </w:rPr>
+              <w:t>LoginFilter</w:t>
+            </w:r>
+            <w:r>
+              <w:rPr>
+                <w:rFonts w:eastAsia="等线" w:hint="eastAsia"/>
+                <w:bCs/>
+                <w:color w:val="000000"/>
+                <w:sz w:val="18"/>
+                <w:szCs w:val="18"/>
+                <w:lang w:bidi="ar"/>
+              </w:rPr>
+              <w:t>、</w:t>
+            </w:r>
+            <w:r>
+              <w:rPr>
+                <w:rFonts w:eastAsia="等线" w:hint="eastAsia"/>
+                <w:bCs/>
+                <w:color w:val="000000"/>
+                <w:sz w:val="18"/>
+                <w:szCs w:val="18"/>
+                <w:lang w:bidi="ar"/>
+              </w:rPr>
+              <w:t>EncodingFilter</w:t>
+            </w:r>
+          </w:p>
           <w:p>
             <w:pPr>
               <w:widowControl/>
@@ -5984,12 +6784,18 @@
                 <w:lang w:bidi="ar"/>
               </w:rPr>
             </w:pPr>
-          </w:p>
-        </w:tc>
-        <w:tc>
-          <w:tcPr>
-            <w:tcW w:w="1692" w:type="dxa"/>
-          </w:tcPr>
+            <w:r>
+              <w:rPr>
+                <w:rFonts w:eastAsia="等线" w:hint="eastAsia"/>
+                <w:bCs/>
+                <w:color w:val="000000"/>
+                <w:sz w:val="18"/>
+                <w:szCs w:val="18"/>
+                <w:lang w:bidi="ar"/>
+              </w:rPr>
+              <w:t>前端：</w:t>
+            </w:r>
+          </w:p>
           <w:p>
             <w:pPr>
               <w:widowControl/>
@@ -6003,6 +6809,430 @@
                 <w:lang w:bidi="ar"/>
               </w:rPr>
             </w:pPr>
+            <w:r>
+              <w:rPr>
+                <w:rFonts w:eastAsia="等线" w:hint="eastAsia"/>
+                <w:bCs/>
+                <w:color w:val="000000"/>
+                <w:sz w:val="18"/>
+                <w:szCs w:val="18"/>
+                <w:lang w:bidi="ar"/>
+              </w:rPr>
+              <w:t>login.jsp</w:t>
+            </w:r>
+            <w:r>
+              <w:rPr>
+                <w:rFonts w:eastAsia="等线" w:hint="eastAsia"/>
+                <w:bCs/>
+                <w:color w:val="000000"/>
+                <w:sz w:val="18"/>
+                <w:szCs w:val="18"/>
+                <w:lang w:bidi="ar"/>
+              </w:rPr>
+              <w:t>、</w:t>
+            </w:r>
+          </w:p>
+          <w:p>
+            <w:pPr>
+              <w:widowControl/>
+              <w:jc w:val="left"/>
+              <w:textAlignment w:val="top"/>
+              <w:rPr>
+                <w:rFonts w:eastAsia="等线"/>
+                <w:bCs/>
+                <w:color w:val="000000"/>
+                <w:sz w:val="18"/>
+                <w:szCs w:val="18"/>
+                <w:lang w:bidi="ar"/>
+              </w:rPr>
+            </w:pPr>
+            <w:r>
+              <w:rPr>
+                <w:rFonts w:eastAsia="等线" w:hint="eastAsia"/>
+                <w:bCs/>
+                <w:color w:val="000000"/>
+                <w:sz w:val="18"/>
+                <w:szCs w:val="18"/>
+                <w:lang w:bidi="ar"/>
+              </w:rPr>
+              <w:t>register.jsp</w:t>
+            </w:r>
+            <w:r>
+              <w:rPr>
+                <w:rFonts w:eastAsia="等线" w:hint="eastAsia"/>
+                <w:bCs/>
+                <w:color w:val="000000"/>
+                <w:sz w:val="18"/>
+                <w:szCs w:val="18"/>
+                <w:lang w:bidi="ar"/>
+              </w:rPr>
+              <w:t>、</w:t>
+            </w:r>
+            <w:r>
+              <w:rPr>
+                <w:rFonts w:eastAsia="等线" w:hint="eastAsia"/>
+                <w:bCs/>
+                <w:color w:val="000000"/>
+                <w:sz w:val="18"/>
+                <w:szCs w:val="18"/>
+                <w:lang w:bidi="ar"/>
+              </w:rPr>
+              <w:t>userinfo.jsp</w:t>
+            </w:r>
+            <w:r>
+              <w:rPr>
+                <w:rFonts w:eastAsia="等线" w:hint="eastAsia"/>
+                <w:bCs/>
+                <w:color w:val="000000"/>
+                <w:sz w:val="18"/>
+                <w:szCs w:val="18"/>
+                <w:lang w:bidi="ar"/>
+              </w:rPr>
+              <w:t>、</w:t>
+            </w:r>
+            <w:r>
+              <w:rPr>
+                <w:rFonts w:eastAsia="等线" w:hint="eastAsia"/>
+                <w:bCs/>
+                <w:color w:val="000000"/>
+                <w:sz w:val="18"/>
+                <w:szCs w:val="18"/>
+                <w:lang w:bidi="ar"/>
+              </w:rPr>
+              <w:t>editUser.jsp</w:t>
+            </w:r>
+            <w:r>
+              <w:rPr>
+                <w:rFonts w:eastAsia="等线" w:hint="eastAsia"/>
+                <w:bCs/>
+                <w:color w:val="000000"/>
+                <w:sz w:val="18"/>
+                <w:szCs w:val="18"/>
+                <w:lang w:bidi="ar"/>
+              </w:rPr>
+              <w:t>、</w:t>
+            </w:r>
+            <w:r>
+              <w:rPr>
+                <w:rFonts w:eastAsia="等线" w:hint="eastAsia"/>
+                <w:bCs/>
+                <w:color w:val="000000"/>
+                <w:sz w:val="18"/>
+                <w:szCs w:val="18"/>
+                <w:lang w:bidi="ar"/>
+              </w:rPr>
+              <w:t>updateUserInfo.jsp</w:t>
+            </w:r>
+            <w:r>
+              <w:rPr>
+                <w:rFonts w:eastAsia="等线" w:hint="eastAsia"/>
+                <w:bCs/>
+                <w:color w:val="000000"/>
+                <w:sz w:val="18"/>
+                <w:szCs w:val="18"/>
+                <w:lang w:bidi="ar"/>
+              </w:rPr>
+              <w:t>、</w:t>
+            </w:r>
+            <w:r>
+              <w:rPr>
+                <w:rFonts w:eastAsia="等线" w:hint="eastAsia"/>
+                <w:bCs/>
+                <w:color w:val="000000"/>
+                <w:sz w:val="18"/>
+                <w:szCs w:val="18"/>
+                <w:lang w:bidi="ar"/>
+              </w:rPr>
+              <w:t>adminUserList.jsp</w:t>
+            </w:r>
+          </w:p>
+        </w:tc>
+        <w:tc>
+          <w:tcPr>
+            <w:tcW w:w="1907" w:type="dxa"/>
+          </w:tcPr>
+          <w:p>
+            <w:pPr>
+              <w:widowControl/>
+              <w:jc w:val="left"/>
+              <w:textAlignment w:val="top"/>
+              <w:rPr>
+                <w:sz w:val="20"/>
+              </w:rPr>
+            </w:pPr>
+            <w:r>
+              <w:rPr>
+                <w:sz w:val="20"/>
+              </w:rPr>
+              <w:t>login</w:t>
+            </w:r>
+            <w:r>
+              <w:rPr>
+                <w:sz w:val="20"/>
+              </w:rPr>
+              <w:t>、</w:t>
+            </w:r>
+          </w:p>
+          <w:p>
+            <w:pPr>
+              <w:widowControl/>
+              <w:jc w:val="left"/>
+              <w:textAlignment w:val="top"/>
+              <w:rPr>
+                <w:rFonts w:eastAsia="等线"/>
+                <w:bCs/>
+                <w:color w:val="000000"/>
+                <w:sz w:val="18"/>
+                <w:szCs w:val="18"/>
+                <w:lang w:bidi="ar"/>
+              </w:rPr>
+            </w:pPr>
+            <w:r>
+              <w:rPr>
+                <w:sz w:val="20"/>
+              </w:rPr>
+              <w:t>register</w:t>
+            </w:r>
+            <w:r>
+              <w:rPr>
+                <w:sz w:val="20"/>
+              </w:rPr>
+              <w:t>、</w:t>
+            </w:r>
+            <w:r>
+              <w:rPr>
+                <w:sz w:val="20"/>
+              </w:rPr>
+              <w:t>updateUserInfo</w:t>
+            </w:r>
+            <w:r>
+              <w:rPr>
+                <w:sz w:val="20"/>
+              </w:rPr>
+              <w:t>、</w:t>
+            </w:r>
+            <w:r>
+              <w:rPr>
+                <w:sz w:val="20"/>
+              </w:rPr>
+              <w:t>resetPwd</w:t>
+            </w:r>
+            <w:r>
+              <w:rPr>
+                <w:sz w:val="20"/>
+              </w:rPr>
+              <w:t>、</w:t>
+            </w:r>
+            <w:r>
+              <w:rPr>
+                <w:sz w:val="20"/>
+              </w:rPr>
+              <w:t>deleteUser</w:t>
+            </w:r>
+            <w:r>
+              <w:rPr>
+                <w:sz w:val="20"/>
+              </w:rPr>
+              <w:t>、</w:t>
+            </w:r>
+            <w:r>
+              <w:rPr>
+                <w:sz w:val="20"/>
+              </w:rPr>
+              <w:t>getUserById</w:t>
+            </w:r>
+            <w:r>
+              <w:rPr>
+                <w:sz w:val="20"/>
+              </w:rPr>
+              <w:t>、</w:t>
+            </w:r>
+            <w:r>
+              <w:rPr>
+                <w:sz w:val="20"/>
+              </w:rPr>
+              <w:t>checkUsername</w:t>
+            </w:r>
+          </w:p>
+        </w:tc>
+        <w:tc>
+          <w:tcPr>
+            <w:tcW w:w="518" w:type="dxa"/>
+          </w:tcPr>
+          <w:p>
+            <w:pPr>
+              <w:widowControl/>
+              <w:textAlignment w:val="top"/>
+              <w:rPr>
+                <w:rFonts w:eastAsia="等线"/>
+                <w:bCs/>
+                <w:color w:val="000000"/>
+                <w:sz w:val="18"/>
+                <w:szCs w:val="18"/>
+                <w:lang w:bidi="ar"/>
+              </w:rPr>
+            </w:pPr>
+            <w:r>
+              <w:rPr>
+                <w:rFonts w:eastAsia="等线"/>
+                <w:bCs/>
+                <w:color w:val="000000"/>
+                <w:sz w:val="18"/>
+                <w:szCs w:val="18"/>
+                <w:lang w:bidi="ar"/>
+              </w:rPr>
+              <w:t>已完成</w:t>
+            </w:r>
+          </w:p>
+        </w:tc>
+        <w:tc>
+          <w:tcPr>
+            <w:tcW w:w="3436" w:type="dxa"/>
+          </w:tcPr>
+          <w:p>
+            <w:pPr>
+              <w:widowControl/>
+              <w:jc w:val="left"/>
+              <w:textAlignment w:val="top"/>
+              <w:rPr>
+                <w:sz w:val="20"/>
+              </w:rPr>
+            </w:pPr>
+            <w:r>
+              <w:rPr>
+                <w:sz w:val="20"/>
+              </w:rPr>
+              <w:t>登录拦截</w:t>
+            </w:r>
+            <w:r>
+              <w:rPr>
+                <w:sz w:val="20"/>
+              </w:rPr>
+              <w:t xml:space="preserve"> LoginFilter</w:t>
+            </w:r>
+            <w:r>
+              <w:rPr>
+                <w:sz w:val="20"/>
+              </w:rPr>
+              <w:t>；</w:t>
+            </w:r>
+          </w:p>
+          <w:p>
+            <w:pPr>
+              <w:widowControl/>
+              <w:jc w:val="left"/>
+              <w:textAlignment w:val="top"/>
+              <w:rPr>
+                <w:sz w:val="20"/>
+              </w:rPr>
+            </w:pPr>
+            <w:r>
+              <w:rPr>
+                <w:rFonts w:hint="eastAsia"/>
+                <w:sz w:val="20"/>
+              </w:rPr>
+              <w:t>管理员对用户的增删改</w:t>
+            </w:r>
+          </w:p>
+          <w:p>
+            <w:pPr>
+              <w:widowControl/>
+              <w:jc w:val="left"/>
+              <w:textAlignment w:val="top"/>
+              <w:rPr>
+                <w:sz w:val="20"/>
+              </w:rPr>
+            </w:pPr>
+            <w:r>
+              <w:rPr>
+                <w:rFonts w:hint="eastAsia"/>
+                <w:sz w:val="20"/>
+              </w:rPr>
+              <w:t>后台用户管理与密码重置权限控制</w:t>
+            </w:r>
+            <w:r>
+              <w:rPr>
+                <w:rFonts w:hint="eastAsia"/>
+                <w:sz w:val="20"/>
+              </w:rPr>
+              <w:t>；</w:t>
+            </w:r>
+          </w:p>
+          <w:p>
+            <w:pPr>
+              <w:widowControl/>
+              <w:jc w:val="left"/>
+              <w:textAlignment w:val="top"/>
+              <w:rPr>
+                <w:sz w:val="20"/>
+              </w:rPr>
+            </w:pPr>
+            <w:r>
+              <w:rPr>
+                <w:sz w:val="20"/>
+              </w:rPr>
+              <w:t>注册用户名查重</w:t>
+            </w:r>
+            <w:r>
+              <w:rPr>
+                <w:rFonts w:ascii="Arial" w:hAnsi="Arial"/>
+                <w:color w:val="000000"/>
+              </w:rPr>
+              <w:t>与空值校验</w:t>
+            </w:r>
+            <w:r>
+              <w:rPr>
+                <w:sz w:val="20"/>
+              </w:rPr>
+              <w:t>；</w:t>
+            </w:r>
+          </w:p>
+          <w:p>
+            <w:pPr>
+              <w:widowControl/>
+              <w:jc w:val="left"/>
+              <w:textAlignment w:val="top"/>
+              <w:rPr>
+                <w:rFonts w:eastAsia="等线"/>
+                <w:bCs/>
+                <w:color w:val="000000"/>
+                <w:sz w:val="18"/>
+                <w:szCs w:val="18"/>
+                <w:lang w:bidi="ar"/>
+              </w:rPr>
+            </w:pPr>
+            <w:r>
+              <w:rPr>
+                <w:sz w:val="20"/>
+              </w:rPr>
+              <w:t xml:space="preserve">EncodingFilter </w:t>
+            </w:r>
+            <w:r>
+              <w:rPr>
+                <w:sz w:val="20"/>
+              </w:rPr>
+              <w:t>统一</w:t>
+            </w:r>
+            <w:r>
+              <w:rPr>
+                <w:sz w:val="20"/>
+              </w:rPr>
+              <w:t xml:space="preserve"> U</w:t>
+            </w:r>
+            <w:bookmarkStart w:id="1" w:name="_GoBack"/>
+            <w:bookmarkEnd w:id="1"/>
+            <w:r>
+              <w:rPr>
+                <w:sz w:val="20"/>
+              </w:rPr>
+              <w:t xml:space="preserve">TF-8 </w:t>
+            </w:r>
+            <w:r>
+              <w:rPr>
+                <w:sz w:val="20"/>
+              </w:rPr>
+              <w:t>编码</w:t>
+            </w:r>
           </w:p>
         </w:tc>
       </w:tr>
@@ -6012,7 +7242,7 @@
         </w:trPr>
         <w:tc>
           <w:tcPr>
-            <w:tcW w:w="893" w:type="dxa"/>
+            <w:tcW w:w="621" w:type="dxa"/>
           </w:tcPr>
           <w:p>
             <w:pPr>
@@ -6080,11 +7310,12 @@
         </w:tc>
         <w:tc>
           <w:tcPr>
-            <w:tcW w:w="2550" w:type="dxa"/>
-          </w:tcPr>
-          <w:p>
-            <w:pPr>
-              <w:widowControl/>
+            <w:tcW w:w="2039" w:type="dxa"/>
+          </w:tcPr>
+          <w:p>
+            <w:pPr>
+              <w:widowControl/>
+              <w:jc w:val="left"/>
               <w:textAlignment w:val="top"/>
               <w:rPr>
                 <w:rFonts w:eastAsia="等线"/>
@@ -6095,15 +7326,118 @@
                 <w:lang w:bidi="ar"/>
               </w:rPr>
             </w:pPr>
-          </w:p>
-        </w:tc>
-        <w:tc>
-          <w:tcPr>
-            <w:tcW w:w="2081" w:type="dxa"/>
-          </w:tcPr>
-          <w:p>
-            <w:pPr>
-              <w:widowControl/>
+            <w:r>
+              <w:rPr>
+                <w:sz w:val="20"/>
+              </w:rPr>
+              <w:t>后端：</w:t>
+            </w:r>
+            <w:r>
+              <w:rPr>
+                <w:sz w:val="20"/>
+              </w:rPr>
+              <w:t>ProductListServlet</w:t>
+            </w:r>
+            <w:r>
+              <w:rPr>
+                <w:sz w:val="20"/>
+              </w:rPr>
+              <w:t>、</w:t>
+            </w:r>
+            <w:r>
+              <w:rPr>
+                <w:sz w:val="20"/>
+              </w:rPr>
+              <w:t>ProductDetailServlet</w:t>
+            </w:r>
+            <w:r>
+              <w:rPr>
+                <w:sz w:val="20"/>
+              </w:rPr>
+              <w:t>、</w:t>
+            </w:r>
+            <w:r>
+              <w:rPr>
+                <w:sz w:val="20"/>
+              </w:rPr>
+              <w:t>AdminProductServlet</w:t>
+            </w:r>
+            <w:r>
+              <w:rPr>
+                <w:sz w:val="20"/>
+              </w:rPr>
+              <w:t>、</w:t>
+            </w:r>
+            <w:r>
+              <w:rPr>
+                <w:sz w:val="20"/>
+              </w:rPr>
+              <w:t>ProductDAO</w:t>
+            </w:r>
+            <w:r>
+              <w:rPr>
+                <w:sz w:val="20"/>
+              </w:rPr>
+              <w:br/>
+            </w:r>
+            <w:r>
+              <w:rPr>
+                <w:sz w:val="20"/>
+              </w:rPr>
+              <w:t>前端：</w:t>
+            </w:r>
+            <w:r>
+              <w:rPr>
+                <w:sz w:val="20"/>
+              </w:rPr>
+              <w:t>product_list.jsp</w:t>
+            </w:r>
+            <w:r>
+              <w:rPr>
+                <w:sz w:val="20"/>
+              </w:rPr>
+              <w:t>、</w:t>
+            </w:r>
+            <w:r>
+              <w:rPr>
+                <w:sz w:val="20"/>
+              </w:rPr>
+              <w:t>product_detail.jsp</w:t>
+            </w:r>
+            <w:r>
+              <w:rPr>
+                <w:sz w:val="20"/>
+              </w:rPr>
+              <w:t>、</w:t>
+            </w:r>
+            <w:r>
+              <w:rPr>
+                <w:sz w:val="20"/>
+              </w:rPr>
+              <w:t>admin/product_list.jsp</w:t>
+            </w:r>
+            <w:r>
+              <w:rPr>
+                <w:sz w:val="20"/>
+              </w:rPr>
+              <w:t>、</w:t>
+            </w:r>
+            <w:r>
+              <w:rPr>
+                <w:sz w:val="20"/>
+              </w:rPr>
+              <w:t>admin/product_edit.jsp</w:t>
+            </w:r>
+          </w:p>
+        </w:tc>
+        <w:tc>
+          <w:tcPr>
+            <w:tcW w:w="1907" w:type="dxa"/>
+          </w:tcPr>
+          <w:p>
+            <w:pPr>
+              <w:widowControl/>
+              <w:jc w:val="left"/>
               <w:textAlignment w:val="top"/>
               <w:rPr>
                 <w:rFonts w:eastAsia="等线"/>
@@ -6114,11 +7448,154 @@
                 <w:lang w:bidi="ar"/>
               </w:rPr>
             </w:pPr>
-          </w:p>
-        </w:tc>
-        <w:tc>
-          <w:tcPr>
-            <w:tcW w:w="1305" w:type="dxa"/>
+            <w:r>
+              <w:rPr>
+                <w:rFonts w:eastAsia="等线" w:hint="eastAsia"/>
+                <w:bCs/>
+                <w:color w:val="000000"/>
+                <w:sz w:val="18"/>
+                <w:szCs w:val="18"/>
+                <w:lang w:bidi="ar"/>
+              </w:rPr>
+              <w:t>listProducts(</w:t>
+            </w:r>
+            <w:r>
+              <w:rPr>
+                <w:rFonts w:eastAsia="等线" w:hint="eastAsia"/>
+                <w:bCs/>
+                <w:color w:val="000000"/>
+                <w:sz w:val="18"/>
+                <w:szCs w:val="18"/>
+                <w:lang w:bidi="ar"/>
+              </w:rPr>
+              <w:t>分类筛选</w:t>
+            </w:r>
+            <w:r>
+              <w:rPr>
+                <w:rFonts w:eastAsia="等线" w:hint="eastAsia"/>
+                <w:bCs/>
+                <w:color w:val="000000"/>
+                <w:sz w:val="18"/>
+                <w:szCs w:val="18"/>
+                <w:lang w:bidi="ar"/>
+              </w:rPr>
+              <w:t>)</w:t>
+            </w:r>
+            <w:r>
+              <w:rPr>
+                <w:rFonts w:eastAsia="等线" w:hint="eastAsia"/>
+                <w:bCs/>
+                <w:color w:val="000000"/>
+                <w:sz w:val="18"/>
+                <w:szCs w:val="18"/>
+                <w:lang w:bidi="ar"/>
+              </w:rPr>
+              <w:t>、</w:t>
+            </w:r>
+            <w:r>
+              <w:rPr>
+                <w:rFonts w:eastAsia="等线" w:hint="eastAsia"/>
+                <w:bCs/>
+                <w:color w:val="000000"/>
+                <w:sz w:val="18"/>
+                <w:szCs w:val="18"/>
+                <w:lang w:bidi="ar"/>
+              </w:rPr>
+              <w:t>getProductById</w:t>
+            </w:r>
+            <w:r>
+              <w:rPr>
+                <w:rFonts w:eastAsia="等线" w:hint="eastAsia"/>
+                <w:bCs/>
+                <w:color w:val="000000"/>
+                <w:sz w:val="18"/>
+                <w:szCs w:val="18"/>
+                <w:lang w:bidi="ar"/>
+              </w:rPr>
+              <w:t>、</w:t>
+            </w:r>
+            <w:r>
+              <w:rPr>
+                <w:rFonts w:eastAsia="等线" w:hint="eastAsia"/>
+                <w:bCs/>
+                <w:color w:val="000000"/>
+                <w:sz w:val="18"/>
+                <w:szCs w:val="18"/>
+                <w:lang w:bidi="ar"/>
+              </w:rPr>
+              <w:t>addProduct</w:t>
+            </w:r>
+            <w:r>
+              <w:rPr>
+                <w:rFonts w:eastAsia="等线" w:hint="eastAsia"/>
+                <w:bCs/>
+                <w:color w:val="000000"/>
+                <w:sz w:val="18"/>
+                <w:szCs w:val="18"/>
+                <w:lang w:bidi="ar"/>
+              </w:rPr>
+              <w:t>、</w:t>
+            </w:r>
+            <w:r>
+              <w:rPr>
+                <w:rFonts w:eastAsia="等线" w:hint="eastAsia"/>
+                <w:bCs/>
+                <w:color w:val="000000"/>
+                <w:sz w:val="18"/>
+                <w:szCs w:val="18"/>
+                <w:lang w:bidi="ar"/>
+              </w:rPr>
+              <w:t>updateProduct</w:t>
+            </w:r>
+            <w:r>
+              <w:rPr>
+                <w:rFonts w:eastAsia="等线" w:hint="eastAsia"/>
+                <w:bCs/>
+                <w:color w:val="000000"/>
+                <w:sz w:val="18"/>
+                <w:szCs w:val="18"/>
+                <w:lang w:bidi="ar"/>
+              </w:rPr>
+              <w:t>、</w:t>
+            </w:r>
+            <w:r>
+              <w:rPr>
+                <w:rFonts w:eastAsia="等线" w:hint="eastAsia"/>
+                <w:bCs/>
+                <w:color w:val="000000"/>
+                <w:sz w:val="18"/>
+                <w:szCs w:val="18"/>
+                <w:lang w:bidi="ar"/>
+              </w:rPr>
+              <w:t>deleteProduct(</w:t>
+            </w:r>
+            <w:r>
+              <w:rPr>
+                <w:rFonts w:eastAsia="等线" w:hint="eastAsia"/>
+                <w:bCs/>
+                <w:color w:val="000000"/>
+                <w:sz w:val="18"/>
+                <w:szCs w:val="18"/>
+                <w:lang w:bidi="ar"/>
+              </w:rPr>
+              <w:t>下架</w:t>
+            </w:r>
+            <w:r>
+              <w:rPr>
+                <w:rFonts w:eastAsia="等线" w:hint="eastAsia"/>
+                <w:bCs/>
+                <w:color w:val="000000"/>
+                <w:sz w:val="18"/>
+                <w:szCs w:val="18"/>
+                <w:lang w:bidi="ar"/>
+              </w:rPr>
+              <w:t>)</w:t>
+            </w:r>
+          </w:p>
+        </w:tc>
+        <w:tc>
+          <w:tcPr>
+            <w:tcW w:w="518" w:type="dxa"/>
           </w:tcPr>
           <w:p>
             <w:pPr>
@@ -6133,25 +7610,166 @@
                 <w:lang w:bidi="ar"/>
               </w:rPr>
             </w:pPr>
-          </w:p>
-        </w:tc>
-        <w:tc>
-          <w:tcPr>
-            <w:tcW w:w="1692" w:type="dxa"/>
-          </w:tcPr>
-          <w:p>
-            <w:pPr>
-              <w:widowControl/>
+            <w:r>
+              <w:rPr>
+                <w:rFonts w:eastAsia="等线"/>
+                <w:bCs/>
+                <w:color w:val="000000"/>
+                <w:sz w:val="18"/>
+                <w:szCs w:val="18"/>
+                <w:lang w:bidi="ar"/>
+              </w:rPr>
+              <w:t>已完成</w:t>
+            </w:r>
+          </w:p>
+        </w:tc>
+        <w:tc>
+          <w:tcPr>
+            <w:tcW w:w="3436" w:type="dxa"/>
+          </w:tcPr>
+          <w:p>
+            <w:pPr>
+              <w:widowControl/>
+              <w:jc w:val="left"/>
               <w:textAlignment w:val="top"/>
               <w:rPr>
-                <w:rFonts w:eastAsia="等线"/>
-                <w:bCs/>
-                <w:color w:val="000000"/>
-                <w:sz w:val="18"/>
-                <w:szCs w:val="18"/>
-                <w:lang w:bidi="ar"/>
-              </w:rPr>
-            </w:pPr>
+                <w:sz w:val="20"/>
+              </w:rPr>
+            </w:pPr>
+            <w:r>
+              <w:rPr>
+                <w:sz w:val="20"/>
+              </w:rPr>
+              <w:t>商品分类筛选查询</w:t>
+            </w:r>
+            <w:r>
+              <w:rPr>
+                <w:sz w:val="20"/>
+              </w:rPr>
+              <w:t>；</w:t>
+            </w:r>
+          </w:p>
+          <w:p>
+            <w:pPr>
+              <w:widowControl/>
+              <w:jc w:val="left"/>
+              <w:textAlignment w:val="top"/>
+              <w:rPr>
+                <w:sz w:val="20"/>
+              </w:rPr>
+            </w:pPr>
+            <w:r>
+              <w:rPr>
+                <w:sz w:val="20"/>
+              </w:rPr>
+              <w:t>后台价格</w:t>
+            </w:r>
+            <w:r>
+              <w:rPr>
+                <w:sz w:val="20"/>
+              </w:rPr>
+              <w:t>/</w:t>
+            </w:r>
+            <w:r>
+              <w:rPr>
+                <w:sz w:val="20"/>
+              </w:rPr>
+              <w:t>库存</w:t>
+            </w:r>
+            <w:r>
+              <w:rPr>
+                <w:sz w:val="20"/>
+              </w:rPr>
+              <w:t>/</w:t>
+            </w:r>
+            <w:r>
+              <w:rPr>
+                <w:sz w:val="20"/>
+              </w:rPr>
+              <w:t>状态数字参数安全校验（</w:t>
+            </w:r>
+            <w:r>
+              <w:rPr>
+                <w:sz w:val="20"/>
+              </w:rPr>
+              <w:t>isPositiveInt/isStatusValid</w:t>
+            </w:r>
+            <w:r>
+              <w:rPr>
+                <w:sz w:val="20"/>
+              </w:rPr>
+              <w:t>）；</w:t>
+            </w:r>
+          </w:p>
+          <w:p>
+            <w:pPr>
+              <w:widowControl/>
+              <w:jc w:val="left"/>
+              <w:textAlignment w:val="top"/>
+              <w:rPr>
+                <w:sz w:val="20"/>
+              </w:rPr>
+            </w:pPr>
+            <w:r>
+              <w:rPr>
+                <w:sz w:val="20"/>
+              </w:rPr>
+              <w:t>商品图片</w:t>
+            </w:r>
+            <w:r>
+              <w:rPr>
+                <w:rFonts w:hint="eastAsia"/>
+                <w:sz w:val="20"/>
+              </w:rPr>
+              <w:t>收集与</w:t>
+            </w:r>
+            <w:r>
+              <w:rPr>
+                <w:sz w:val="20"/>
+              </w:rPr>
+              <w:t>路径管理；</w:t>
+            </w:r>
+          </w:p>
+          <w:p>
+            <w:pPr>
+              <w:widowControl/>
+              <w:jc w:val="left"/>
+              <w:textAlignment w:val="top"/>
+              <w:rPr>
+                <w:rFonts w:eastAsia="等线" w:hint="eastAsia"/>
+                <w:bCs/>
+                <w:color w:val="000000"/>
+                <w:sz w:val="18"/>
+                <w:szCs w:val="18"/>
+                <w:lang w:bidi="ar"/>
+              </w:rPr>
+            </w:pPr>
+            <w:r>
+              <w:rPr>
+                <w:sz w:val="20"/>
+              </w:rPr>
+              <w:t>商品列表</w:t>
+            </w:r>
+            <w:r>
+              <w:rPr>
+                <w:rFonts w:hint="eastAsia"/>
+                <w:sz w:val="20"/>
+              </w:rPr>
+              <w:t xml:space="preserve">AJAX/JSON </w:t>
+            </w:r>
+            <w:r>
+              <w:rPr>
+                <w:rFonts w:hint="eastAsia"/>
+                <w:sz w:val="20"/>
+              </w:rPr>
+              <w:t>无刷新交互</w:t>
+            </w:r>
+            <w:r>
+              <w:rPr>
+                <w:sz w:val="20"/>
+              </w:rPr>
+              <w:t>显示</w:t>
+            </w:r>
           </w:p>
         </w:tc>
       </w:tr>
@@ -6161,7 +7779,7 @@
         </w:trPr>
         <w:tc>
           <w:tcPr>
-            <w:tcW w:w="893" w:type="dxa"/>
+            <w:tcW w:w="621" w:type="dxa"/>
           </w:tcPr>
           <w:p>
             <w:pPr>
@@ -6229,96 +7847,560 @@
         </w:tc>
         <w:tc>
           <w:tcPr>
-            <w:tcW w:w="2550" w:type="dxa"/>
-          </w:tcPr>
-          <w:p>
-            <w:pPr>
-              <w:widowControl/>
+            <w:tcW w:w="2039" w:type="dxa"/>
+          </w:tcPr>
+          <w:p>
+            <w:pPr>
+              <w:widowControl/>
+              <w:jc w:val="left"/>
               <w:textAlignment w:val="top"/>
               <w:rPr>
-                <w:rFonts w:eastAsia="等线"/>
-                <w:bCs/>
-                <w:color w:val="000000"/>
-                <w:sz w:val="18"/>
-                <w:szCs w:val="18"/>
-                <w:lang w:bidi="ar"/>
-              </w:rPr>
-            </w:pPr>
-          </w:p>
-        </w:tc>
-        <w:tc>
-          <w:tcPr>
-            <w:tcW w:w="2081" w:type="dxa"/>
-          </w:tcPr>
-          <w:p>
-            <w:pPr>
-              <w:widowControl/>
+                <w:sz w:val="20"/>
+              </w:rPr>
+            </w:pPr>
+            <w:r>
+              <w:rPr>
+                <w:sz w:val="20"/>
+              </w:rPr>
+              <w:t>后端：</w:t>
+            </w:r>
+          </w:p>
+          <w:p>
+            <w:pPr>
+              <w:widowControl/>
+              <w:jc w:val="left"/>
               <w:textAlignment w:val="top"/>
               <w:rPr>
-                <w:rFonts w:eastAsia="等线"/>
-                <w:bCs/>
-                <w:color w:val="000000"/>
-                <w:sz w:val="18"/>
-                <w:szCs w:val="18"/>
-                <w:lang w:bidi="ar"/>
-              </w:rPr>
-            </w:pPr>
-          </w:p>
-        </w:tc>
-        <w:tc>
-          <w:tcPr>
-            <w:tcW w:w="1305" w:type="dxa"/>
-          </w:tcPr>
-          <w:p>
-            <w:pPr>
-              <w:widowControl/>
+                <w:sz w:val="20"/>
+              </w:rPr>
+            </w:pPr>
+            <w:r>
+              <w:rPr>
+                <w:sz w:val="20"/>
+              </w:rPr>
+              <w:t>CartServlet</w:t>
+            </w:r>
+            <w:r>
+              <w:rPr>
+                <w:sz w:val="20"/>
+              </w:rPr>
+              <w:t>、</w:t>
+            </w:r>
+          </w:p>
+          <w:p>
+            <w:pPr>
+              <w:widowControl/>
+              <w:jc w:val="left"/>
               <w:textAlignment w:val="top"/>
               <w:rPr>
-                <w:rFonts w:eastAsia="等线"/>
-                <w:bCs/>
-                <w:color w:val="000000"/>
-                <w:sz w:val="18"/>
-                <w:szCs w:val="18"/>
-                <w:lang w:bidi="ar"/>
-              </w:rPr>
-            </w:pPr>
-          </w:p>
-        </w:tc>
-        <w:tc>
-          <w:tcPr>
-            <w:tcW w:w="1692" w:type="dxa"/>
-          </w:tcPr>
-          <w:p>
-            <w:pPr>
-              <w:widowControl/>
+                <w:sz w:val="20"/>
+              </w:rPr>
+            </w:pPr>
+            <w:r>
+              <w:rPr>
+                <w:sz w:val="20"/>
+              </w:rPr>
+              <w:t>CartItem</w:t>
+            </w:r>
+            <w:r>
+              <w:rPr>
+                <w:sz w:val="20"/>
+              </w:rPr>
+              <w:br/>
+            </w:r>
+            <w:r>
+              <w:rPr>
+                <w:sz w:val="20"/>
+              </w:rPr>
+              <w:t>前端：</w:t>
+            </w:r>
+          </w:p>
+          <w:p>
+            <w:pPr>
+              <w:widowControl/>
+              <w:jc w:val="left"/>
               <w:textAlignment w:val="top"/>
               <w:rPr>
-                <w:rFonts w:eastAsia="等线"/>
-                <w:bCs/>
-                <w:color w:val="000000"/>
-                <w:sz w:val="18"/>
-                <w:szCs w:val="18"/>
-                <w:lang w:bidi="ar"/>
-              </w:rPr>
-            </w:pPr>
+                <w:sz w:val="20"/>
+              </w:rPr>
+            </w:pPr>
+            <w:r>
+              <w:rPr>
+                <w:sz w:val="20"/>
+              </w:rPr>
+              <w:t>cart.jsp</w:t>
+            </w:r>
+            <w:r>
+              <w:rPr>
+                <w:sz w:val="20"/>
+              </w:rPr>
+              <w:t>、</w:t>
+            </w:r>
+          </w:p>
+          <w:p>
+            <w:pPr>
+              <w:widowControl/>
+              <w:jc w:val="left"/>
+              <w:textAlignment w:val="top"/>
+              <w:rPr>
+                <w:sz w:val="20"/>
+              </w:rPr>
+            </w:pPr>
+            <w:r>
+              <w:rPr>
+                <w:sz w:val="20"/>
+              </w:rPr>
+              <w:t>js/cart.js</w:t>
+            </w:r>
+            <w:r>
+              <w:rPr>
+                <w:sz w:val="20"/>
+              </w:rPr>
+              <w:t>、</w:t>
+            </w:r>
+          </w:p>
+          <w:p>
+            <w:pPr>
+              <w:widowControl/>
+              <w:jc w:val="left"/>
+              <w:textAlignment w:val="top"/>
+              <w:rPr>
+                <w:rFonts w:eastAsia="等线"/>
+                <w:bCs/>
+                <w:color w:val="000000"/>
+                <w:sz w:val="18"/>
+                <w:szCs w:val="18"/>
+                <w:lang w:bidi="ar"/>
+              </w:rPr>
+            </w:pPr>
+            <w:r>
+              <w:rPr>
+                <w:sz w:val="20"/>
+              </w:rPr>
+              <w:t>css/cart.css</w:t>
+            </w:r>
+          </w:p>
+        </w:tc>
+        <w:tc>
+          <w:tcPr>
+            <w:tcW w:w="1907" w:type="dxa"/>
+          </w:tcPr>
+          <w:p>
+            <w:pPr>
+              <w:widowControl/>
+              <w:jc w:val="left"/>
+              <w:textAlignment w:val="top"/>
+              <w:rPr>
+                <w:rFonts w:eastAsia="等线"/>
+                <w:bCs/>
+                <w:color w:val="000000"/>
+                <w:sz w:val="18"/>
+                <w:szCs w:val="18"/>
+                <w:lang w:bidi="ar"/>
+              </w:rPr>
+            </w:pPr>
+            <w:r>
+              <w:rPr>
+                <w:rFonts w:eastAsia="等线" w:hint="eastAsia"/>
+                <w:bCs/>
+                <w:color w:val="000000"/>
+                <w:sz w:val="18"/>
+                <w:szCs w:val="18"/>
+                <w:lang w:bidi="ar"/>
+              </w:rPr>
+              <w:t>addToCart</w:t>
+            </w:r>
+            <w:r>
+              <w:rPr>
+                <w:rFonts w:eastAsia="等线" w:hint="eastAsia"/>
+                <w:bCs/>
+                <w:color w:val="000000"/>
+                <w:sz w:val="18"/>
+                <w:szCs w:val="18"/>
+                <w:lang w:bidi="ar"/>
+              </w:rPr>
+              <w:t>、</w:t>
+            </w:r>
+            <w:r>
+              <w:rPr>
+                <w:rFonts w:eastAsia="等线" w:hint="eastAsia"/>
+                <w:bCs/>
+                <w:color w:val="000000"/>
+                <w:sz w:val="18"/>
+                <w:szCs w:val="18"/>
+                <w:lang w:bidi="ar"/>
+              </w:rPr>
+              <w:t>updateQuantity</w:t>
+            </w:r>
+            <w:r>
+              <w:rPr>
+                <w:rFonts w:eastAsia="等线" w:hint="eastAsia"/>
+                <w:bCs/>
+                <w:color w:val="000000"/>
+                <w:sz w:val="18"/>
+                <w:szCs w:val="18"/>
+                <w:lang w:bidi="ar"/>
+              </w:rPr>
+              <w:t>、</w:t>
+            </w:r>
+            <w:r>
+              <w:rPr>
+                <w:rFonts w:eastAsia="等线" w:hint="eastAsia"/>
+                <w:bCs/>
+                <w:color w:val="000000"/>
+                <w:sz w:val="18"/>
+                <w:szCs w:val="18"/>
+                <w:lang w:bidi="ar"/>
+              </w:rPr>
+              <w:t>removeItem</w:t>
+            </w:r>
+            <w:r>
+              <w:rPr>
+                <w:rFonts w:eastAsia="等线" w:hint="eastAsia"/>
+                <w:bCs/>
+                <w:color w:val="000000"/>
+                <w:sz w:val="18"/>
+                <w:szCs w:val="18"/>
+                <w:lang w:bidi="ar"/>
+              </w:rPr>
+              <w:t>、</w:t>
+            </w:r>
+            <w:r>
+              <w:rPr>
+                <w:rFonts w:eastAsia="等线" w:hint="eastAsia"/>
+                <w:bCs/>
+                <w:color w:val="000000"/>
+                <w:sz w:val="18"/>
+                <w:szCs w:val="18"/>
+                <w:lang w:bidi="ar"/>
+              </w:rPr>
+              <w:t>toggleSelect</w:t>
+            </w:r>
+            <w:r>
+              <w:rPr>
+                <w:rFonts w:eastAsia="等线" w:hint="eastAsia"/>
+                <w:bCs/>
+                <w:color w:val="000000"/>
+                <w:sz w:val="18"/>
+                <w:szCs w:val="18"/>
+                <w:lang w:bidi="ar"/>
+              </w:rPr>
+              <w:t>、</w:t>
+            </w:r>
+            <w:r>
+              <w:rPr>
+                <w:rFonts w:eastAsia="等线" w:hint="eastAsia"/>
+                <w:bCs/>
+                <w:color w:val="000000"/>
+                <w:sz w:val="18"/>
+                <w:szCs w:val="18"/>
+                <w:lang w:bidi="ar"/>
+              </w:rPr>
+              <w:t>clearCart</w:t>
+            </w:r>
+            <w:r>
+              <w:rPr>
+                <w:rFonts w:eastAsia="等线" w:hint="eastAsia"/>
+                <w:bCs/>
+                <w:color w:val="000000"/>
+                <w:sz w:val="18"/>
+                <w:szCs w:val="18"/>
+                <w:lang w:bidi="ar"/>
+              </w:rPr>
+              <w:t>、</w:t>
+            </w:r>
+            <w:r>
+              <w:rPr>
+                <w:rFonts w:eastAsia="等线" w:hint="eastAsia"/>
+                <w:bCs/>
+                <w:color w:val="000000"/>
+                <w:sz w:val="18"/>
+                <w:szCs w:val="18"/>
+                <w:lang w:bidi="ar"/>
+              </w:rPr>
+              <w:t>getCartCount</w:t>
+            </w:r>
+          </w:p>
+        </w:tc>
+        <w:tc>
+          <w:tcPr>
+            <w:tcW w:w="518" w:type="dxa"/>
+          </w:tcPr>
+          <w:p>
+            <w:pPr>
+              <w:widowControl/>
+              <w:textAlignment w:val="top"/>
+              <w:rPr>
+                <w:rFonts w:eastAsia="等线"/>
+                <w:bCs/>
+                <w:color w:val="000000"/>
+                <w:sz w:val="18"/>
+                <w:szCs w:val="18"/>
+                <w:lang w:bidi="ar"/>
+              </w:rPr>
+            </w:pPr>
+            <w:r>
+              <w:rPr>
+                <w:rFonts w:eastAsia="等线"/>
+                <w:bCs/>
+                <w:color w:val="000000"/>
+                <w:sz w:val="18"/>
+                <w:szCs w:val="18"/>
+                <w:lang w:bidi="ar"/>
+              </w:rPr>
+              <w:t>已完成</w:t>
+            </w:r>
+          </w:p>
+        </w:tc>
+        <w:tc>
+          <w:tcPr>
+            <w:tcW w:w="3436" w:type="dxa"/>
+          </w:tcPr>
+          <w:p>
+            <w:pPr>
+              <w:widowControl/>
+              <w:jc w:val="left"/>
+              <w:textAlignment w:val="top"/>
+              <w:rPr>
+                <w:rFonts w:eastAsia="等线"/>
+                <w:bCs/>
+                <w:color w:val="000000"/>
+                <w:sz w:val="18"/>
+                <w:szCs w:val="18"/>
+                <w:lang w:bidi="ar"/>
+              </w:rPr>
+            </w:pPr>
+            <w:r>
+              <w:rPr>
+                <w:rFonts w:eastAsia="等线" w:hint="eastAsia"/>
+                <w:bCs/>
+                <w:color w:val="000000"/>
+                <w:sz w:val="18"/>
+                <w:szCs w:val="18"/>
+                <w:lang w:bidi="ar"/>
+              </w:rPr>
+              <w:t>购物车基于</w:t>
+            </w:r>
+            <w:r>
+              <w:rPr>
+                <w:rFonts w:eastAsia="等线" w:hint="eastAsia"/>
+                <w:bCs/>
+                <w:color w:val="000000"/>
+                <w:sz w:val="18"/>
+                <w:szCs w:val="18"/>
+                <w:lang w:bidi="ar"/>
+              </w:rPr>
+              <w:t xml:space="preserve"> Session </w:t>
+            </w:r>
+            <w:r>
+              <w:rPr>
+                <w:rFonts w:eastAsia="等线" w:hint="eastAsia"/>
+                <w:bCs/>
+                <w:color w:val="000000"/>
+                <w:sz w:val="18"/>
+                <w:szCs w:val="18"/>
+                <w:lang w:bidi="ar"/>
+              </w:rPr>
+              <w:t>存储实现增删改查</w:t>
+            </w:r>
+            <w:r>
+              <w:rPr>
+                <w:rFonts w:eastAsia="等线" w:hint="eastAsia"/>
+                <w:bCs/>
+                <w:color w:val="000000"/>
+                <w:sz w:val="18"/>
+                <w:szCs w:val="18"/>
+                <w:lang w:bidi="ar"/>
+              </w:rPr>
+              <w:t>；</w:t>
+            </w:r>
+            <w:r>
+              <w:rPr>
+                <w:rFonts w:eastAsia="等线" w:hint="eastAsia"/>
+                <w:bCs/>
+                <w:color w:val="000000"/>
+                <w:sz w:val="18"/>
+                <w:szCs w:val="18"/>
+                <w:lang w:bidi="ar"/>
+              </w:rPr>
+              <w:t xml:space="preserve">+ AJAX/JSON </w:t>
+            </w:r>
+            <w:r>
+              <w:rPr>
+                <w:rFonts w:eastAsia="等线" w:hint="eastAsia"/>
+                <w:bCs/>
+                <w:color w:val="000000"/>
+                <w:sz w:val="18"/>
+                <w:szCs w:val="18"/>
+                <w:lang w:bidi="ar"/>
+              </w:rPr>
+              <w:t>无刷新交互（加购、改数量、删除即时响应）；</w:t>
+            </w:r>
+          </w:p>
+          <w:p>
+            <w:pPr>
+              <w:widowControl/>
+              <w:jc w:val="left"/>
+              <w:textAlignment w:val="top"/>
+              <w:rPr>
+                <w:rFonts w:eastAsia="等线"/>
+                <w:bCs/>
+                <w:color w:val="000000"/>
+                <w:sz w:val="18"/>
+                <w:szCs w:val="18"/>
+                <w:lang w:bidi="ar"/>
+              </w:rPr>
+            </w:pPr>
+            <w:r>
+              <w:rPr>
+                <w:rFonts w:eastAsia="等线" w:hint="eastAsia"/>
+                <w:bCs/>
+                <w:color w:val="000000"/>
+                <w:sz w:val="18"/>
+                <w:szCs w:val="18"/>
+                <w:lang w:bidi="ar"/>
+              </w:rPr>
+              <w:t>购买数量受库存上限</w:t>
+            </w:r>
+            <w:r>
+              <w:rPr>
+                <w:rFonts w:eastAsia="等线" w:hint="eastAsia"/>
+                <w:bCs/>
+                <w:color w:val="000000"/>
+                <w:sz w:val="18"/>
+                <w:szCs w:val="18"/>
+                <w:lang w:bidi="ar"/>
+              </w:rPr>
+              <w:t>弹窗</w:t>
+            </w:r>
+            <w:r>
+              <w:rPr>
+                <w:rFonts w:eastAsia="等线" w:hint="eastAsia"/>
+                <w:bCs/>
+                <w:color w:val="000000"/>
+                <w:sz w:val="18"/>
+                <w:szCs w:val="18"/>
+                <w:lang w:bidi="ar"/>
+              </w:rPr>
+              <w:t>；</w:t>
+            </w:r>
+          </w:p>
+          <w:p>
+            <w:pPr>
+              <w:widowControl/>
+              <w:jc w:val="left"/>
+              <w:textAlignment w:val="top"/>
+              <w:rPr>
+                <w:rFonts w:eastAsia="等线"/>
+                <w:bCs/>
+                <w:color w:val="000000"/>
+                <w:sz w:val="18"/>
+                <w:szCs w:val="18"/>
+                <w:lang w:bidi="ar"/>
+              </w:rPr>
+            </w:pPr>
+            <w:r>
+              <w:rPr>
+                <w:rFonts w:eastAsia="等线" w:hint="eastAsia"/>
+                <w:bCs/>
+                <w:color w:val="000000"/>
+                <w:sz w:val="18"/>
+                <w:szCs w:val="18"/>
+                <w:lang w:bidi="ar"/>
+              </w:rPr>
+              <w:t>金额实时合计；</w:t>
+            </w:r>
+          </w:p>
+          <w:p>
+            <w:pPr>
+              <w:widowControl/>
+              <w:jc w:val="left"/>
+              <w:textAlignment w:val="top"/>
+              <w:rPr>
+                <w:rFonts w:eastAsia="等线"/>
+                <w:bCs/>
+                <w:color w:val="000000"/>
+                <w:sz w:val="18"/>
+                <w:szCs w:val="18"/>
+                <w:lang w:bidi="ar"/>
+              </w:rPr>
+            </w:pPr>
+            <w:r>
+              <w:rPr>
+                <w:rFonts w:eastAsia="等线" w:hint="eastAsia"/>
+                <w:bCs/>
+                <w:color w:val="000000"/>
+                <w:sz w:val="18"/>
+                <w:szCs w:val="18"/>
+                <w:lang w:bidi="ar"/>
+              </w:rPr>
+              <w:t>下架</w:t>
+            </w:r>
+            <w:r>
+              <w:rPr>
+                <w:rFonts w:eastAsia="等线" w:hint="eastAsia"/>
+                <w:bCs/>
+                <w:color w:val="000000"/>
+                <w:sz w:val="18"/>
+                <w:szCs w:val="18"/>
+                <w:lang w:bidi="ar"/>
+              </w:rPr>
+              <w:t>/</w:t>
+            </w:r>
+            <w:r>
+              <w:rPr>
+                <w:rFonts w:eastAsia="等线" w:hint="eastAsia"/>
+                <w:bCs/>
+                <w:color w:val="000000"/>
+                <w:sz w:val="18"/>
+                <w:szCs w:val="18"/>
+                <w:lang w:bidi="ar"/>
+              </w:rPr>
+              <w:t>缺货商品提示与离线处理；</w:t>
+            </w:r>
           </w:p>
         </w:tc>
       </w:tr>
+      <w:bookmarkEnd w:id="0"/>
     </w:tbl>
     <w:p>
       <w:pPr>
+        <w:spacing w:before="120" w:after="120" w:line="288" w:lineRule="auto"/>
+        <w:jc w:val="left"/>
+        <w:rPr>
+          <w:rFonts w:eastAsia="等线"/>
+          <w:sz w:val="22"/>
+        </w:rPr>
+      </w:pPr>
+    </w:p>
+    <w:p>
+      <w:pPr>
+        <w:spacing w:before="120" w:after="120" w:line="288" w:lineRule="auto"/>
+        <w:jc w:val="left"/>
+        <w:rPr>
+          <w:rFonts w:eastAsia="等线" w:hint="eastAsia"/>
+          <w:sz w:val="22"/>
+        </w:rPr>
+      </w:pPr>
+    </w:p>
+    <w:p>
+      <w:pPr>
         <w:pStyle w:val="2"/>
+        <w:tabs>
+          <w:tab w:val="left" w:pos="662"/>
+        </w:tabs>
+        <w:rPr>
+          <w:rFonts w:eastAsia="等线"/>
+          <w:sz w:val="22"/>
+        </w:rPr>
+      </w:pPr>
+      <w:r>
         <w:rPr>
           <w:rFonts w:ascii="Times New Roman" w:eastAsia="等线" w:hAnsi="Times New Roman"/>
         </w:rPr>
-      </w:pPr>
-      <w:r>
-        <w:rPr>
-          <w:rFonts w:ascii="Times New Roman" w:eastAsia="等线" w:hAnsi="Times New Roman"/>
-        </w:rPr>
+        <w:lastRenderedPageBreak/>
         <w:t>三、项目概述</w:t>
       </w:r>
-      <w:bookmarkEnd w:id="1"/>
     </w:p>
     <w:p>
       <w:pPr>
@@ -6332,15 +8414,113 @@
       </w:pPr>
       <w:r>
         <w:rPr>
-          <w:rFonts w:eastAsia="等线"/>
+          <w:rFonts w:eastAsia="等线" w:hint="eastAsia"/>
           <w:sz w:val="22"/>
         </w:rPr>
-        <w:t>简要说明本项目的开发背景、项目用途、面向用户、主要解决的问题。</w:t>
+        <w:t>本项目为“猫粮线上商店”（喵鲜猫粮商城），是基于</w:t>
+      </w:r>
+      <w:r>
+        <w:rPr>
+          <w:rFonts w:eastAsia="等线" w:hint="eastAsia"/>
+          <w:sz w:val="22"/>
+        </w:rPr>
+        <w:t xml:space="preserve"> JavaWeb </w:t>
+      </w:r>
+      <w:r>
+        <w:rPr>
+          <w:rFonts w:eastAsia="等线" w:hint="eastAsia"/>
+          <w:sz w:val="22"/>
+        </w:rPr>
+        <w:t>技术栈开发的课程项目，面向养猫人群提供商品浏览、购物车选购、线上下单购买</w:t>
+      </w:r>
+      <w:r>
+        <w:rPr>
+          <w:rFonts w:eastAsia="等线" w:hint="eastAsia"/>
+          <w:sz w:val="22"/>
+        </w:rPr>
+        <w:t>猫粮</w:t>
+      </w:r>
+      <w:r>
+        <w:rPr>
+          <w:rFonts w:eastAsia="等线" w:hint="eastAsia"/>
+          <w:sz w:val="22"/>
+        </w:rPr>
+        <w:t>的完整购物流程</w:t>
+      </w:r>
+      <w:r>
+        <w:rPr>
+          <w:rFonts w:eastAsia="等线" w:hint="eastAsia"/>
+          <w:sz w:val="22"/>
+        </w:rPr>
+        <w:t>与场景</w:t>
+      </w:r>
+      <w:r>
+        <w:rPr>
+          <w:rFonts w:eastAsia="等线" w:hint="eastAsia"/>
+          <w:sz w:val="22"/>
+        </w:rPr>
+        <w:t>，同时为管理员提供商品、用户、订单的后台管理能力。项目使用</w:t>
+      </w:r>
+      <w:r>
+        <w:rPr>
+          <w:rFonts w:eastAsia="等线" w:hint="eastAsia"/>
+          <w:sz w:val="22"/>
+        </w:rPr>
+        <w:t xml:space="preserve"> Servlet + JSP + MySQL </w:t>
+      </w:r>
+      <w:r>
+        <w:rPr>
+          <w:rFonts w:eastAsia="等线" w:hint="eastAsia"/>
+          <w:sz w:val="22"/>
+        </w:rPr>
+        <w:t>实现，前端采用</w:t>
+      </w:r>
+      <w:r>
+        <w:rPr>
+          <w:rFonts w:eastAsia="等线" w:hint="eastAsia"/>
+          <w:sz w:val="22"/>
+        </w:rPr>
+        <w:t xml:space="preserve"> JSP </w:t>
+      </w:r>
+      <w:r>
+        <w:rPr>
+          <w:rFonts w:eastAsia="等线" w:hint="eastAsia"/>
+          <w:sz w:val="22"/>
+        </w:rPr>
+        <w:t>页面结合原生</w:t>
+      </w:r>
+      <w:r>
+        <w:rPr>
+          <w:rFonts w:eastAsia="等线" w:hint="eastAsia"/>
+          <w:sz w:val="22"/>
+        </w:rPr>
+        <w:t xml:space="preserve"> JavaScript</w:t>
+      </w:r>
+      <w:r>
+        <w:rPr>
+          <w:rFonts w:eastAsia="等线" w:hint="eastAsia"/>
+          <w:sz w:val="22"/>
+        </w:rPr>
+        <w:t>（</w:t>
+      </w:r>
+      <w:r>
+        <w:rPr>
+          <w:rFonts w:eastAsia="等线" w:hint="eastAsia"/>
+          <w:sz w:val="22"/>
+        </w:rPr>
+        <w:t>AJAX</w:t>
+      </w:r>
+      <w:r>
+        <w:rPr>
+          <w:rFonts w:eastAsia="等线" w:hint="eastAsia"/>
+          <w:sz w:val="22"/>
+        </w:rPr>
+        <w:t>）实现无刷新交互，具备简单易用、可扩展、权限清晰的特点。</w:t>
       </w:r>
     </w:p>
     <w:p>
       <w:pPr>
-        <w:spacing w:before="120" w:after="120" w:line="288" w:lineRule="auto"/>
+        <w:spacing w:before="120" w:line="240" w:lineRule="exact"/>
         <w:ind w:firstLineChars="200" w:firstLine="440"/>
         <w:jc w:val="left"/>
         <w:rPr>
@@ -6350,54 +8530,205 @@
       </w:pPr>
       <w:r>
         <w:rPr>
-          <w:rFonts w:eastAsia="等线"/>
+          <w:rFonts w:eastAsia="等线" w:hint="eastAsia"/>
           <w:sz w:val="22"/>
         </w:rPr>
-        <w:t>示例：本项目为</w:t>
-      </w:r>
-      <w:r>
+        <w:t>项目主要解决了以下问题：</w:t>
+      </w:r>
+    </w:p>
+    <w:p>
+      <w:pPr>
+        <w:spacing w:before="120" w:after="40" w:line="288" w:lineRule="auto"/>
+        <w:ind w:firstLineChars="200" w:firstLine="440"/>
+        <w:jc w:val="left"/>
         <w:rPr>
           <w:rFonts w:eastAsia="等线"/>
           <w:sz w:val="22"/>
         </w:rPr>
-        <w:t>xxx</w:t>
-      </w:r>
-      <w:r>
-        <w:rPr>
-          <w:rFonts w:eastAsia="等线"/>
+      </w:pPr>
+      <w:r>
+        <w:rPr>
+          <w:rFonts w:eastAsia="等线" w:hint="eastAsia"/>
           <w:sz w:val="22"/>
         </w:rPr>
-        <w:t>系统，基于</w:t>
-      </w:r>
-      <w:proofErr w:type="spellStart"/>
-      <w:r>
-        <w:rPr>
-          <w:rFonts w:eastAsia="等线"/>
+        <w:t>①</w:t>
+      </w:r>
+      <w:r>
+        <w:rPr>
+          <w:rFonts w:eastAsia="等线" w:hint="eastAsia"/>
           <w:sz w:val="22"/>
         </w:rPr>
-        <w:t>JavaWeb</w:t>
-      </w:r>
-      <w:proofErr w:type="spellEnd"/>
-      <w:r>
-        <w:rPr>
-          <w:rFonts w:eastAsia="等线"/>
+        <w:t xml:space="preserve"> </w:t>
+      </w:r>
+      <w:r>
+        <w:rPr>
+          <w:rFonts w:eastAsia="等线" w:hint="eastAsia"/>
           <w:sz w:val="22"/>
         </w:rPr>
-        <w:t>技术开发，实现用户登录、数据管理、权限控制等功能，适用于</w:t>
-      </w:r>
-      <w:r>
+        <w:t>商品信息展示与分类检索；</w:t>
+      </w:r>
+    </w:p>
+    <w:p>
+      <w:pPr>
+        <w:spacing w:before="120" w:after="40" w:line="288" w:lineRule="auto"/>
+        <w:ind w:firstLineChars="200" w:firstLine="440"/>
+        <w:jc w:val="left"/>
         <w:rPr>
           <w:rFonts w:eastAsia="等线"/>
           <w:sz w:val="22"/>
         </w:rPr>
-        <w:t>xxx</w:t>
-      </w:r>
-      <w:r>
-        <w:rPr>
-          <w:rFonts w:eastAsia="等线"/>
+      </w:pPr>
+      <w:r>
+        <w:rPr>
+          <w:rFonts w:eastAsia="等线" w:hint="eastAsia"/>
           <w:sz w:val="22"/>
         </w:rPr>
-        <w:t>场景，具备简单、易用、可扩展的特点。</w:t>
+        <w:t>②</w:t>
+      </w:r>
+      <w:r>
+        <w:rPr>
+          <w:rFonts w:eastAsia="等线" w:hint="eastAsia"/>
+          <w:sz w:val="22"/>
+        </w:rPr>
+        <w:t xml:space="preserve"> </w:t>
+      </w:r>
+      <w:r>
+        <w:rPr>
+          <w:rFonts w:eastAsia="等线" w:hint="eastAsia"/>
+          <w:sz w:val="22"/>
+        </w:rPr>
+        <w:t>用户注册、登录与个人信息管理；</w:t>
+      </w:r>
+    </w:p>
+    <w:p>
+      <w:pPr>
+        <w:spacing w:before="120" w:after="40" w:line="288" w:lineRule="auto"/>
+        <w:ind w:firstLineChars="200" w:firstLine="440"/>
+        <w:jc w:val="left"/>
+        <w:rPr>
+          <w:rFonts w:eastAsia="等线"/>
+          <w:sz w:val="22"/>
+        </w:rPr>
+      </w:pPr>
+      <w:r>
+        <w:rPr>
+          <w:rFonts w:eastAsia="等线" w:hint="eastAsia"/>
+          <w:sz w:val="22"/>
+        </w:rPr>
+        <w:t>③</w:t>
+      </w:r>
+      <w:r>
+        <w:rPr>
+          <w:rFonts w:eastAsia="等线" w:hint="eastAsia"/>
+          <w:sz w:val="22"/>
+        </w:rPr>
+        <w:t xml:space="preserve"> </w:t>
+      </w:r>
+      <w:r>
+        <w:rPr>
+          <w:rFonts w:eastAsia="等线" w:hint="eastAsia"/>
+          <w:sz w:val="22"/>
+        </w:rPr>
+        <w:t>基于</w:t>
+      </w:r>
+      <w:r>
+        <w:rPr>
+          <w:rFonts w:eastAsia="等线" w:hint="eastAsia"/>
+          <w:sz w:val="22"/>
+        </w:rPr>
+        <w:t xml:space="preserve"> Session </w:t>
+      </w:r>
+      <w:r>
+        <w:rPr>
+          <w:rFonts w:eastAsia="等线" w:hint="eastAsia"/>
+          <w:sz w:val="22"/>
+        </w:rPr>
+        <w:t>的购物车购物流程；</w:t>
+      </w:r>
+    </w:p>
+    <w:p>
+      <w:pPr>
+        <w:spacing w:before="120" w:after="40" w:line="288" w:lineRule="auto"/>
+        <w:ind w:firstLineChars="200" w:firstLine="440"/>
+        <w:jc w:val="left"/>
+        <w:rPr>
+          <w:rFonts w:eastAsia="等线"/>
+          <w:sz w:val="22"/>
+        </w:rPr>
+      </w:pPr>
+      <w:r>
+        <w:rPr>
+          <w:rFonts w:eastAsia="等线" w:hint="eastAsia"/>
+          <w:sz w:val="22"/>
+        </w:rPr>
+        <w:t>④</w:t>
+      </w:r>
+      <w:r>
+        <w:rPr>
+          <w:rFonts w:eastAsia="等线" w:hint="eastAsia"/>
+          <w:sz w:val="22"/>
+        </w:rPr>
+        <w:t xml:space="preserve"> </w:t>
+      </w:r>
+      <w:r>
+        <w:rPr>
+          <w:rFonts w:eastAsia="等线" w:hint="eastAsia"/>
+          <w:sz w:val="22"/>
+        </w:rPr>
+        <w:t>订单生成与状态流转（下单→支付→发货→完成</w:t>
+      </w:r>
+      <w:r>
+        <w:rPr>
+          <w:rFonts w:eastAsia="等线" w:hint="eastAsia"/>
+          <w:sz w:val="22"/>
+        </w:rPr>
+        <w:t>/</w:t>
+      </w:r>
+      <w:r>
+        <w:rPr>
+          <w:rFonts w:eastAsia="等线" w:hint="eastAsia"/>
+          <w:sz w:val="22"/>
+        </w:rPr>
+        <w:t>取消）；</w:t>
+      </w:r>
+    </w:p>
+    <w:p>
+      <w:pPr>
+        <w:spacing w:before="120" w:after="40" w:line="288" w:lineRule="auto"/>
+        <w:ind w:firstLineChars="200" w:firstLine="440"/>
+        <w:jc w:val="left"/>
+        <w:rPr>
+          <w:rFonts w:eastAsia="等线"/>
+          <w:sz w:val="22"/>
+        </w:rPr>
+      </w:pPr>
+      <w:r>
+        <w:rPr>
+          <w:rFonts w:eastAsia="等线" w:hint="eastAsia"/>
+          <w:sz w:val="22"/>
+        </w:rPr>
+        <w:t>⑤</w:t>
+      </w:r>
+      <w:r>
+        <w:rPr>
+          <w:rFonts w:eastAsia="等线" w:hint="eastAsia"/>
+          <w:sz w:val="22"/>
+        </w:rPr>
+        <w:t xml:space="preserve"> </w:t>
+      </w:r>
+      <w:r>
+        <w:rPr>
+          <w:rFonts w:eastAsia="等线" w:hint="eastAsia"/>
+          <w:sz w:val="22"/>
+        </w:rPr>
+        <w:t>管理员对商品、用户、订单的后台管理；</w:t>
+      </w:r>
+      <w:r>
+        <w:rPr>
+          <w:rFonts w:eastAsia="等线"/>
+          <w:sz w:val="22"/>
+        </w:rPr>
+        <w:t xml:space="preserve"> </w:t>
       </w:r>
     </w:p>
     <w:p>
@@ -6436,7 +8767,997 @@
       </w:r>
       <w:bookmarkEnd w:id="2"/>
     </w:p>
+    <w:p>
+      <w:r>
+        <w:rPr>
+          <w:rFonts w:hint="eastAsia"/>
+        </w:rPr>
+        <w:t>技术选型：</w:t>
+      </w:r>
+    </w:p>
+    <w:tbl>
+      <w:tblPr>
+        <w:tblStyle w:val="a4"/>
+        <w:tblW w:w="0" w:type="auto"/>
+        <w:jc w:val="center"/>
+        <w:tblLook w:val="04A0" w:firstRow="1" w:lastRow="0" w:firstColumn="1" w:lastColumn="0" w:noHBand="0" w:noVBand="1"/>
+      </w:tblPr>
+      <w:tblGrid>
+        <w:gridCol w:w="1712"/>
+        <w:gridCol w:w="2380"/>
+        <w:gridCol w:w="4429"/>
+      </w:tblGrid>
+      <w:tr>
+        <w:trPr>
+          <w:jc w:val="center"/>
+        </w:trPr>
+        <w:tc>
+          <w:tcPr>
+            <w:tcW w:w="1814" w:type="dxa"/>
+            <w:shd w:val="clear" w:color="auto" w:fill="D9D9D9"/>
+            <w:vAlign w:val="center"/>
+          </w:tcPr>
+          <w:p>
+            <w:pPr>
+              <w:jc w:val="center"/>
+            </w:pPr>
+            <w:r>
+              <w:rPr>
+                <w:rFonts w:ascii="Arial" w:hAnsi="Arial"/>
+                <w:b/>
+                <w:color w:val="000000"/>
+              </w:rPr>
+              <w:t>类别</w:t>
+            </w:r>
+          </w:p>
+        </w:tc>
+        <w:tc>
+          <w:tcPr>
+            <w:tcW w:w="2494" w:type="dxa"/>
+            <w:shd w:val="clear" w:color="auto" w:fill="D9D9D9"/>
+            <w:vAlign w:val="center"/>
+          </w:tcPr>
+          <w:p>
+            <w:pPr>
+              <w:jc w:val="center"/>
+            </w:pPr>
+            <w:r>
+              <w:rPr>
+                <w:rFonts w:ascii="Arial" w:hAnsi="Arial"/>
+                <w:b/>
+                <w:color w:val="000000"/>
+              </w:rPr>
+              <w:t>技术</w:t>
+            </w:r>
+            <w:r>
+              <w:rPr>
+                <w:rFonts w:ascii="Arial" w:hAnsi="Arial"/>
+                <w:b/>
+                <w:color w:val="000000"/>
+              </w:rPr>
+              <w:t xml:space="preserve"> / </w:t>
+            </w:r>
+            <w:r>
+              <w:rPr>
+                <w:rFonts w:ascii="Arial" w:hAnsi="Arial"/>
+                <w:b/>
+                <w:color w:val="000000"/>
+              </w:rPr>
+              <w:t>工具</w:t>
+            </w:r>
+          </w:p>
+        </w:tc>
+        <w:tc>
+          <w:tcPr>
+            <w:tcW w:w="4762" w:type="dxa"/>
+            <w:shd w:val="clear" w:color="auto" w:fill="D9D9D9"/>
+            <w:vAlign w:val="center"/>
+          </w:tcPr>
+          <w:p>
+            <w:pPr>
+              <w:jc w:val="center"/>
+            </w:pPr>
+            <w:r>
+              <w:rPr>
+                <w:rFonts w:ascii="Arial" w:hAnsi="Arial"/>
+                <w:b/>
+                <w:color w:val="000000"/>
+              </w:rPr>
+              <w:t>说明</w:t>
+            </w:r>
+          </w:p>
+        </w:tc>
+      </w:tr>
+      <w:tr>
+        <w:trPr>
+          <w:jc w:val="center"/>
+        </w:trPr>
+        <w:tc>
+          <w:tcPr>
+            <w:tcW w:w="1814" w:type="dxa"/>
+            <w:vAlign w:val="center"/>
+          </w:tcPr>
+          <w:p>
+            <w:pPr>
+              <w:jc w:val="center"/>
+            </w:pPr>
+            <w:r>
+              <w:rPr>
+                <w:rFonts w:ascii="Arial" w:hAnsi="Arial"/>
+                <w:color w:val="000000"/>
+              </w:rPr>
+              <w:t>后端语言</w:t>
+            </w:r>
+          </w:p>
+        </w:tc>
+        <w:tc>
+          <w:tcPr>
+            <w:tcW w:w="2494" w:type="dxa"/>
+            <w:vAlign w:val="center"/>
+          </w:tcPr>
+          <w:p>
+            <w:pPr>
+              <w:jc w:val="center"/>
+            </w:pPr>
+            <w:r>
+              <w:rPr>
+                <w:rFonts w:ascii="Arial" w:hAnsi="Arial"/>
+                <w:color w:val="000000"/>
+              </w:rPr>
+              <w:t>Java</w:t>
+            </w:r>
+          </w:p>
+        </w:tc>
+        <w:tc>
+          <w:tcPr>
+            <w:tcW w:w="4762" w:type="dxa"/>
+            <w:vAlign w:val="center"/>
+          </w:tcPr>
+          <w:p>
+            <w:r>
+              <w:rPr>
+                <w:rFonts w:ascii="Arial" w:hAnsi="Arial"/>
+                <w:color w:val="000000"/>
+              </w:rPr>
+              <w:t>JDK 17</w:t>
+            </w:r>
+            <w:r>
+              <w:rPr>
+                <w:rFonts w:ascii="Arial" w:hAnsi="Arial"/>
+                <w:color w:val="000000"/>
+              </w:rPr>
+              <w:t>，面向对象实现业务逻辑</w:t>
+            </w:r>
+          </w:p>
+        </w:tc>
+      </w:tr>
+      <w:tr>
+        <w:trPr>
+          <w:jc w:val="center"/>
+        </w:trPr>
+        <w:tc>
+          <w:tcPr>
+            <w:tcW w:w="1814" w:type="dxa"/>
+            <w:vAlign w:val="center"/>
+          </w:tcPr>
+          <w:p>
+            <w:pPr>
+              <w:jc w:val="center"/>
+            </w:pPr>
+            <w:r>
+              <w:rPr>
+                <w:rFonts w:ascii="Arial" w:hAnsi="Arial"/>
+                <w:color w:val="000000"/>
+              </w:rPr>
+              <w:t xml:space="preserve">Web </w:t>
+            </w:r>
+            <w:r>
+              <w:rPr>
+                <w:rFonts w:ascii="Arial" w:hAnsi="Arial"/>
+                <w:color w:val="000000"/>
+              </w:rPr>
+              <w:t>框架</w:t>
+            </w:r>
+          </w:p>
+        </w:tc>
+        <w:tc>
+          <w:tcPr>
+            <w:tcW w:w="2494" w:type="dxa"/>
+            <w:vAlign w:val="center"/>
+          </w:tcPr>
+          <w:p>
+            <w:pPr>
+              <w:jc w:val="center"/>
+            </w:pPr>
+            <w:r>
+              <w:rPr>
+                <w:rFonts w:ascii="Arial" w:hAnsi="Arial"/>
+                <w:color w:val="000000"/>
+              </w:rPr>
+              <w:t>Jakarta Servlet 5.0</w:t>
+            </w:r>
+            <w:r>
+              <w:rPr>
+                <w:rFonts w:ascii="Arial" w:hAnsi="Arial"/>
+                <w:color w:val="000000"/>
+              </w:rPr>
+              <w:t>（</w:t>
+            </w:r>
+            <w:r>
+              <w:rPr>
+                <w:rFonts w:ascii="Arial" w:hAnsi="Arial"/>
+                <w:color w:val="000000"/>
+              </w:rPr>
+              <w:t>JSP</w:t>
+            </w:r>
+            <w:r>
+              <w:rPr>
+                <w:rFonts w:ascii="Arial" w:hAnsi="Arial"/>
+                <w:color w:val="000000"/>
+              </w:rPr>
+              <w:t>）</w:t>
+            </w:r>
+          </w:p>
+        </w:tc>
+        <w:tc>
+          <w:tcPr>
+            <w:tcW w:w="4762" w:type="dxa"/>
+            <w:vAlign w:val="center"/>
+          </w:tcPr>
+          <w:p>
+            <w:r>
+              <w:rPr>
+                <w:rFonts w:ascii="Arial" w:hAnsi="Arial"/>
+                <w:color w:val="000000"/>
+              </w:rPr>
+              <w:t>运行于</w:t>
+            </w:r>
+            <w:r>
+              <w:rPr>
+                <w:rFonts w:ascii="Arial" w:hAnsi="Arial"/>
+                <w:color w:val="000000"/>
+              </w:rPr>
+              <w:t xml:space="preserve"> Tomcat 10 </w:t>
+            </w:r>
+            <w:r>
+              <w:rPr>
+                <w:rFonts w:ascii="Arial" w:hAnsi="Arial"/>
+                <w:color w:val="000000"/>
+              </w:rPr>
+              <w:t>容器，</w:t>
+            </w:r>
+            <w:r>
+              <w:rPr>
+                <w:rFonts w:ascii="Arial" w:hAnsi="Arial"/>
+                <w:color w:val="000000"/>
+              </w:rPr>
+              <w:t xml:space="preserve">Servlet </w:t>
+            </w:r>
+            <w:r>
+              <w:rPr>
+                <w:rFonts w:ascii="Arial" w:hAnsi="Arial"/>
+                <w:color w:val="000000"/>
+              </w:rPr>
+              <w:t>控制器</w:t>
+            </w:r>
+            <w:r>
+              <w:rPr>
+                <w:rFonts w:ascii="Arial" w:hAnsi="Arial"/>
+                <w:color w:val="000000"/>
+              </w:rPr>
+              <w:t xml:space="preserve"> + JSP </w:t>
+            </w:r>
+            <w:r>
+              <w:rPr>
+                <w:rFonts w:ascii="Arial" w:hAnsi="Arial"/>
+                <w:color w:val="000000"/>
+              </w:rPr>
+              <w:t>视图</w:t>
+            </w:r>
+          </w:p>
+        </w:tc>
+      </w:tr>
+      <w:tr>
+        <w:trPr>
+          <w:jc w:val="center"/>
+        </w:trPr>
+        <w:tc>
+          <w:tcPr>
+            <w:tcW w:w="1814" w:type="dxa"/>
+            <w:vAlign w:val="center"/>
+          </w:tcPr>
+          <w:p>
+            <w:pPr>
+              <w:jc w:val="center"/>
+            </w:pPr>
+            <w:r>
+              <w:rPr>
+                <w:rFonts w:ascii="Arial" w:hAnsi="Arial"/>
+                <w:color w:val="000000"/>
+              </w:rPr>
+              <w:t>前端技术</w:t>
+            </w:r>
+          </w:p>
+        </w:tc>
+        <w:tc>
+          <w:tcPr>
+            <w:tcW w:w="2494" w:type="dxa"/>
+            <w:vAlign w:val="center"/>
+          </w:tcPr>
+          <w:p>
+            <w:pPr>
+              <w:jc w:val="center"/>
+              <w:rPr>
+                <w:rFonts w:hint="eastAsia"/>
+              </w:rPr>
+            </w:pPr>
+            <w:r>
+              <w:rPr>
+                <w:rFonts w:ascii="Arial" w:hAnsi="Arial"/>
+                <w:color w:val="000000"/>
+              </w:rPr>
+              <w:t>HTML5 / CSS3 / JavaScript</w:t>
+            </w:r>
+          </w:p>
+        </w:tc>
+        <w:tc>
+          <w:tcPr>
+            <w:tcW w:w="4762" w:type="dxa"/>
+            <w:vAlign w:val="center"/>
+          </w:tcPr>
+          <w:p>
+            <w:r>
+              <w:rPr>
+                <w:rFonts w:ascii="Arial" w:hAnsi="Arial"/>
+                <w:color w:val="000000"/>
+              </w:rPr>
+              <w:t>页面结构与样式，异步加购等交互</w:t>
+            </w:r>
+          </w:p>
+        </w:tc>
+      </w:tr>
+      <w:tr>
+        <w:trPr>
+          <w:jc w:val="center"/>
+        </w:trPr>
+        <w:tc>
+          <w:tcPr>
+            <w:tcW w:w="1814" w:type="dxa"/>
+            <w:vAlign w:val="center"/>
+          </w:tcPr>
+          <w:p>
+            <w:pPr>
+              <w:jc w:val="center"/>
+            </w:pPr>
+            <w:r>
+              <w:rPr>
+                <w:rFonts w:ascii="Arial" w:hAnsi="Arial"/>
+                <w:color w:val="000000"/>
+              </w:rPr>
+              <w:t>数据库</w:t>
+            </w:r>
+          </w:p>
+        </w:tc>
+        <w:tc>
+          <w:tcPr>
+            <w:tcW w:w="2494" w:type="dxa"/>
+            <w:vAlign w:val="center"/>
+          </w:tcPr>
+          <w:p>
+            <w:pPr>
+              <w:jc w:val="center"/>
+            </w:pPr>
+            <w:r>
+              <w:rPr>
+                <w:rFonts w:ascii="Arial" w:hAnsi="Arial"/>
+                <w:color w:val="000000"/>
+              </w:rPr>
+              <w:t>MySQL 8.0 + JDBC</w:t>
+            </w:r>
+          </w:p>
+        </w:tc>
+        <w:tc>
+          <w:tcPr>
+            <w:tcW w:w="4762" w:type="dxa"/>
+            <w:vAlign w:val="center"/>
+          </w:tcPr>
+          <w:p>
+            <w:r>
+              <w:rPr>
+                <w:rFonts w:ascii="Arial" w:hAnsi="Arial"/>
+                <w:color w:val="000000"/>
+              </w:rPr>
+              <w:t>数据持久化，</w:t>
+            </w:r>
+            <w:r>
+              <w:rPr>
+                <w:rFonts w:ascii="Arial" w:hAnsi="Arial"/>
+                <w:color w:val="000000"/>
+              </w:rPr>
+              <w:t xml:space="preserve">JDBC </w:t>
+            </w:r>
+            <w:r>
+              <w:rPr>
+                <w:rFonts w:ascii="Arial" w:hAnsi="Arial"/>
+                <w:color w:val="000000"/>
+              </w:rPr>
+              <w:t>直连，数据库名</w:t>
+            </w:r>
+            <w:r>
+              <w:rPr>
+                <w:rFonts w:ascii="Arial" w:hAnsi="Arial"/>
+                <w:color w:val="000000"/>
+              </w:rPr>
+              <w:t xml:space="preserve"> catshop</w:t>
+            </w:r>
+          </w:p>
+        </w:tc>
+      </w:tr>
+      <w:tr>
+        <w:trPr>
+          <w:jc w:val="center"/>
+        </w:trPr>
+        <w:tc>
+          <w:tcPr>
+            <w:tcW w:w="1814" w:type="dxa"/>
+            <w:vAlign w:val="center"/>
+          </w:tcPr>
+          <w:p>
+            <w:pPr>
+              <w:jc w:val="center"/>
+            </w:pPr>
+            <w:r>
+              <w:rPr>
+                <w:rFonts w:ascii="Arial" w:hAnsi="Arial"/>
+                <w:color w:val="000000"/>
+              </w:rPr>
+              <w:t>模板技术</w:t>
+            </w:r>
+          </w:p>
+        </w:tc>
+        <w:tc>
+          <w:tcPr>
+            <w:tcW w:w="2494" w:type="dxa"/>
+            <w:vAlign w:val="center"/>
+          </w:tcPr>
+          <w:p>
+            <w:pPr>
+              <w:jc w:val="center"/>
+            </w:pPr>
+            <w:r>
+              <w:rPr>
+                <w:rFonts w:ascii="Arial" w:hAnsi="Arial"/>
+                <w:color w:val="000000"/>
+              </w:rPr>
+              <w:t xml:space="preserve">JSTL + EL </w:t>
+            </w:r>
+            <w:r>
+              <w:rPr>
+                <w:rFonts w:ascii="Arial" w:hAnsi="Arial"/>
+                <w:color w:val="000000"/>
+              </w:rPr>
+              <w:t>表达式</w:t>
+            </w:r>
+          </w:p>
+        </w:tc>
+        <w:tc>
+          <w:tcPr>
+            <w:tcW w:w="4762" w:type="dxa"/>
+            <w:vAlign w:val="center"/>
+          </w:tcPr>
+          <w:p>
+            <w:r>
+              <w:rPr>
+                <w:rFonts w:ascii="Arial" w:hAnsi="Arial"/>
+                <w:color w:val="000000"/>
+              </w:rPr>
+              <w:t>视图层数据渲染与条件循环</w:t>
+            </w:r>
+          </w:p>
+        </w:tc>
+      </w:tr>
+      <w:tr>
+        <w:trPr>
+          <w:jc w:val="center"/>
+        </w:trPr>
+        <w:tc>
+          <w:tcPr>
+            <w:tcW w:w="1814" w:type="dxa"/>
+            <w:vAlign w:val="center"/>
+          </w:tcPr>
+          <w:p>
+            <w:pPr>
+              <w:jc w:val="center"/>
+            </w:pPr>
+            <w:r>
+              <w:rPr>
+                <w:rFonts w:ascii="Arial" w:hAnsi="Arial"/>
+                <w:color w:val="000000"/>
+              </w:rPr>
+              <w:t>构建</w:t>
+            </w:r>
+            <w:r>
+              <w:rPr>
+                <w:rFonts w:ascii="Arial" w:hAnsi="Arial"/>
+                <w:color w:val="000000"/>
+              </w:rPr>
+              <w:t xml:space="preserve"> / </w:t>
+            </w:r>
+            <w:r>
+              <w:rPr>
+                <w:rFonts w:ascii="Arial" w:hAnsi="Arial"/>
+                <w:color w:val="000000"/>
+              </w:rPr>
+              <w:t>协作</w:t>
+            </w:r>
+          </w:p>
+        </w:tc>
+        <w:tc>
+          <w:tcPr>
+            <w:tcW w:w="2494" w:type="dxa"/>
+            <w:vAlign w:val="center"/>
+          </w:tcPr>
+          <w:p>
+            <w:pPr>
+              <w:jc w:val="center"/>
+            </w:pPr>
+            <w:r>
+              <w:rPr>
+                <w:rFonts w:ascii="Arial" w:hAnsi="Arial"/>
+                <w:color w:val="000000"/>
+              </w:rPr>
+              <w:t>Maven</w:t>
+            </w:r>
+            <w:r>
+              <w:rPr>
+                <w:rFonts w:ascii="Arial" w:hAnsi="Arial"/>
+                <w:color w:val="000000"/>
+              </w:rPr>
+              <w:t>、</w:t>
+            </w:r>
+            <w:r>
+              <w:rPr>
+                <w:rFonts w:ascii="Arial" w:hAnsi="Arial"/>
+                <w:color w:val="000000"/>
+              </w:rPr>
+              <w:t xml:space="preserve">Git </w:t>
+            </w:r>
+          </w:p>
+        </w:tc>
+        <w:tc>
+          <w:tcPr>
+            <w:tcW w:w="4762" w:type="dxa"/>
+            <w:vAlign w:val="center"/>
+          </w:tcPr>
+          <w:p>
+            <w:pPr>
+              <w:jc w:val="left"/>
+            </w:pPr>
+            <w:r>
+              <w:rPr>
+                <w:rFonts w:ascii="Arial" w:hAnsi="Arial"/>
+                <w:color w:val="000000"/>
+              </w:rPr>
+              <w:t>依赖管理与版本控制，仓库</w:t>
+            </w:r>
+            <w:r>
+              <w:rPr>
+                <w:rFonts w:ascii="Arial" w:hAnsi="Arial"/>
+                <w:color w:val="000000"/>
+              </w:rPr>
+              <w:t xml:space="preserve"> </w:t>
+            </w:r>
+          </w:p>
+        </w:tc>
+      </w:tr>
+      <w:tr>
+        <w:trPr>
+          <w:jc w:val="center"/>
+        </w:trPr>
+        <w:tc>
+          <w:tcPr>
+            <w:tcW w:w="1814" w:type="dxa"/>
+            <w:vAlign w:val="center"/>
+          </w:tcPr>
+          <w:p>
+            <w:pPr>
+              <w:jc w:val="center"/>
+            </w:pPr>
+            <w:r>
+              <w:rPr>
+                <w:rFonts w:ascii="Arial" w:hAnsi="Arial"/>
+                <w:color w:val="000000"/>
+              </w:rPr>
+              <w:t>开发环境</w:t>
+            </w:r>
+          </w:p>
+        </w:tc>
+        <w:tc>
+          <w:tcPr>
+            <w:tcW w:w="2494" w:type="dxa"/>
+            <w:vAlign w:val="center"/>
+          </w:tcPr>
+          <w:p>
+            <w:pPr>
+              <w:jc w:val="center"/>
+              <w:rPr>
+                <w:rFonts w:ascii="Arial" w:hAnsi="Arial"/>
+                <w:color w:val="000000"/>
+              </w:rPr>
+            </w:pPr>
+            <w:r>
+              <w:rPr>
+                <w:rFonts w:ascii="Arial" w:hAnsi="Arial"/>
+                <w:color w:val="000000"/>
+              </w:rPr>
+              <w:t>IntelliJ IDEA</w:t>
+            </w:r>
+            <w:r>
+              <w:rPr>
+                <w:rFonts w:ascii="Arial" w:hAnsi="Arial"/>
+                <w:color w:val="000000"/>
+              </w:rPr>
+              <w:t>、</w:t>
+            </w:r>
+          </w:p>
+          <w:p>
+            <w:pPr>
+              <w:jc w:val="center"/>
+            </w:pPr>
+            <w:r>
+              <w:rPr>
+                <w:rFonts w:ascii="Arial" w:hAnsi="Arial"/>
+                <w:color w:val="000000"/>
+              </w:rPr>
+              <w:t>Tomcat 10.1</w:t>
+            </w:r>
+          </w:p>
+        </w:tc>
+        <w:tc>
+          <w:tcPr>
+            <w:tcW w:w="4762" w:type="dxa"/>
+            <w:vAlign w:val="center"/>
+          </w:tcPr>
+          <w:p>
+            <w:r>
+              <w:rPr>
+                <w:rFonts w:ascii="Arial" w:hAnsi="Arial"/>
+                <w:color w:val="000000"/>
+              </w:rPr>
+              <w:t>集成开发与本地部署调试</w:t>
+            </w:r>
+          </w:p>
+        </w:tc>
+      </w:tr>
+    </w:tbl>
     <w:p/>
+    <w:p>
+      <w:r>
+        <w:rPr>
+          <w:rFonts w:hint="eastAsia"/>
+        </w:rPr>
+        <w:t>整体架构（经典三层</w:t>
+      </w:r>
+      <w:r>
+        <w:rPr>
+          <w:rFonts w:hint="eastAsia"/>
+        </w:rPr>
+        <w:t xml:space="preserve"> + </w:t>
+      </w:r>
+      <w:r>
+        <w:rPr>
+          <w:rFonts w:hint="eastAsia"/>
+        </w:rPr>
+        <w:t>过滤器）：</w:t>
+      </w:r>
+    </w:p>
+    <w:p>
+      <w:pPr>
+        <w:spacing w:before="120" w:after="120" w:line="288" w:lineRule="auto"/>
+        <w:ind w:firstLineChars="200" w:firstLine="420"/>
+        <w:jc w:val="left"/>
+        <w:outlineLvl w:val="1"/>
+        <w:rPr>
+          <w:rFonts w:hint="eastAsia"/>
+        </w:rPr>
+      </w:pPr>
+      <w:bookmarkStart w:id="3" w:name="heading_2"/>
+      <w:r>
+        <w:rPr>
+          <w:rFonts w:hint="eastAsia"/>
+        </w:rPr>
+        <w:t>项目采用经典三层结构设计，请求经登录过滤器（</w:t>
+      </w:r>
+      <w:r>
+        <w:rPr>
+          <w:rFonts w:hint="eastAsia"/>
+        </w:rPr>
+        <w:t>LoginFilter</w:t>
+      </w:r>
+      <w:r>
+        <w:rPr>
+          <w:rFonts w:hint="eastAsia"/>
+        </w:rPr>
+        <w:t>）统一鉴权后，由</w:t>
+      </w:r>
+      <w:r>
+        <w:rPr>
+          <w:rFonts w:hint="eastAsia"/>
+        </w:rPr>
+        <w:t xml:space="preserve"> Servlet </w:t>
+      </w:r>
+      <w:r>
+        <w:rPr>
+          <w:rFonts w:hint="eastAsia"/>
+        </w:rPr>
+        <w:t>控制器接收并调用</w:t>
+      </w:r>
+      <w:r>
+        <w:rPr>
+          <w:rFonts w:hint="eastAsia"/>
+        </w:rPr>
+        <w:t xml:space="preserve"> DAO </w:t>
+      </w:r>
+      <w:r>
+        <w:rPr>
+          <w:rFonts w:hint="eastAsia"/>
+        </w:rPr>
+        <w:t>层完成数据访问，最终由</w:t>
+      </w:r>
+      <w:r>
+        <w:rPr>
+          <w:rFonts w:hint="eastAsia"/>
+        </w:rPr>
+        <w:t xml:space="preserve"> JSP </w:t>
+      </w:r>
+      <w:r>
+        <w:rPr>
+          <w:rFonts w:hint="eastAsia"/>
+        </w:rPr>
+        <w:t>视图渲染响应：</w:t>
+      </w:r>
+    </w:p>
+    <w:p>
+      <w:pPr>
+        <w:spacing w:before="120" w:after="120" w:line="288" w:lineRule="auto"/>
+        <w:ind w:firstLineChars="200" w:firstLine="420"/>
+        <w:jc w:val="left"/>
+        <w:outlineLvl w:val="1"/>
+        <w:rPr>
+          <w:rFonts w:hint="eastAsia"/>
+        </w:rPr>
+      </w:pPr>
+      <w:r>
+        <w:rPr>
+          <w:rFonts w:hint="eastAsia"/>
+        </w:rPr>
+        <w:t>表现层（</w:t>
+      </w:r>
+      <w:r>
+        <w:rPr>
+          <w:rFonts w:hint="eastAsia"/>
+        </w:rPr>
+        <w:t xml:space="preserve">JSP </w:t>
+      </w:r>
+      <w:r>
+        <w:rPr>
+          <w:rFonts w:hint="eastAsia"/>
+        </w:rPr>
+        <w:t>视图</w:t>
+      </w:r>
+      <w:r>
+        <w:rPr>
+          <w:rFonts w:hint="eastAsia"/>
+        </w:rPr>
+        <w:t xml:space="preserve"> + Servlet </w:t>
+      </w:r>
+      <w:r>
+        <w:rPr>
+          <w:rFonts w:hint="eastAsia"/>
+        </w:rPr>
+        <w:t>控制器）→</w:t>
+      </w:r>
+      <w:r>
+        <w:rPr>
+          <w:rFonts w:hint="eastAsia"/>
+        </w:rPr>
+        <w:t xml:space="preserve"> </w:t>
+      </w:r>
+      <w:r>
+        <w:rPr>
+          <w:rFonts w:hint="eastAsia"/>
+        </w:rPr>
+        <w:t>业务逻辑层（</w:t>
+      </w:r>
+      <w:r>
+        <w:rPr>
+          <w:rFonts w:hint="eastAsia"/>
+        </w:rPr>
+        <w:t xml:space="preserve">Servlet </w:t>
+      </w:r>
+      <w:r>
+        <w:rPr>
+          <w:rFonts w:hint="eastAsia"/>
+        </w:rPr>
+        <w:t>内实现校验与页面</w:t>
+      </w:r>
+      <w:r>
+        <w:rPr>
+          <w:rFonts w:hint="eastAsia"/>
+        </w:rPr>
+        <w:t>）→</w:t>
+      </w:r>
+      <w:r>
+        <w:rPr>
+          <w:rFonts w:hint="eastAsia"/>
+        </w:rPr>
+        <w:t xml:space="preserve"> </w:t>
+      </w:r>
+      <w:r>
+        <w:rPr>
+          <w:rFonts w:hint="eastAsia"/>
+        </w:rPr>
+        <w:t>数据访问层（</w:t>
+      </w:r>
+      <w:r>
+        <w:rPr>
+          <w:rFonts w:hint="eastAsia"/>
+        </w:rPr>
+        <w:t>UserDAO</w:t>
+      </w:r>
+      <w:r>
+        <w:rPr>
+          <w:rFonts w:hint="eastAsia"/>
+        </w:rPr>
+        <w:t>、</w:t>
+      </w:r>
+      <w:r>
+        <w:rPr>
+          <w:rFonts w:hint="eastAsia"/>
+        </w:rPr>
+        <w:t>ProductDAO</w:t>
+      </w:r>
+      <w:r>
+        <w:rPr>
+          <w:rFonts w:hint="eastAsia"/>
+        </w:rPr>
+        <w:t>、</w:t>
+      </w:r>
+      <w:r>
+        <w:rPr>
+          <w:rFonts w:hint="eastAsia"/>
+        </w:rPr>
+        <w:t>OrderDAO</w:t>
+      </w:r>
+      <w:r>
+        <w:rPr>
+          <w:rFonts w:hint="eastAsia"/>
+        </w:rPr>
+        <w:t>、</w:t>
+      </w:r>
+      <w:r>
+        <w:rPr>
+          <w:rFonts w:hint="eastAsia"/>
+        </w:rPr>
+        <w:t>DBUtil</w:t>
+      </w:r>
+      <w:r>
+        <w:rPr>
+          <w:rFonts w:hint="eastAsia"/>
+        </w:rPr>
+        <w:t>）→</w:t>
+      </w:r>
+      <w:r>
+        <w:rPr>
+          <w:rFonts w:hint="eastAsia"/>
+        </w:rPr>
+        <w:t xml:space="preserve"> </w:t>
+      </w:r>
+      <w:r>
+        <w:rPr>
+          <w:rFonts w:hint="eastAsia"/>
+        </w:rPr>
+        <w:t>数据库（</w:t>
+      </w:r>
+      <w:r>
+        <w:rPr>
+          <w:rFonts w:hint="eastAsia"/>
+        </w:rPr>
+        <w:t>MySQL / catshop</w:t>
+      </w:r>
+      <w:r>
+        <w:rPr>
+          <w:rFonts w:hint="eastAsia"/>
+        </w:rPr>
+        <w:t>）。</w:t>
+      </w:r>
+    </w:p>
+    <w:p>
+      <w:pPr>
+        <w:spacing w:before="120" w:after="120" w:line="288" w:lineRule="auto"/>
+        <w:ind w:firstLineChars="200" w:firstLine="420"/>
+        <w:jc w:val="left"/>
+        <w:outlineLvl w:val="1"/>
+      </w:pPr>
+      <w:r>
+        <w:rPr>
+          <w:rFonts w:hint="eastAsia"/>
+        </w:rPr>
+        <w:t>层与层之间通过</w:t>
+      </w:r>
+      <w:r>
+        <w:rPr>
+          <w:rFonts w:hint="eastAsia"/>
+        </w:rPr>
+        <w:t xml:space="preserve"> JavaBean</w:t>
+      </w:r>
+      <w:r>
+        <w:rPr>
+          <w:rFonts w:hint="eastAsia"/>
+        </w:rPr>
+        <w:t>（</w:t>
+      </w:r>
+      <w:r>
+        <w:rPr>
+          <w:rFonts w:hint="eastAsia"/>
+        </w:rPr>
+        <w:t>UserBean</w:t>
+      </w:r>
+      <w:r>
+        <w:rPr>
+          <w:rFonts w:hint="eastAsia"/>
+        </w:rPr>
+        <w:t>、</w:t>
+      </w:r>
+      <w:r>
+        <w:rPr>
+          <w:rFonts w:hint="eastAsia"/>
+        </w:rPr>
+        <w:t>Product</w:t>
+      </w:r>
+      <w:r>
+        <w:rPr>
+          <w:rFonts w:hint="eastAsia"/>
+        </w:rPr>
+        <w:t>、</w:t>
+      </w:r>
+      <w:r>
+        <w:rPr>
+          <w:rFonts w:hint="eastAsia"/>
+        </w:rPr>
+        <w:t>OrderBean</w:t>
+      </w:r>
+      <w:r>
+        <w:rPr>
+          <w:rFonts w:hint="eastAsia"/>
+        </w:rPr>
+        <w:t>、</w:t>
+      </w:r>
+      <w:r>
+        <w:rPr>
+          <w:rFonts w:hint="eastAsia"/>
+        </w:rPr>
+        <w:t>OrderItemBean</w:t>
+      </w:r>
+      <w:r>
+        <w:rPr>
+          <w:rFonts w:hint="eastAsia"/>
+        </w:rPr>
+        <w:t>、</w:t>
+      </w:r>
+      <w:r>
+        <w:rPr>
+          <w:rFonts w:hint="eastAsia"/>
+        </w:rPr>
+        <w:t>CartItem</w:t>
+      </w:r>
+      <w:r>
+        <w:rPr>
+          <w:rFonts w:hint="eastAsia"/>
+        </w:rPr>
+        <w:t>）传递数据，实现了视图与数据访问的解耦，便于维护与扩展。</w:t>
+      </w:r>
+    </w:p>
     <w:p>
       <w:pPr>
         <w:spacing w:before="320" w:after="120" w:line="288" w:lineRule="auto"/>
@@ -6446,7 +9767,6 @@
           <w:rFonts w:eastAsia="等线"/>
         </w:rPr>
       </w:pPr>
-      <w:bookmarkStart w:id="3" w:name="heading_2"/>
       <w:r>
         <w:rPr>
           <w:rFonts w:eastAsia="等线" w:hint="eastAsia"/>
@@ -6477,10 +9797,255 @@
       </w:pPr>
       <w:r>
         <w:rPr>
-          <w:rFonts w:eastAsia="等线"/>
+          <w:rFonts w:eastAsia="等线" w:hint="eastAsia"/>
           <w:sz w:val="22"/>
         </w:rPr>
-        <w:t>根据项目实际功能填写，可画功能模块图展示。</w:t>
+        <w:lastRenderedPageBreak/>
+        <w:t>系统共分为五大功能模块：</w:t>
+      </w:r>
+    </w:p>
+    <w:p>
+      <w:pPr>
+        <w:spacing w:after="120" w:line="288" w:lineRule="auto"/>
+        <w:ind w:firstLineChars="200" w:firstLine="440"/>
+        <w:jc w:val="left"/>
+        <w:rPr>
+          <w:rFonts w:eastAsia="等线"/>
+          <w:sz w:val="22"/>
+        </w:rPr>
+      </w:pPr>
+      <w:r>
+        <w:rPr>
+          <w:rFonts w:eastAsia="等线" w:hint="eastAsia"/>
+          <w:sz w:val="22"/>
+        </w:rPr>
+        <w:t>（</w:t>
+      </w:r>
+      <w:r>
+        <w:rPr>
+          <w:rFonts w:eastAsia="等线" w:hint="eastAsia"/>
+          <w:sz w:val="22"/>
+        </w:rPr>
+        <w:t>1</w:t>
+      </w:r>
+      <w:r>
+        <w:rPr>
+          <w:rFonts w:eastAsia="等线" w:hint="eastAsia"/>
+          <w:sz w:val="22"/>
+        </w:rPr>
+        <w:t>）用户模块：注册（用户名查重）、登录（</w:t>
+      </w:r>
+      <w:r>
+        <w:rPr>
+          <w:rFonts w:eastAsia="等线" w:hint="eastAsia"/>
+          <w:sz w:val="22"/>
+        </w:rPr>
+        <w:t xml:space="preserve">LoginFilter </w:t>
+      </w:r>
+      <w:r>
+        <w:rPr>
+          <w:rFonts w:eastAsia="等线" w:hint="eastAsia"/>
+          <w:sz w:val="22"/>
+        </w:rPr>
+        <w:t>拦截未登录访问）、个人信息查看与修改、密码重置；管理员可编辑用户信息、</w:t>
+      </w:r>
+      <w:r>
+        <w:rPr>
+          <w:rFonts w:eastAsia="等线" w:hint="eastAsia"/>
+          <w:sz w:val="22"/>
+        </w:rPr>
+        <w:t>管理订单状态、商品信息</w:t>
+      </w:r>
+      <w:r>
+        <w:rPr>
+          <w:rFonts w:eastAsia="等线" w:hint="eastAsia"/>
+          <w:sz w:val="22"/>
+        </w:rPr>
+        <w:t>。</w:t>
+      </w:r>
+    </w:p>
+    <w:p>
+      <w:pPr>
+        <w:spacing w:after="120" w:line="288" w:lineRule="auto"/>
+        <w:ind w:firstLineChars="200" w:firstLine="440"/>
+        <w:jc w:val="left"/>
+        <w:rPr>
+          <w:rFonts w:eastAsia="等线"/>
+          <w:sz w:val="22"/>
+        </w:rPr>
+      </w:pPr>
+      <w:r>
+        <w:rPr>
+          <w:rFonts w:eastAsia="等线" w:hint="eastAsia"/>
+          <w:sz w:val="22"/>
+        </w:rPr>
+        <w:t>（</w:t>
+      </w:r>
+      <w:r>
+        <w:rPr>
+          <w:rFonts w:eastAsia="等线" w:hint="eastAsia"/>
+          <w:sz w:val="22"/>
+        </w:rPr>
+        <w:t>2</w:t>
+      </w:r>
+      <w:r>
+        <w:rPr>
+          <w:rFonts w:eastAsia="等线" w:hint="eastAsia"/>
+          <w:sz w:val="22"/>
+        </w:rPr>
+        <w:t>）商品模块：商品列表展示（按分类筛选幼猫</w:t>
+      </w:r>
+      <w:r>
+        <w:rPr>
+          <w:rFonts w:eastAsia="等线" w:hint="eastAsia"/>
+          <w:sz w:val="22"/>
+        </w:rPr>
+        <w:t>/</w:t>
+      </w:r>
+      <w:r>
+        <w:rPr>
+          <w:rFonts w:eastAsia="等线" w:hint="eastAsia"/>
+          <w:sz w:val="22"/>
+        </w:rPr>
+        <w:t>成猫</w:t>
+      </w:r>
+      <w:r>
+        <w:rPr>
+          <w:rFonts w:eastAsia="等线" w:hint="eastAsia"/>
+          <w:sz w:val="22"/>
+        </w:rPr>
+        <w:t>/</w:t>
+      </w:r>
+      <w:r>
+        <w:rPr>
+          <w:rFonts w:eastAsia="等线" w:hint="eastAsia"/>
+          <w:sz w:val="22"/>
+        </w:rPr>
+        <w:t>全期）、商品详情查看；管理员可新增、编辑、上下架商品并维护库存。</w:t>
+      </w:r>
+    </w:p>
+    <w:p>
+      <w:pPr>
+        <w:spacing w:after="120" w:line="288" w:lineRule="auto"/>
+        <w:ind w:firstLineChars="200" w:firstLine="440"/>
+        <w:jc w:val="left"/>
+        <w:rPr>
+          <w:rFonts w:eastAsia="等线"/>
+          <w:sz w:val="22"/>
+        </w:rPr>
+      </w:pPr>
+      <w:r>
+        <w:rPr>
+          <w:rFonts w:eastAsia="等线" w:hint="eastAsia"/>
+          <w:sz w:val="22"/>
+        </w:rPr>
+        <w:t>（</w:t>
+      </w:r>
+      <w:r>
+        <w:rPr>
+          <w:rFonts w:eastAsia="等线" w:hint="eastAsia"/>
+          <w:sz w:val="22"/>
+        </w:rPr>
+        <w:t>3</w:t>
+      </w:r>
+      <w:r>
+        <w:rPr>
+          <w:rFonts w:eastAsia="等线" w:hint="eastAsia"/>
+          <w:sz w:val="22"/>
+        </w:rPr>
+        <w:t>）购物车模块：基于</w:t>
+      </w:r>
+      <w:r>
+        <w:rPr>
+          <w:rFonts w:eastAsia="等线" w:hint="eastAsia"/>
+          <w:sz w:val="22"/>
+        </w:rPr>
+        <w:t xml:space="preserve"> Session </w:t>
+      </w:r>
+      <w:r>
+        <w:rPr>
+          <w:rFonts w:eastAsia="等线" w:hint="eastAsia"/>
+          <w:sz w:val="22"/>
+        </w:rPr>
+        <w:t>的购物车，支持加购、数量增减、单项删除、清空、全选</w:t>
+      </w:r>
+      <w:r>
+        <w:rPr>
+          <w:rFonts w:eastAsia="等线" w:hint="eastAsia"/>
+          <w:sz w:val="22"/>
+        </w:rPr>
+        <w:t>/</w:t>
+      </w:r>
+      <w:r>
+        <w:rPr>
+          <w:rFonts w:eastAsia="等线" w:hint="eastAsia"/>
+          <w:sz w:val="22"/>
+        </w:rPr>
+        <w:t>单选，金额与数量实时计算，购买数量受库存约束，商品下架或缺货时给出提示。</w:t>
+      </w:r>
+    </w:p>
+    <w:p>
+      <w:pPr>
+        <w:spacing w:after="120" w:line="288" w:lineRule="auto"/>
+        <w:ind w:firstLineChars="200" w:firstLine="440"/>
+        <w:jc w:val="left"/>
+        <w:rPr>
+          <w:rFonts w:eastAsia="等线"/>
+          <w:sz w:val="22"/>
+        </w:rPr>
+      </w:pPr>
+      <w:r>
+        <w:rPr>
+          <w:rFonts w:eastAsia="等线" w:hint="eastAsia"/>
+          <w:sz w:val="22"/>
+        </w:rPr>
+        <w:t>（</w:t>
+      </w:r>
+      <w:r>
+        <w:rPr>
+          <w:rFonts w:eastAsia="等线" w:hint="eastAsia"/>
+          <w:sz w:val="22"/>
+        </w:rPr>
+        <w:t>4</w:t>
+      </w:r>
+      <w:r>
+        <w:rPr>
+          <w:rFonts w:eastAsia="等线" w:hint="eastAsia"/>
+          <w:sz w:val="22"/>
+        </w:rPr>
+        <w:t>）订单模块：购物车结算下单（事务保证扣库存与订单一致性）、订单列表、订单详情、模拟支付、取消订单（回滚库存）；管理员后台可查看全部订单并执行发货、完成操作。</w:t>
+      </w:r>
+    </w:p>
+    <w:p>
+      <w:pPr>
+        <w:spacing w:after="120" w:line="288" w:lineRule="auto"/>
+        <w:ind w:firstLineChars="200" w:firstLine="440"/>
+        <w:jc w:val="left"/>
+        <w:rPr>
+          <w:rFonts w:eastAsia="等线"/>
+          <w:sz w:val="22"/>
+        </w:rPr>
+      </w:pPr>
+      <w:r>
+        <w:rPr>
+          <w:rFonts w:eastAsia="等线" w:hint="eastAsia"/>
+          <w:sz w:val="22"/>
+        </w:rPr>
+        <w:t>（</w:t>
+      </w:r>
+      <w:r>
+        <w:rPr>
+          <w:rFonts w:eastAsia="等线" w:hint="eastAsia"/>
+          <w:sz w:val="22"/>
+        </w:rPr>
+        <w:t>5</w:t>
+      </w:r>
+      <w:r>
+        <w:rPr>
+          <w:rFonts w:eastAsia="等线" w:hint="eastAsia"/>
+          <w:sz w:val="22"/>
+        </w:rPr>
+        <w:t>）权限模块：注册登录后的普通用户可购物下单；管理员可进入后台管理商品、用户与订单。</w:t>
       </w:r>
     </w:p>
     <w:p>
@@ -6517,6 +10082,7 @@
         <w:jc w:val="left"/>
         <w:rPr>
           <w:rFonts w:eastAsia="等线"/>
+          <w:sz w:val="22"/>
         </w:rPr>
       </w:pPr>
       <w:r>
@@ -6544,17 +10110,51 @@
       </w:pPr>
       <w:r>
         <w:rPr>
-          <w:rFonts w:eastAsia="等线"/>
-          <w:sz w:val="22"/>
-        </w:rPr>
-        <w:t xml:space="preserve">2. </w:t>
-      </w:r>
-      <w:r>
-        <w:rPr>
-          <w:rFonts w:eastAsia="等线"/>
-          <w:sz w:val="22"/>
-        </w:rPr>
-        <w:t>数据表介绍（至少两张表，说明字段、主键、作用）</w:t>
+          <w:rFonts w:eastAsia="等线" w:hint="eastAsia"/>
+        </w:rPr>
+        <w:t>数据库名</w:t>
+      </w:r>
+      <w:r>
+        <w:rPr>
+          <w:rFonts w:eastAsia="等线" w:hint="eastAsia"/>
+        </w:rPr>
+        <w:t xml:space="preserve"> catshop</w:t>
+      </w:r>
+      <w:r>
+        <w:rPr>
+          <w:rFonts w:eastAsia="等线" w:hint="eastAsia"/>
+        </w:rPr>
+        <w:t>，共</w:t>
+      </w:r>
+      <w:r>
+        <w:rPr>
+          <w:rFonts w:eastAsia="等线" w:hint="eastAsia"/>
+        </w:rPr>
+        <w:t xml:space="preserve"> 4 </w:t>
+      </w:r>
+      <w:r>
+        <w:rPr>
+          <w:rFonts w:eastAsia="等线" w:hint="eastAsia"/>
+        </w:rPr>
+        <w:t>张数据表、</w:t>
+      </w:r>
+      <w:r>
+        <w:rPr>
+          <w:rFonts w:eastAsia="等线" w:hint="eastAsia"/>
+        </w:rPr>
+        <w:t xml:space="preserve">33 </w:t>
+      </w:r>
+      <w:r>
+        <w:rPr>
+          <w:rFonts w:eastAsia="等线" w:hint="eastAsia"/>
+        </w:rPr>
+        <w:t>个字段</w:t>
+      </w:r>
+      <w:r>
+        <w:rPr>
+          <w:rFonts w:eastAsia="等线" w:hint="eastAsia"/>
+        </w:rPr>
+        <w:t>。表间关系：</w:t>
       </w:r>
     </w:p>
     <w:p>
@@ -6567,9 +10167,999 @@
       </w:pPr>
       <w:r>
         <w:rPr>
+          <w:rFonts w:eastAsia="等线" w:hint="eastAsia"/>
+        </w:rPr>
+        <w:t>user 1:N orders</w:t>
+      </w:r>
+      <w:r>
+        <w:rPr>
+          <w:rFonts w:eastAsia="等线" w:hint="eastAsia"/>
+        </w:rPr>
+        <w:t>（通过</w:t>
+      </w:r>
+      <w:r>
+        <w:rPr>
+          <w:rFonts w:eastAsia="等线" w:hint="eastAsia"/>
+        </w:rPr>
+        <w:t xml:space="preserve"> user_id </w:t>
+      </w:r>
+      <w:r>
+        <w:rPr>
+          <w:rFonts w:eastAsia="等线" w:hint="eastAsia"/>
+        </w:rPr>
+        <w:t>关联）；</w:t>
+      </w:r>
+    </w:p>
+    <w:p>
+      <w:pPr>
+        <w:spacing w:before="120" w:after="120" w:line="288" w:lineRule="auto"/>
+        <w:jc w:val="left"/>
+        <w:rPr>
+          <w:rFonts w:eastAsia="等线"/>
+        </w:rPr>
+      </w:pPr>
+      <w:r>
+        <w:rPr>
+          <w:rFonts w:eastAsia="等线" w:hint="eastAsia"/>
+        </w:rPr>
+        <w:t>orders 1:N order_item</w:t>
+      </w:r>
+      <w:r>
+        <w:rPr>
+          <w:rFonts w:eastAsia="等线" w:hint="eastAsia"/>
+        </w:rPr>
+        <w:t>（通过</w:t>
+      </w:r>
+      <w:r>
+        <w:rPr>
+          <w:rFonts w:eastAsia="等线" w:hint="eastAsia"/>
+        </w:rPr>
+        <w:t xml:space="preserve"> order_id </w:t>
+      </w:r>
+      <w:r>
+        <w:rPr>
+          <w:rFonts w:eastAsia="等线" w:hint="eastAsia"/>
+        </w:rPr>
+        <w:t>关联）；</w:t>
+      </w:r>
+    </w:p>
+    <w:p>
+      <w:pPr>
+        <w:spacing w:before="120" w:after="120" w:line="288" w:lineRule="auto"/>
+        <w:jc w:val="left"/>
+        <w:rPr>
+          <w:rFonts w:eastAsia="等线"/>
+        </w:rPr>
+      </w:pPr>
+      <w:r>
+        <w:rPr>
+          <w:rFonts w:eastAsia="等线" w:hint="eastAsia"/>
+        </w:rPr>
+        <w:t>order_item N:1 product</w:t>
+      </w:r>
+      <w:r>
+        <w:rPr>
+          <w:rFonts w:eastAsia="等线" w:hint="eastAsia"/>
+        </w:rPr>
+        <w:t>（通过</w:t>
+      </w:r>
+      <w:r>
+        <w:rPr>
+          <w:rFonts w:eastAsia="等线" w:hint="eastAsia"/>
+        </w:rPr>
+        <w:t xml:space="preserve"> product_id </w:t>
+      </w:r>
+      <w:r>
+        <w:rPr>
+          <w:rFonts w:eastAsia="等线" w:hint="eastAsia"/>
+        </w:rPr>
+        <w:t>关联，订单明细中同时保存商品名称与单价快照，避免商品信息变更影响历史订单）。</w:t>
+      </w:r>
+    </w:p>
+    <w:p>
+      <w:pPr>
+        <w:spacing w:before="120" w:after="120" w:line="288" w:lineRule="auto"/>
+        <w:jc w:val="left"/>
+        <w:rPr>
           <w:rFonts w:eastAsia="等线"/>
           <w:sz w:val="22"/>
         </w:rPr>
+      </w:pPr>
+      <w:r>
+        <w:rPr>
+          <w:rFonts w:eastAsia="等线"/>
+          <w:sz w:val="22"/>
+        </w:rPr>
+        <w:t xml:space="preserve">2. </w:t>
+      </w:r>
+      <w:r>
+        <w:rPr>
+          <w:rFonts w:eastAsia="等线"/>
+          <w:sz w:val="22"/>
+        </w:rPr>
+        <w:t>数据表介绍（至少两张表，说明字段、主键、作用）</w:t>
+      </w:r>
+    </w:p>
+    <w:tbl>
+      <w:tblPr>
+        <w:tblStyle w:val="a4"/>
+        <w:tblW w:w="9864" w:type="dxa"/>
+        <w:jc w:val="center"/>
+        <w:tblLook w:val="04A0" w:firstRow="1" w:lastRow="0" w:firstColumn="1" w:lastColumn="0" w:noHBand="0" w:noVBand="1"/>
+      </w:tblPr>
+      <w:tblGrid>
+        <w:gridCol w:w="1347"/>
+        <w:gridCol w:w="4678"/>
+        <w:gridCol w:w="851"/>
+        <w:gridCol w:w="2988"/>
+      </w:tblGrid>
+      <w:tr>
+        <w:trPr>
+          <w:jc w:val="center"/>
+        </w:trPr>
+        <w:tc>
+          <w:tcPr>
+            <w:tcW w:w="1347" w:type="dxa"/>
+            <w:shd w:val="clear" w:color="auto" w:fill="D9E2F3"/>
+          </w:tcPr>
+          <w:p>
+            <w:r>
+              <w:rPr>
+                <w:b/>
+                <w:sz w:val="20"/>
+              </w:rPr>
+              <w:t>表名</w:t>
+            </w:r>
+          </w:p>
+        </w:tc>
+        <w:tc>
+          <w:tcPr>
+            <w:tcW w:w="4678" w:type="dxa"/>
+            <w:shd w:val="clear" w:color="auto" w:fill="D9E2F3"/>
+          </w:tcPr>
+          <w:p>
+            <w:r>
+              <w:rPr>
+                <w:b/>
+                <w:sz w:val="20"/>
+              </w:rPr>
+              <w:t>主要字段</w:t>
+            </w:r>
+          </w:p>
+        </w:tc>
+        <w:tc>
+          <w:tcPr>
+            <w:tcW w:w="851" w:type="dxa"/>
+            <w:shd w:val="clear" w:color="auto" w:fill="D9E2F3"/>
+          </w:tcPr>
+          <w:p>
+            <w:pPr>
+              <w:jc w:val="center"/>
+            </w:pPr>
+            <w:r>
+              <w:rPr>
+                <w:b/>
+                <w:sz w:val="20"/>
+              </w:rPr>
+              <w:t>字段数</w:t>
+            </w:r>
+          </w:p>
+        </w:tc>
+        <w:tc>
+          <w:tcPr>
+            <w:tcW w:w="2988" w:type="dxa"/>
+            <w:shd w:val="clear" w:color="auto" w:fill="D9E2F3"/>
+          </w:tcPr>
+          <w:p>
+            <w:r>
+              <w:rPr>
+                <w:b/>
+                <w:sz w:val="20"/>
+              </w:rPr>
+              <w:t>作用</w:t>
+            </w:r>
+          </w:p>
+        </w:tc>
+      </w:tr>
+      <w:tr>
+        <w:trPr>
+          <w:jc w:val="center"/>
+        </w:trPr>
+        <w:tc>
+          <w:tcPr>
+            <w:tcW w:w="1347" w:type="dxa"/>
+          </w:tcPr>
+          <w:p>
+            <w:pPr>
+              <w:rPr>
+                <w:sz w:val="20"/>
+              </w:rPr>
+            </w:pPr>
+            <w:r>
+              <w:rPr>
+                <w:sz w:val="20"/>
+              </w:rPr>
+              <w:t xml:space="preserve">user </w:t>
+            </w:r>
+          </w:p>
+          <w:p>
+            <w:r>
+              <w:rPr>
+                <w:sz w:val="20"/>
+              </w:rPr>
+              <w:t>用户表</w:t>
+            </w:r>
+          </w:p>
+        </w:tc>
+        <w:tc>
+          <w:tcPr>
+            <w:tcW w:w="4678" w:type="dxa"/>
+          </w:tcPr>
+          <w:p>
+            <w:r>
+              <w:rPr>
+                <w:sz w:val="20"/>
+              </w:rPr>
+              <w:t>id(</w:t>
+            </w:r>
+            <w:r>
+              <w:rPr>
+                <w:sz w:val="20"/>
+              </w:rPr>
+              <w:t>主键</w:t>
+            </w:r>
+            <w:r>
+              <w:rPr>
+                <w:sz w:val="20"/>
+              </w:rPr>
+              <w:t>)</w:t>
+            </w:r>
+            <w:r>
+              <w:rPr>
+                <w:sz w:val="20"/>
+              </w:rPr>
+              <w:t>、</w:t>
+            </w:r>
+            <w:r>
+              <w:rPr>
+                <w:sz w:val="20"/>
+              </w:rPr>
+              <w:t>username(</w:t>
+            </w:r>
+            <w:r>
+              <w:rPr>
+                <w:sz w:val="20"/>
+              </w:rPr>
+              <w:t>唯一</w:t>
+            </w:r>
+            <w:r>
+              <w:rPr>
+                <w:sz w:val="20"/>
+              </w:rPr>
+              <w:t>)</w:t>
+            </w:r>
+            <w:r>
+              <w:rPr>
+                <w:sz w:val="20"/>
+              </w:rPr>
+              <w:t>、</w:t>
+            </w:r>
+            <w:r>
+              <w:rPr>
+                <w:sz w:val="20"/>
+              </w:rPr>
+              <w:t>password</w:t>
+            </w:r>
+            <w:r>
+              <w:rPr>
+                <w:sz w:val="20"/>
+              </w:rPr>
+              <w:t>、</w:t>
+            </w:r>
+            <w:r>
+              <w:rPr>
+                <w:sz w:val="20"/>
+              </w:rPr>
+              <w:t>name</w:t>
+            </w:r>
+            <w:r>
+              <w:rPr>
+                <w:sz w:val="20"/>
+              </w:rPr>
+              <w:t>、</w:t>
+            </w:r>
+            <w:r>
+              <w:rPr>
+                <w:sz w:val="20"/>
+              </w:rPr>
+              <w:t>email</w:t>
+            </w:r>
+            <w:r>
+              <w:rPr>
+                <w:sz w:val="20"/>
+              </w:rPr>
+              <w:t>、</w:t>
+            </w:r>
+            <w:r>
+              <w:rPr>
+                <w:sz w:val="20"/>
+              </w:rPr>
+              <w:t>phone</w:t>
+            </w:r>
+            <w:r>
+              <w:rPr>
+                <w:sz w:val="20"/>
+              </w:rPr>
+              <w:t>、</w:t>
+            </w:r>
+            <w:r>
+              <w:rPr>
+                <w:sz w:val="20"/>
+              </w:rPr>
+              <w:t>address</w:t>
+            </w:r>
+            <w:r>
+              <w:rPr>
+                <w:sz w:val="20"/>
+              </w:rPr>
+              <w:t>、</w:t>
+            </w:r>
+            <w:r>
+              <w:rPr>
+                <w:sz w:val="20"/>
+              </w:rPr>
+              <w:t>role</w:t>
+            </w:r>
+            <w:r>
+              <w:rPr>
+                <w:sz w:val="20"/>
+              </w:rPr>
+              <w:t>、</w:t>
+            </w:r>
+            <w:r>
+              <w:rPr>
+                <w:sz w:val="20"/>
+              </w:rPr>
+              <w:t>create_time</w:t>
+            </w:r>
+          </w:p>
+        </w:tc>
+        <w:tc>
+          <w:tcPr>
+            <w:tcW w:w="851" w:type="dxa"/>
+          </w:tcPr>
+          <w:p>
+            <w:pPr>
+              <w:jc w:val="center"/>
+            </w:pPr>
+            <w:r>
+              <w:rPr>
+                <w:sz w:val="20"/>
+              </w:rPr>
+              <w:t>9</w:t>
+            </w:r>
+          </w:p>
+        </w:tc>
+        <w:tc>
+          <w:tcPr>
+            <w:tcW w:w="2988" w:type="dxa"/>
+          </w:tcPr>
+          <w:p>
+            <w:pPr>
+              <w:jc w:val="left"/>
+            </w:pPr>
+            <w:r>
+              <w:rPr>
+                <w:sz w:val="20"/>
+              </w:rPr>
+              <w:t>存储用户账号、联系方式、收货地址与角色（</w:t>
+            </w:r>
+            <w:r>
+              <w:rPr>
+                <w:sz w:val="20"/>
+              </w:rPr>
+              <w:t>user/admin</w:t>
+            </w:r>
+            <w:r>
+              <w:rPr>
+                <w:sz w:val="20"/>
+              </w:rPr>
+              <w:t>）</w:t>
+            </w:r>
+          </w:p>
+        </w:tc>
+      </w:tr>
+      <w:tr>
+        <w:trPr>
+          <w:jc w:val="center"/>
+        </w:trPr>
+        <w:tc>
+          <w:tcPr>
+            <w:tcW w:w="1347" w:type="dxa"/>
+          </w:tcPr>
+          <w:p>
+            <w:pPr>
+              <w:rPr>
+                <w:sz w:val="20"/>
+              </w:rPr>
+            </w:pPr>
+            <w:r>
+              <w:rPr>
+                <w:sz w:val="20"/>
+              </w:rPr>
+              <w:t xml:space="preserve">product </w:t>
+            </w:r>
+          </w:p>
+          <w:p>
+            <w:r>
+              <w:rPr>
+                <w:sz w:val="20"/>
+              </w:rPr>
+              <w:t>商品表</w:t>
+            </w:r>
+          </w:p>
+        </w:tc>
+        <w:tc>
+          <w:tcPr>
+            <w:tcW w:w="4678" w:type="dxa"/>
+          </w:tcPr>
+          <w:p>
+            <w:r>
+              <w:rPr>
+                <w:sz w:val="20"/>
+              </w:rPr>
+              <w:t>pid(</w:t>
+            </w:r>
+            <w:r>
+              <w:rPr>
+                <w:sz w:val="20"/>
+              </w:rPr>
+              <w:t>主键</w:t>
+            </w:r>
+            <w:r>
+              <w:rPr>
+                <w:sz w:val="20"/>
+              </w:rPr>
+              <w:t>)</w:t>
+            </w:r>
+            <w:r>
+              <w:rPr>
+                <w:sz w:val="20"/>
+              </w:rPr>
+              <w:t>、</w:t>
+            </w:r>
+            <w:r>
+              <w:rPr>
+                <w:sz w:val="20"/>
+              </w:rPr>
+              <w:t>pname</w:t>
+            </w:r>
+            <w:r>
+              <w:rPr>
+                <w:sz w:val="20"/>
+              </w:rPr>
+              <w:t>、</w:t>
+            </w:r>
+            <w:r>
+              <w:rPr>
+                <w:sz w:val="20"/>
+              </w:rPr>
+              <w:t>price</w:t>
+            </w:r>
+            <w:r>
+              <w:rPr>
+                <w:sz w:val="20"/>
+              </w:rPr>
+              <w:t>、</w:t>
+            </w:r>
+            <w:r>
+              <w:rPr>
+                <w:sz w:val="20"/>
+              </w:rPr>
+              <w:t>category</w:t>
+            </w:r>
+            <w:r>
+              <w:rPr>
+                <w:sz w:val="20"/>
+              </w:rPr>
+              <w:t>、</w:t>
+            </w:r>
+            <w:r>
+              <w:rPr>
+                <w:sz w:val="20"/>
+              </w:rPr>
+              <w:t>stock</w:t>
+            </w:r>
+            <w:r>
+              <w:rPr>
+                <w:sz w:val="20"/>
+              </w:rPr>
+              <w:t>、</w:t>
+            </w:r>
+            <w:r>
+              <w:rPr>
+                <w:sz w:val="20"/>
+              </w:rPr>
+              <w:t>image</w:t>
+            </w:r>
+            <w:r>
+              <w:rPr>
+                <w:sz w:val="20"/>
+              </w:rPr>
+              <w:t>、</w:t>
+            </w:r>
+            <w:r>
+              <w:rPr>
+                <w:sz w:val="20"/>
+              </w:rPr>
+              <w:t>description</w:t>
+            </w:r>
+            <w:r>
+              <w:rPr>
+                <w:sz w:val="20"/>
+              </w:rPr>
+              <w:t>、</w:t>
+            </w:r>
+            <w:r>
+              <w:rPr>
+                <w:sz w:val="20"/>
+              </w:rPr>
+              <w:t>status</w:t>
+            </w:r>
+          </w:p>
+        </w:tc>
+        <w:tc>
+          <w:tcPr>
+            <w:tcW w:w="851" w:type="dxa"/>
+          </w:tcPr>
+          <w:p>
+            <w:pPr>
+              <w:jc w:val="center"/>
+            </w:pPr>
+            <w:r>
+              <w:rPr>
+                <w:sz w:val="20"/>
+              </w:rPr>
+              <w:t>8</w:t>
+            </w:r>
+          </w:p>
+        </w:tc>
+        <w:tc>
+          <w:tcPr>
+            <w:tcW w:w="2988" w:type="dxa"/>
+          </w:tcPr>
+          <w:p>
+            <w:pPr>
+              <w:jc w:val="left"/>
+            </w:pPr>
+            <w:r>
+              <w:rPr>
+                <w:sz w:val="20"/>
+              </w:rPr>
+              <w:t>存储商品名称、价格、分类、库存、图片与上下架状态</w:t>
+            </w:r>
+          </w:p>
+        </w:tc>
+      </w:tr>
+      <w:tr>
+        <w:trPr>
+          <w:jc w:val="center"/>
+        </w:trPr>
+        <w:tc>
+          <w:tcPr>
+            <w:tcW w:w="1347" w:type="dxa"/>
+          </w:tcPr>
+          <w:p>
+            <w:pPr>
+              <w:rPr>
+                <w:sz w:val="20"/>
+              </w:rPr>
+            </w:pPr>
+            <w:r>
+              <w:rPr>
+                <w:sz w:val="20"/>
+              </w:rPr>
+              <w:t xml:space="preserve">orders </w:t>
+            </w:r>
+          </w:p>
+          <w:p>
+            <w:r>
+              <w:rPr>
+                <w:sz w:val="20"/>
+              </w:rPr>
+              <w:t>订单表</w:t>
+            </w:r>
+          </w:p>
+        </w:tc>
+        <w:tc>
+          <w:tcPr>
+            <w:tcW w:w="4678" w:type="dxa"/>
+          </w:tcPr>
+          <w:p>
+            <w:r>
+              <w:rPr>
+                <w:sz w:val="20"/>
+              </w:rPr>
+              <w:t>id(</w:t>
+            </w:r>
+            <w:r>
+              <w:rPr>
+                <w:sz w:val="20"/>
+              </w:rPr>
+              <w:t>主键</w:t>
+            </w:r>
+            <w:r>
+              <w:rPr>
+                <w:sz w:val="20"/>
+              </w:rPr>
+              <w:t>)</w:t>
+            </w:r>
+            <w:r>
+              <w:rPr>
+                <w:sz w:val="20"/>
+              </w:rPr>
+              <w:t>、</w:t>
+            </w:r>
+            <w:r>
+              <w:rPr>
+                <w:sz w:val="20"/>
+              </w:rPr>
+              <w:t>order_no(</w:t>
+            </w:r>
+            <w:r>
+              <w:rPr>
+                <w:sz w:val="20"/>
+              </w:rPr>
+              <w:t>唯一</w:t>
+            </w:r>
+            <w:r>
+              <w:rPr>
+                <w:sz w:val="20"/>
+              </w:rPr>
+              <w:t>)</w:t>
+            </w:r>
+            <w:r>
+              <w:rPr>
+                <w:sz w:val="20"/>
+              </w:rPr>
+              <w:t>、</w:t>
+            </w:r>
+            <w:r>
+              <w:rPr>
+                <w:sz w:val="20"/>
+              </w:rPr>
+              <w:t>user_id</w:t>
+            </w:r>
+            <w:r>
+              <w:rPr>
+                <w:sz w:val="20"/>
+              </w:rPr>
+              <w:t>、</w:t>
+            </w:r>
+            <w:r>
+              <w:rPr>
+                <w:sz w:val="20"/>
+              </w:rPr>
+              <w:t>total_amount</w:t>
+            </w:r>
+            <w:r>
+              <w:rPr>
+                <w:sz w:val="20"/>
+              </w:rPr>
+              <w:t>、</w:t>
+            </w:r>
+            <w:r>
+              <w:rPr>
+                <w:sz w:val="20"/>
+              </w:rPr>
+              <w:t>receiver</w:t>
+            </w:r>
+            <w:r>
+              <w:rPr>
+                <w:sz w:val="20"/>
+              </w:rPr>
+              <w:t>、</w:t>
+            </w:r>
+            <w:r>
+              <w:rPr>
+                <w:sz w:val="20"/>
+              </w:rPr>
+              <w:t>phone</w:t>
+            </w:r>
+            <w:r>
+              <w:rPr>
+                <w:sz w:val="20"/>
+              </w:rPr>
+              <w:t>、</w:t>
+            </w:r>
+            <w:r>
+              <w:rPr>
+                <w:sz w:val="20"/>
+              </w:rPr>
+              <w:t>address</w:t>
+            </w:r>
+            <w:r>
+              <w:rPr>
+                <w:sz w:val="20"/>
+              </w:rPr>
+              <w:t>、</w:t>
+            </w:r>
+            <w:r>
+              <w:rPr>
+                <w:sz w:val="20"/>
+              </w:rPr>
+              <w:t>status</w:t>
+            </w:r>
+            <w:r>
+              <w:rPr>
+                <w:sz w:val="20"/>
+              </w:rPr>
+              <w:t>、</w:t>
+            </w:r>
+            <w:r>
+              <w:rPr>
+                <w:sz w:val="20"/>
+              </w:rPr>
+              <w:t>create_time</w:t>
+            </w:r>
+            <w:r>
+              <w:rPr>
+                <w:sz w:val="20"/>
+              </w:rPr>
+              <w:t>、</w:t>
+            </w:r>
+            <w:r>
+              <w:rPr>
+                <w:sz w:val="20"/>
+              </w:rPr>
+              <w:t>pay_time</w:t>
+            </w:r>
+          </w:p>
+        </w:tc>
+        <w:tc>
+          <w:tcPr>
+            <w:tcW w:w="851" w:type="dxa"/>
+          </w:tcPr>
+          <w:p>
+            <w:pPr>
+              <w:jc w:val="center"/>
+            </w:pPr>
+            <w:r>
+              <w:rPr>
+                <w:sz w:val="20"/>
+              </w:rPr>
+              <w:t>10</w:t>
+            </w:r>
+          </w:p>
+        </w:tc>
+        <w:tc>
+          <w:tcPr>
+            <w:tcW w:w="2988" w:type="dxa"/>
+          </w:tcPr>
+          <w:p>
+            <w:pPr>
+              <w:jc w:val="left"/>
+            </w:pPr>
+            <w:r>
+              <w:rPr>
+                <w:sz w:val="20"/>
+              </w:rPr>
+              <w:t>存储订单编号、总金额、收货信息与状态（</w:t>
+            </w:r>
+            <w:r>
+              <w:rPr>
+                <w:sz w:val="20"/>
+              </w:rPr>
+              <w:t>0</w:t>
+            </w:r>
+            <w:r>
+              <w:rPr>
+                <w:sz w:val="20"/>
+              </w:rPr>
+              <w:t>待付款</w:t>
+            </w:r>
+            <w:r>
+              <w:rPr>
+                <w:sz w:val="20"/>
+              </w:rPr>
+              <w:t>~4</w:t>
+            </w:r>
+            <w:r>
+              <w:rPr>
+                <w:sz w:val="20"/>
+              </w:rPr>
+              <w:t>已取消）</w:t>
+            </w:r>
+          </w:p>
+        </w:tc>
+      </w:tr>
+      <w:tr>
+        <w:trPr>
+          <w:jc w:val="center"/>
+        </w:trPr>
+        <w:tc>
+          <w:tcPr>
+            <w:tcW w:w="1347" w:type="dxa"/>
+          </w:tcPr>
+          <w:p>
+            <w:pPr>
+              <w:rPr>
+                <w:sz w:val="20"/>
+              </w:rPr>
+            </w:pPr>
+            <w:r>
+              <w:rPr>
+                <w:sz w:val="20"/>
+              </w:rPr>
+              <w:t xml:space="preserve">order_item </w:t>
+            </w:r>
+          </w:p>
+          <w:p>
+            <w:r>
+              <w:rPr>
+                <w:sz w:val="20"/>
+              </w:rPr>
+              <w:t>订单明细表</w:t>
+            </w:r>
+          </w:p>
+        </w:tc>
+        <w:tc>
+          <w:tcPr>
+            <w:tcW w:w="4678" w:type="dxa"/>
+          </w:tcPr>
+          <w:p>
+            <w:r>
+              <w:rPr>
+                <w:sz w:val="20"/>
+              </w:rPr>
+              <w:t>id(</w:t>
+            </w:r>
+            <w:r>
+              <w:rPr>
+                <w:sz w:val="20"/>
+              </w:rPr>
+              <w:t>主键</w:t>
+            </w:r>
+            <w:r>
+              <w:rPr>
+                <w:sz w:val="20"/>
+              </w:rPr>
+              <w:t>)</w:t>
+            </w:r>
+            <w:r>
+              <w:rPr>
+                <w:sz w:val="20"/>
+              </w:rPr>
+              <w:t>、</w:t>
+            </w:r>
+            <w:r>
+              <w:rPr>
+                <w:sz w:val="20"/>
+              </w:rPr>
+              <w:t>order_id</w:t>
+            </w:r>
+            <w:r>
+              <w:rPr>
+                <w:sz w:val="20"/>
+              </w:rPr>
+              <w:t>、</w:t>
+            </w:r>
+            <w:r>
+              <w:rPr>
+                <w:sz w:val="20"/>
+              </w:rPr>
+              <w:t>product_id</w:t>
+            </w:r>
+            <w:r>
+              <w:rPr>
+                <w:sz w:val="20"/>
+              </w:rPr>
+              <w:t>、</w:t>
+            </w:r>
+            <w:r>
+              <w:rPr>
+                <w:sz w:val="20"/>
+              </w:rPr>
+              <w:t>product_name(</w:t>
+            </w:r>
+            <w:r>
+              <w:rPr>
+                <w:sz w:val="20"/>
+              </w:rPr>
+              <w:t>快照</w:t>
+            </w:r>
+            <w:r>
+              <w:rPr>
+                <w:sz w:val="20"/>
+              </w:rPr>
+              <w:t>)</w:t>
+            </w:r>
+            <w:r>
+              <w:rPr>
+                <w:sz w:val="20"/>
+              </w:rPr>
+              <w:t>、</w:t>
+            </w:r>
+            <w:r>
+              <w:rPr>
+                <w:sz w:val="20"/>
+              </w:rPr>
+              <w:t>price(</w:t>
+            </w:r>
+            <w:r>
+              <w:rPr>
+                <w:sz w:val="20"/>
+              </w:rPr>
+              <w:t>快照</w:t>
+            </w:r>
+            <w:r>
+              <w:rPr>
+                <w:sz w:val="20"/>
+              </w:rPr>
+              <w:t>)</w:t>
+            </w:r>
+            <w:r>
+              <w:rPr>
+                <w:sz w:val="20"/>
+              </w:rPr>
+              <w:t>、</w:t>
+            </w:r>
+            <w:r>
+              <w:rPr>
+                <w:sz w:val="20"/>
+              </w:rPr>
+              <w:t>quantity</w:t>
+            </w:r>
+          </w:p>
+        </w:tc>
+        <w:tc>
+          <w:tcPr>
+            <w:tcW w:w="851" w:type="dxa"/>
+          </w:tcPr>
+          <w:p>
+            <w:pPr>
+              <w:jc w:val="center"/>
+            </w:pPr>
+            <w:r>
+              <w:rPr>
+                <w:sz w:val="20"/>
+              </w:rPr>
+              <w:t>6</w:t>
+            </w:r>
+          </w:p>
+        </w:tc>
+        <w:tc>
+          <w:tcPr>
+            <w:tcW w:w="2988" w:type="dxa"/>
+          </w:tcPr>
+          <w:p>
+            <w:pPr>
+              <w:jc w:val="left"/>
+            </w:pPr>
+            <w:r>
+              <w:rPr>
+                <w:sz w:val="20"/>
+              </w:rPr>
+              <w:t>存储每笔订单包含的商品明细（商品名与单价快照）</w:t>
+            </w:r>
+          </w:p>
+        </w:tc>
+      </w:tr>
+    </w:tbl>
+    <w:p>
+      <w:pPr>
+        <w:spacing w:before="120" w:after="120" w:line="288" w:lineRule="auto"/>
+        <w:jc w:val="left"/>
+        <w:rPr>
+          <w:rFonts w:eastAsia="等线"/>
+          <w:sz w:val="22"/>
+        </w:rPr>
+      </w:pPr>
+      <w:r>
+        <w:rPr>
+          <w:rFonts w:eastAsia="等线"/>
+          <w:sz w:val="22"/>
+        </w:rPr>
         <w:t xml:space="preserve">3. </w:t>
       </w:r>
       <w:r>
@@ -6591,30 +11181,78 @@
           <w:rFonts w:eastAsia="等线"/>
           <w:sz w:val="22"/>
         </w:rPr>
-        <w:t>图截图、</w:t>
-      </w:r>
-      <w:proofErr w:type="gramStart"/>
+        <w:t>图截图、数据库建表</w:t>
+      </w:r>
       <w:r>
         <w:rPr>
           <w:rFonts w:eastAsia="等线"/>
           <w:sz w:val="22"/>
         </w:rPr>
-        <w:t>数据库建表</w:t>
-      </w:r>
-      <w:proofErr w:type="gramEnd"/>
+        <w:t>SQL</w:t>
+      </w:r>
       <w:r>
         <w:rPr>
           <w:rFonts w:eastAsia="等线"/>
           <w:sz w:val="22"/>
         </w:rPr>
-        <w:t>SQL</w:t>
-      </w:r>
-      <w:r>
-        <w:rPr>
-          <w:rFonts w:eastAsia="等线"/>
-          <w:sz w:val="22"/>
-        </w:rPr>
         <w:t>文件说明</w:t>
+      </w:r>
+    </w:p>
+    <w:p>
+      <w:pPr>
+        <w:spacing w:before="120" w:after="120" w:line="288" w:lineRule="auto"/>
+        <w:jc w:val="left"/>
+        <w:rPr>
+          <w:rFonts w:eastAsia="等线"/>
+        </w:rPr>
+      </w:pPr>
+      <w:r>
+        <w:rPr>
+          <w:rFonts w:eastAsia="等线"/>
+          <w:noProof/>
+        </w:rPr>
+        <w:lastRenderedPageBreak/>
+        <w:drawing>
+          <wp:inline distT="0" distB="0" distL="0" distR="0">
+            <wp:extent cx="5273675" cy="2790908"/>
+            <wp:effectExtent l="0" t="0" r="0" b="0"/>
+            <wp:docPr id="12" name="图片 12"/>
+            <wp:cNvGraphicFramePr>
+              <a:graphicFrameLocks xmlns:a="http://schemas.openxmlformats.org/drawingml/2006/main" noChangeAspect="1"/>
+            </wp:cNvGraphicFramePr>
+            <a:graphic xmlns:a="http://schemas.openxmlformats.org/drawingml/2006/main">
+              <a:graphicData uri="http://schemas.openxmlformats.org/drawingml/2006/picture">
+                <pic:pic xmlns:pic="http://schemas.openxmlformats.org/drawingml/2006/picture">
+                  <pic:nvPicPr>
+                    <pic:cNvPr id="12" name="ER图.png"/>
+                    <pic:cNvPicPr/>
+                  </pic:nvPicPr>
+                  <pic:blipFill>
+                    <a:blip r:embed="rId8" cstate="print">
+                      <a:extLst>
+                        <a:ext uri="{28A0092B-C50C-407E-A947-70E740481C1C}">
+                          <a14:useLocalDpi xmlns:a14="http://schemas.microsoft.com/office/drawing/2010/main" val="0"/>
+                        </a:ext>
+                      </a:extLst>
+                    </a:blip>
+                    <a:stretch>
+                      <a:fillRect/>
+                    </a:stretch>
+                  </pic:blipFill>
+                  <pic:spPr>
+                    <a:xfrm>
+                      <a:off x="0" y="0"/>
+                      <a:ext cx="5276222" cy="2792256"/>
+                    </a:xfrm>
+                    <a:prstGeom prst="rect">
+                      <a:avLst/>
+                    </a:prstGeom>
+                  </pic:spPr>
+                </pic:pic>
+              </a:graphicData>
+            </a:graphic>
+          </wp:inline>
+        </w:drawing>
       </w:r>
     </w:p>
     <w:p>
@@ -6643,7 +11281,6 @@
         </w:rPr>
         <w:t>、</w:t>
       </w:r>
-      <w:proofErr w:type="spellStart"/>
       <w:r>
         <w:rPr>
           <w:rFonts w:eastAsia="等线"/>
@@ -6652,7 +11289,6 @@
         </w:rPr>
         <w:t>Git</w:t>
       </w:r>
-      <w:proofErr w:type="spellEnd"/>
       <w:r>
         <w:rPr>
           <w:rFonts w:eastAsia="等线"/>
@@ -6737,18 +11373,8 @@
           <w:rFonts w:eastAsia="等线"/>
           <w:sz w:val="22"/>
         </w:rPr>
-        <w:lastRenderedPageBreak/>
-        <w:t xml:space="preserve">3.  </w:t>
-      </w:r>
-      <w:proofErr w:type="spellStart"/>
-      <w:r>
-        <w:rPr>
-          <w:rFonts w:eastAsia="等线"/>
-          <w:sz w:val="22"/>
-        </w:rPr>
-        <w:t>git</w:t>
-      </w:r>
-      <w:proofErr w:type="spellEnd"/>
+        <w:t>3.  git</w:t>
+      </w:r>
       <w:r>
         <w:rPr>
           <w:rFonts w:eastAsia="等线"/>
@@ -6814,7 +11440,7 @@
         <w:spacing w:before="120" w:after="120" w:line="288" w:lineRule="auto"/>
         <w:jc w:val="left"/>
         <w:rPr>
-          <w:rFonts w:eastAsia="等线"/>
+          <w:rFonts w:eastAsia="等线" w:hint="eastAsia"/>
           <w:sz w:val="22"/>
         </w:rPr>
       </w:pPr>
@@ -6823,6 +11449,124 @@
           <w:rFonts w:eastAsia="等线"/>
           <w:sz w:val="22"/>
         </w:rPr>
+        <w:drawing>
+          <wp:inline distT="0" distB="0" distL="0" distR="0" wp14:anchorId="0B93C02D" wp14:editId="12CE1336">
+            <wp:extent cx="5273675" cy="3943405"/>
+            <wp:effectExtent l="0" t="0" r="0" b="0"/>
+            <wp:docPr id="11" name="图片 11"/>
+            <wp:cNvGraphicFramePr>
+              <a:graphicFrameLocks xmlns:a="http://schemas.openxmlformats.org/drawingml/2006/main" noChangeAspect="1"/>
+            </wp:cNvGraphicFramePr>
+            <a:graphic xmlns:a="http://schemas.openxmlformats.org/drawingml/2006/main">
+              <a:graphicData uri="http://schemas.openxmlformats.org/drawingml/2006/picture">
+                <pic:pic xmlns:pic="http://schemas.openxmlformats.org/drawingml/2006/picture">
+                  <pic:nvPicPr>
+                    <pic:cNvPr id="1" name=""/>
+                    <pic:cNvPicPr/>
+                  </pic:nvPicPr>
+                  <pic:blipFill rotWithShape="1">
+                    <a:blip r:embed="rId9"/>
+                    <a:srcRect t="11587"/>
+                    <a:stretch/>
+                  </pic:blipFill>
+                  <pic:spPr bwMode="auto">
+                    <a:xfrm>
+                      <a:off x="0" y="0"/>
+                      <a:ext cx="5273675" cy="3943405"/>
+                    </a:xfrm>
+                    <a:prstGeom prst="rect">
+                      <a:avLst/>
+                    </a:prstGeom>
+                    <a:ln>
+                      <a:noFill/>
+                    </a:ln>
+                    <a:extLst>
+                      <a:ext uri="{53640926-AAD7-44D8-BBD7-CCE9431645EC}">
+                        <a14:shadowObscured xmlns:a14="http://schemas.microsoft.com/office/drawing/2010/main"/>
+                      </a:ext>
+                    </a:extLst>
+                  </pic:spPr>
+                </pic:pic>
+              </a:graphicData>
+            </a:graphic>
+          </wp:inline>
+        </w:drawing>
+      </w:r>
+    </w:p>
+    <w:p>
+      <w:pPr>
+        <w:spacing w:before="120" w:after="120" w:line="288" w:lineRule="auto"/>
+        <w:jc w:val="left"/>
+        <w:rPr>
+          <w:rFonts w:eastAsia="等线"/>
+          <w:sz w:val="22"/>
+        </w:rPr>
+      </w:pPr>
+      <w:r>
+        <w:rPr>
+          <w:rFonts w:eastAsia="等线"/>
+          <w:noProof/>
+          <w:sz w:val="22"/>
+        </w:rPr>
+        <w:lastRenderedPageBreak/>
+        <w:drawing>
+          <wp:inline distT="0" distB="0" distL="0" distR="0" wp14:anchorId="14FA2627" wp14:editId="5B965D77">
+            <wp:extent cx="5273559" cy="2902226"/>
+            <wp:effectExtent l="0" t="0" r="0" b="0"/>
+            <wp:docPr id="1" name="图片 1"/>
+            <wp:cNvGraphicFramePr>
+              <a:graphicFrameLocks xmlns:a="http://schemas.openxmlformats.org/drawingml/2006/main" noChangeAspect="1"/>
+            </wp:cNvGraphicFramePr>
+            <a:graphic xmlns:a="http://schemas.openxmlformats.org/drawingml/2006/main">
+              <a:graphicData uri="http://schemas.openxmlformats.org/drawingml/2006/picture">
+                <pic:pic xmlns:pic="http://schemas.openxmlformats.org/drawingml/2006/picture">
+                  <pic:nvPicPr>
+                    <pic:cNvPr id="1" name=""/>
+                    <pic:cNvPicPr/>
+                  </pic:nvPicPr>
+                  <pic:blipFill rotWithShape="1">
+                    <a:blip r:embed="rId10"/>
+                    <a:srcRect t="11773"/>
+                    <a:stretch/>
+                  </pic:blipFill>
+                  <pic:spPr bwMode="auto">
+                    <a:xfrm>
+                      <a:off x="0" y="0"/>
+                      <a:ext cx="5288103" cy="2910230"/>
+                    </a:xfrm>
+                    <a:prstGeom prst="rect">
+                      <a:avLst/>
+                    </a:prstGeom>
+                    <a:ln>
+                      <a:noFill/>
+                    </a:ln>
+                    <a:extLst>
+                      <a:ext uri="{53640926-AAD7-44D8-BBD7-CCE9431645EC}">
+                        <a14:shadowObscured xmlns:a14="http://schemas.microsoft.com/office/drawing/2010/main"/>
+                      </a:ext>
+                    </a:extLst>
+                  </pic:spPr>
+                </pic:pic>
+              </a:graphicData>
+            </a:graphic>
+          </wp:inline>
+        </w:drawing>
+      </w:r>
+    </w:p>
+    <w:p>
+      <w:pPr>
+        <w:spacing w:before="120" w:after="120" w:line="288" w:lineRule="auto"/>
+        <w:jc w:val="left"/>
+        <w:rPr>
+          <w:rFonts w:eastAsia="等线"/>
+          <w:sz w:val="22"/>
+        </w:rPr>
+      </w:pPr>
+      <w:r>
+        <w:rPr>
+          <w:rFonts w:eastAsia="等线"/>
+          <w:sz w:val="22"/>
+        </w:rPr>
         <w:t xml:space="preserve">- </w:t>
       </w:r>
       <w:r>
@@ -6846,6 +11590,74 @@
         </w:rPr>
         <w:t>：统计页面的贡献者统计图，证明多位组员均有提交。</w:t>
       </w:r>
+    </w:p>
+    <w:p>
+      <w:pPr>
+        <w:spacing w:before="120" w:after="120" w:line="288" w:lineRule="auto"/>
+        <w:jc w:val="left"/>
+        <w:rPr>
+          <w:rFonts w:eastAsia="等线" w:hint="eastAsia"/>
+          <w:sz w:val="22"/>
+        </w:rPr>
+      </w:pPr>
+      <w:r>
+        <w:rPr>
+          <w:rFonts w:eastAsia="等线"/>
+          <w:sz w:val="22"/>
+        </w:rPr>
+        <w:drawing>
+          <wp:inline distT="0" distB="0" distL="0" distR="0" wp14:anchorId="1E17EA79" wp14:editId="04242804">
+            <wp:extent cx="5273675" cy="3866791"/>
+            <wp:effectExtent l="0" t="0" r="0" b="0"/>
+            <wp:docPr id="2" name="图片 2"/>
+            <wp:cNvGraphicFramePr>
+              <a:graphicFrameLocks xmlns:a="http://schemas.openxmlformats.org/drawingml/2006/main" noChangeAspect="1"/>
+            </wp:cNvGraphicFramePr>
+            <a:graphic xmlns:a="http://schemas.openxmlformats.org/drawingml/2006/main">
+              <a:graphicData uri="http://schemas.openxmlformats.org/drawingml/2006/picture">
+                <pic:pic xmlns:pic="http://schemas.openxmlformats.org/drawingml/2006/picture">
+                  <pic:nvPicPr>
+                    <pic:cNvPr id="1" name=""/>
+                    <pic:cNvPicPr/>
+                  </pic:nvPicPr>
+                  <pic:blipFill rotWithShape="1">
+                    <a:blip r:embed="rId11"/>
+                    <a:srcRect t="12896"/>
+                    <a:stretch/>
+                  </pic:blipFill>
+                  <pic:spPr bwMode="auto">
+                    <a:xfrm>
+                      <a:off x="0" y="0"/>
+                      <a:ext cx="5273675" cy="3866791"/>
+                    </a:xfrm>
+                    <a:prstGeom prst="rect">
+                      <a:avLst/>
+                    </a:prstGeom>
+                    <a:ln>
+                      <a:noFill/>
+                    </a:ln>
+                    <a:extLst>
+                      <a:ext uri="{53640926-AAD7-44D8-BBD7-CCE9431645EC}">
+                        <a14:shadowObscured xmlns:a14="http://schemas.microsoft.com/office/drawing/2010/main"/>
+                      </a:ext>
+                    </a:extLst>
+                  </pic:spPr>
+                </pic:pic>
+              </a:graphicData>
+            </a:graphic>
+          </wp:inline>
+        </w:drawing>
+      </w:r>
+    </w:p>
+    <w:p>
+      <w:pPr>
+        <w:spacing w:before="120" w:after="120" w:line="288" w:lineRule="auto"/>
+        <w:jc w:val="left"/>
+        <w:rPr>
+          <w:rFonts w:eastAsia="等线"/>
+          <w:sz w:val="22"/>
+        </w:rPr>
+      </w:pPr>
     </w:p>
     <w:p>
       <w:pPr>
@@ -7030,6 +11842,7 @@
                 <w:szCs w:val="18"/>
                 <w:lang w:bidi="ar"/>
               </w:rPr>
+              <w:lastRenderedPageBreak/>
               <w:t>序号</w:t>
             </w:r>
           </w:p>
@@ -7299,6 +12112,12 @@
                 <w:lang w:bidi="ar"/>
               </w:rPr>
             </w:pPr>
+            <w:r>
+              <w:rPr>
+                <w:sz w:val="20"/>
+              </w:rPr>
+              <w:t>豆包</w:t>
+            </w:r>
           </w:p>
         </w:tc>
         <w:tc>
@@ -7324,13 +12143,16 @@
               <w:widowControl/>
               <w:jc w:val="center"/>
               <w:rPr>
-                <w:rFonts w:eastAsia="等线"/>
-                <w:color w:val="000000"/>
-                <w:sz w:val="18"/>
-                <w:szCs w:val="18"/>
-                <w:lang w:bidi="ar"/>
-              </w:rPr>
-            </w:pPr>
+                <w:rFonts w:hint="eastAsia"/>
+                <w:sz w:val="20"/>
+              </w:rPr>
+            </w:pPr>
+            <w:r>
+              <w:rPr>
+                <w:sz w:val="20"/>
+              </w:rPr>
+              <w:t>编译报错排查</w:t>
+            </w:r>
           </w:p>
         </w:tc>
         <w:tc>
@@ -7363,6 +12185,12 @@
                 <w:lang w:bidi="ar"/>
               </w:rPr>
             </w:pPr>
+            <w:r>
+              <w:rPr>
+                <w:sz w:val="20"/>
+              </w:rPr>
+              <w:t>针对具体报错给出原因分析与修复思路、编码配置建议</w:t>
+            </w:r>
           </w:p>
         </w:tc>
         <w:tc>
@@ -7395,6 +12223,249 @@
                 <w:lang w:bidi="ar"/>
               </w:rPr>
             </w:pPr>
+            <w:r>
+              <w:rPr>
+                <w:sz w:val="20"/>
+              </w:rPr>
+              <w:t>理解根因后在自身代码上完成修改</w:t>
+            </w:r>
+            <w:r>
+              <w:rPr>
+                <w:rFonts w:hint="eastAsia"/>
+                <w:sz w:val="20"/>
+              </w:rPr>
+              <w:t>并亲自验证</w:t>
+            </w:r>
+          </w:p>
+        </w:tc>
+      </w:tr>
+      <w:tr>
+        <w:trPr>
+          <w:trHeight w:val="567"/>
+        </w:trPr>
+        <w:tc>
+          <w:tcPr>
+            <w:tcW w:w="669" w:type="dxa"/>
+            <w:tcBorders>
+              <w:top w:val="nil"/>
+              <w:left w:val="nil"/>
+              <w:bottom w:val="nil"/>
+              <w:right w:val="nil"/>
+            </w:tcBorders>
+            <w:shd w:val="clear" w:color="auto" w:fill="FFFFFF"/>
+            <w:tcMar>
+              <w:top w:w="60" w:type="dxa"/>
+              <w:left w:w="120" w:type="dxa"/>
+              <w:bottom w:w="30" w:type="dxa"/>
+              <w:right w:w="120" w:type="dxa"/>
+            </w:tcMar>
+            <w:vAlign w:val="center"/>
+          </w:tcPr>
+          <w:p>
+            <w:pPr>
+              <w:widowControl/>
+              <w:jc w:val="center"/>
+              <w:rPr>
+                <w:rFonts w:eastAsia="等线"/>
+                <w:color w:val="000000"/>
+                <w:sz w:val="18"/>
+                <w:szCs w:val="18"/>
+                <w:lang w:bidi="ar"/>
+              </w:rPr>
+            </w:pPr>
+            <w:r>
+              <w:rPr>
+                <w:rFonts w:eastAsia="等线"/>
+                <w:color w:val="000000"/>
+                <w:sz w:val="18"/>
+                <w:szCs w:val="18"/>
+                <w:lang w:bidi="ar"/>
+              </w:rPr>
+              <w:t>2</w:t>
+            </w:r>
+          </w:p>
+        </w:tc>
+        <w:tc>
+          <w:tcPr>
+            <w:tcW w:w="1352" w:type="dxa"/>
+            <w:tcBorders>
+              <w:top w:val="nil"/>
+              <w:left w:val="nil"/>
+              <w:bottom w:val="nil"/>
+              <w:right w:val="nil"/>
+            </w:tcBorders>
+            <w:shd w:val="clear" w:color="auto" w:fill="FFFFFF"/>
+            <w:tcMar>
+              <w:top w:w="60" w:type="dxa"/>
+              <w:left w:w="120" w:type="dxa"/>
+              <w:bottom w:w="30" w:type="dxa"/>
+              <w:right w:w="120" w:type="dxa"/>
+            </w:tcMar>
+            <w:vAlign w:val="center"/>
+          </w:tcPr>
+          <w:p>
+            <w:pPr>
+              <w:widowControl/>
+              <w:jc w:val="center"/>
+              <w:rPr>
+                <w:rFonts w:eastAsia="等线"/>
+                <w:color w:val="000000"/>
+                <w:sz w:val="18"/>
+                <w:szCs w:val="18"/>
+                <w:lang w:bidi="ar"/>
+              </w:rPr>
+            </w:pPr>
+            <w:r>
+              <w:rPr>
+                <w:sz w:val="20"/>
+              </w:rPr>
+              <w:t>豆包</w:t>
+            </w:r>
+          </w:p>
+        </w:tc>
+        <w:tc>
+          <w:tcPr>
+            <w:tcW w:w="2139" w:type="dxa"/>
+            <w:tcBorders>
+              <w:top w:val="nil"/>
+              <w:left w:val="nil"/>
+              <w:bottom w:val="nil"/>
+              <w:right w:val="nil"/>
+            </w:tcBorders>
+            <w:shd w:val="clear" w:color="auto" w:fill="FFFFFF"/>
+            <w:tcMar>
+              <w:top w:w="60" w:type="dxa"/>
+              <w:left w:w="120" w:type="dxa"/>
+              <w:bottom w:w="30" w:type="dxa"/>
+              <w:right w:w="120" w:type="dxa"/>
+            </w:tcMar>
+            <w:vAlign w:val="center"/>
+          </w:tcPr>
+          <w:p>
+            <w:pPr>
+              <w:widowControl/>
+              <w:jc w:val="center"/>
+              <w:rPr>
+                <w:rFonts w:eastAsia="等线"/>
+                <w:color w:val="000000"/>
+                <w:sz w:val="18"/>
+                <w:szCs w:val="18"/>
+                <w:lang w:bidi="ar"/>
+              </w:rPr>
+            </w:pPr>
+            <w:r>
+              <w:rPr>
+                <w:sz w:val="20"/>
+              </w:rPr>
+              <w:t>中文乱码问题诊断</w:t>
+            </w:r>
+          </w:p>
+        </w:tc>
+        <w:tc>
+          <w:tcPr>
+            <w:tcW w:w="1745" w:type="dxa"/>
+            <w:tcBorders>
+              <w:top w:val="nil"/>
+              <w:left w:val="nil"/>
+              <w:bottom w:val="nil"/>
+              <w:right w:val="nil"/>
+            </w:tcBorders>
+            <w:shd w:val="clear" w:color="auto" w:fill="FFFFFF"/>
+            <w:tcMar>
+              <w:top w:w="60" w:type="dxa"/>
+              <w:left w:w="120" w:type="dxa"/>
+              <w:bottom w:w="30" w:type="dxa"/>
+              <w:right w:w="120" w:type="dxa"/>
+            </w:tcMar>
+            <w:vAlign w:val="center"/>
+          </w:tcPr>
+          <w:p>
+            <w:pPr>
+              <w:widowControl/>
+              <w:jc w:val="center"/>
+              <w:rPr>
+                <w:rFonts w:eastAsia="等线"/>
+                <w:color w:val="000000"/>
+                <w:sz w:val="18"/>
+                <w:szCs w:val="18"/>
+                <w:lang w:bidi="ar"/>
+              </w:rPr>
+            </w:pPr>
+            <w:r>
+              <w:rPr>
+                <w:rFonts w:eastAsia="等线" w:hint="eastAsia"/>
+                <w:color w:val="000000"/>
+                <w:sz w:val="18"/>
+                <w:szCs w:val="18"/>
+                <w:lang w:bidi="ar"/>
+              </w:rPr>
+              <w:t>新建</w:t>
+            </w:r>
+            <w:r>
+              <w:rPr>
+                <w:rFonts w:eastAsia="等线" w:hint="eastAsia"/>
+                <w:color w:val="000000"/>
+                <w:sz w:val="18"/>
+                <w:szCs w:val="18"/>
+                <w:lang w:bidi="ar"/>
+              </w:rPr>
+              <w:t>encoding</w:t>
+            </w:r>
+            <w:r>
+              <w:rPr>
+                <w:rFonts w:eastAsia="等线" w:hint="eastAsia"/>
+                <w:color w:val="000000"/>
+                <w:sz w:val="18"/>
+                <w:szCs w:val="18"/>
+                <w:lang w:bidi="ar"/>
+              </w:rPr>
+              <w:t>类过滤器</w:t>
+            </w:r>
+          </w:p>
+        </w:tc>
+        <w:tc>
+          <w:tcPr>
+            <w:tcW w:w="2345" w:type="dxa"/>
+            <w:tcBorders>
+              <w:top w:val="nil"/>
+              <w:left w:val="nil"/>
+              <w:bottom w:val="nil"/>
+              <w:right w:val="nil"/>
+            </w:tcBorders>
+            <w:shd w:val="clear" w:color="auto" w:fill="FFFFFF"/>
+            <w:tcMar>
+              <w:top w:w="60" w:type="dxa"/>
+              <w:left w:w="120" w:type="dxa"/>
+              <w:bottom w:w="30" w:type="dxa"/>
+              <w:right w:w="120" w:type="dxa"/>
+            </w:tcMar>
+            <w:vAlign w:val="center"/>
+          </w:tcPr>
+          <w:p>
+            <w:pPr>
+              <w:widowControl/>
+              <w:jc w:val="center"/>
+              <w:rPr>
+                <w:rFonts w:eastAsia="等线"/>
+                <w:color w:val="000000"/>
+                <w:sz w:val="18"/>
+                <w:szCs w:val="18"/>
+                <w:lang w:bidi="ar"/>
+              </w:rPr>
+            </w:pPr>
+            <w:r>
+              <w:rPr>
+                <w:sz w:val="20"/>
+              </w:rPr>
+              <w:t>理解根因后在自身代码上完成修改</w:t>
+            </w:r>
+            <w:r>
+              <w:rPr>
+                <w:rFonts w:hint="eastAsia"/>
+                <w:sz w:val="20"/>
+              </w:rPr>
+              <w:t>并亲自验证</w:t>
+            </w:r>
           </w:p>
         </w:tc>
       </w:tr>
@@ -7434,13 +12505,13 @@
             </w:pPr>
             <w:r>
               <w:rPr>
-                <w:rFonts w:eastAsia="等线"/>
-                <w:color w:val="000000"/>
-                <w:sz w:val="18"/>
-                <w:szCs w:val="18"/>
-                <w:lang w:bidi="ar"/>
-              </w:rPr>
-              <w:t>2</w:t>
+                <w:rFonts w:eastAsia="等线" w:hint="eastAsia"/>
+                <w:color w:val="000000"/>
+                <w:sz w:val="18"/>
+                <w:szCs w:val="18"/>
+                <w:lang w:bidi="ar"/>
+              </w:rPr>
+              <w:t>3</w:t>
             </w:r>
           </w:p>
         </w:tc>
@@ -7467,13 +12538,16 @@
               <w:widowControl/>
               <w:jc w:val="center"/>
               <w:rPr>
-                <w:rFonts w:eastAsia="等线"/>
-                <w:color w:val="000000"/>
-                <w:sz w:val="18"/>
-                <w:szCs w:val="18"/>
-                <w:lang w:bidi="ar"/>
-              </w:rPr>
-            </w:pPr>
+                <w:sz w:val="20"/>
+              </w:rPr>
+            </w:pPr>
+            <w:r>
+              <w:rPr>
+                <w:rFonts w:hint="eastAsia"/>
+                <w:sz w:val="20"/>
+              </w:rPr>
+              <w:t>豆包</w:t>
+            </w:r>
           </w:p>
         </w:tc>
         <w:tc>
@@ -7499,13 +12573,22 @@
               <w:widowControl/>
               <w:jc w:val="center"/>
               <w:rPr>
-                <w:rFonts w:eastAsia="等线"/>
-                <w:color w:val="000000"/>
-                <w:sz w:val="18"/>
-                <w:szCs w:val="18"/>
-                <w:lang w:bidi="ar"/>
-              </w:rPr>
-            </w:pPr>
+                <w:sz w:val="20"/>
+              </w:rPr>
+            </w:pPr>
+            <w:r>
+              <w:rPr>
+                <w:sz w:val="20"/>
+              </w:rPr>
+              <w:t>Servlet</w:t>
+            </w:r>
+            <w:r>
+              <w:rPr>
+                <w:rFonts w:hint="eastAsia"/>
+                <w:sz w:val="20"/>
+              </w:rPr>
+              <w:t>接口错乱</w:t>
+            </w:r>
           </w:p>
         </w:tc>
         <w:tc>
@@ -7538,6 +12621,16 @@
                 <w:lang w:bidi="ar"/>
               </w:rPr>
             </w:pPr>
+            <w:r>
+              <w:rPr>
+                <w:rFonts w:eastAsia="等线" w:hint="eastAsia"/>
+                <w:color w:val="000000"/>
+                <w:sz w:val="18"/>
+                <w:szCs w:val="18"/>
+                <w:lang w:bidi="ar"/>
+              </w:rPr>
+              <w:t>指出错误接口位置</w:t>
+            </w:r>
           </w:p>
         </w:tc>
         <w:tc>
@@ -7570,6 +12663,19 @@
                 <w:lang w:bidi="ar"/>
               </w:rPr>
             </w:pPr>
+            <w:r>
+              <w:rPr>
+                <w:sz w:val="20"/>
+              </w:rPr>
+              <w:t>理解根因后在自身代码上完成修改</w:t>
+            </w:r>
+            <w:r>
+              <w:rPr>
+                <w:rFonts w:hint="eastAsia"/>
+                <w:sz w:val="20"/>
+              </w:rPr>
+              <w:t>并亲自验证</w:t>
+            </w:r>
           </w:p>
         </w:tc>
       </w:tr>
@@ -7579,34 +12685,11 @@
         <w:spacing w:before="120" w:after="120" w:line="288" w:lineRule="auto"/>
         <w:jc w:val="left"/>
         <w:rPr>
-          <w:rFonts w:eastAsia="等线"/>
+          <w:rFonts w:eastAsia="等线" w:hint="eastAsia"/>
           <w:sz w:val="22"/>
         </w:rPr>
       </w:pPr>
       <w:bookmarkStart w:id="7" w:name="heading_7"/>
-      <w:r>
-        <w:rPr>
-          <w:rFonts w:eastAsia="等线"/>
-          <w:sz w:val="22"/>
-        </w:rPr>
-        <w:t>（</w:t>
-      </w:r>
-      <w:proofErr w:type="gramStart"/>
-      <w:r>
-        <w:rPr>
-          <w:rFonts w:eastAsia="等线"/>
-          <w:sz w:val="22"/>
-        </w:rPr>
-        <w:t>不够可</w:t>
-      </w:r>
-      <w:proofErr w:type="gramEnd"/>
-      <w:r>
-        <w:rPr>
-          <w:rFonts w:eastAsia="等线"/>
-          <w:sz w:val="22"/>
-        </w:rPr>
-        <w:t>补充）</w:t>
-      </w:r>
     </w:p>
     <w:p>
       <w:pPr>
@@ -7615,6 +12698,8 @@
         <w:outlineLvl w:val="1"/>
         <w:rPr>
           <w:rFonts w:eastAsia="等线"/>
+          <w:b/>
+          <w:sz w:val="32"/>
         </w:rPr>
       </w:pPr>
       <w:bookmarkStart w:id="8" w:name="heading_10"/>
@@ -7639,42 +12724,551 @@
     </w:p>
     <w:p>
       <w:pPr>
-        <w:spacing w:before="120" w:after="120" w:line="288" w:lineRule="auto"/>
+        <w:spacing w:before="320" w:after="120" w:line="288" w:lineRule="auto"/>
         <w:jc w:val="left"/>
-        <w:rPr>
-          <w:rFonts w:eastAsia="等线"/>
+        <w:outlineLvl w:val="1"/>
+        <w:rPr>
+          <w:rFonts w:eastAsia="等线" w:hint="eastAsia"/>
         </w:rPr>
       </w:pPr>
-      <w:r>
-        <w:rPr>
-          <w:rFonts w:eastAsia="等线"/>
-        </w:rPr>
-        <w:t>（在此粘贴</w:t>
-      </w:r>
-      <w:r>
-        <w:rPr>
-          <w:rFonts w:eastAsia="等线"/>
-        </w:rPr>
-        <w:t xml:space="preserve"> 4~6 </w:t>
-      </w:r>
-      <w:proofErr w:type="gramStart"/>
-      <w:r>
-        <w:rPr>
-          <w:rFonts w:eastAsia="等线"/>
-        </w:rPr>
-        <w:t>张系统</w:t>
-      </w:r>
-      <w:proofErr w:type="gramEnd"/>
-      <w:r>
-        <w:rPr>
-          <w:rFonts w:eastAsia="等线"/>
-        </w:rPr>
-        <w:t>核心功能运行效果截图，并附带文字简要说明。）</w:t>
+    </w:p>
+    <w:p>
+      <w:pPr>
+        <w:spacing w:after="120"/>
+        <w:ind w:firstLine="240"/>
+      </w:pPr>
+      <w:r>
+        <w:t>截图</w:t>
+      </w:r>
+      <w:r>
+        <w:t xml:space="preserve"> 1</w:t>
+      </w:r>
+      <w:r>
+        <w:t>：登录</w:t>
+      </w:r>
+      <w:r>
+        <w:t xml:space="preserve"> / </w:t>
+      </w:r>
+      <w:r>
+        <w:t>注册页面（用户注册、登录成功进入商城）</w:t>
+      </w:r>
+    </w:p>
+    <w:p>
+      <w:pPr>
+        <w:spacing w:after="120"/>
+        <w:ind w:firstLine="240"/>
+      </w:pPr>
+      <w:r>
+        <w:drawing>
+          <wp:anchor distT="0" distB="0" distL="114300" distR="114300" simplePos="0" relativeHeight="251658240" behindDoc="0" locked="0" layoutInCell="1" allowOverlap="1">
+            <wp:simplePos x="0" y="0"/>
+            <wp:positionH relativeFrom="column">
+              <wp:posOffset>2724454</wp:posOffset>
+            </wp:positionH>
+            <wp:positionV relativeFrom="paragraph">
+              <wp:posOffset>10160</wp:posOffset>
+            </wp:positionV>
+            <wp:extent cx="2571750" cy="2258060"/>
+            <wp:effectExtent l="0" t="0" r="0" b="0"/>
+            <wp:wrapSquare wrapText="bothSides"/>
+            <wp:docPr id="10" name="图片 10"/>
+            <wp:cNvGraphicFramePr>
+              <a:graphicFrameLocks xmlns:a="http://schemas.openxmlformats.org/drawingml/2006/main" noChangeAspect="1"/>
+            </wp:cNvGraphicFramePr>
+            <a:graphic xmlns:a="http://schemas.openxmlformats.org/drawingml/2006/main">
+              <a:graphicData uri="http://schemas.openxmlformats.org/drawingml/2006/picture">
+                <pic:pic xmlns:pic="http://schemas.openxmlformats.org/drawingml/2006/picture">
+                  <pic:nvPicPr>
+                    <pic:cNvPr id="1" name=""/>
+                    <pic:cNvPicPr/>
+                  </pic:nvPicPr>
+                  <pic:blipFill rotWithShape="1">
+                    <a:blip r:embed="rId12" cstate="print">
+                      <a:extLst>
+                        <a:ext uri="{28A0092B-C50C-407E-A947-70E740481C1C}">
+                          <a14:useLocalDpi xmlns:a14="http://schemas.microsoft.com/office/drawing/2010/main" val="0"/>
+                        </a:ext>
+                      </a:extLst>
+                    </a:blip>
+                    <a:srcRect l="18474" t="19873" r="18063" b="6900"/>
+                    <a:stretch/>
+                  </pic:blipFill>
+                  <pic:spPr bwMode="auto">
+                    <a:xfrm>
+                      <a:off x="0" y="0"/>
+                      <a:ext cx="2571750" cy="2258060"/>
+                    </a:xfrm>
+                    <a:prstGeom prst="rect">
+                      <a:avLst/>
+                    </a:prstGeom>
+                    <a:ln>
+                      <a:noFill/>
+                    </a:ln>
+                    <a:extLst>
+                      <a:ext uri="{53640926-AAD7-44D8-BBD7-CCE9431645EC}">
+                        <a14:shadowObscured xmlns:a14="http://schemas.microsoft.com/office/drawing/2010/main"/>
+                      </a:ext>
+                    </a:extLst>
+                  </pic:spPr>
+                </pic:pic>
+              </a:graphicData>
+            </a:graphic>
+            <wp14:sizeRelH relativeFrom="margin">
+              <wp14:pctWidth>0</wp14:pctWidth>
+            </wp14:sizeRelH>
+            <wp14:sizeRelV relativeFrom="margin">
+              <wp14:pctHeight>0</wp14:pctHeight>
+            </wp14:sizeRelV>
+          </wp:anchor>
+        </w:drawing>
+      </w:r>
+      <w:r>
+        <w:drawing>
+          <wp:anchor distT="0" distB="0" distL="114300" distR="114300" simplePos="0" relativeHeight="251660288" behindDoc="0" locked="0" layoutInCell="1" allowOverlap="1">
+            <wp:simplePos x="0" y="0"/>
+            <wp:positionH relativeFrom="column">
+              <wp:posOffset>-6350</wp:posOffset>
+            </wp:positionH>
+            <wp:positionV relativeFrom="paragraph">
+              <wp:posOffset>2817495</wp:posOffset>
+            </wp:positionV>
+            <wp:extent cx="5273040" cy="3116580"/>
+            <wp:effectExtent l="0" t="0" r="0" b="0"/>
+            <wp:wrapSquare wrapText="bothSides"/>
+            <wp:docPr id="3" name="图片 3"/>
+            <wp:cNvGraphicFramePr>
+              <a:graphicFrameLocks xmlns:a="http://schemas.openxmlformats.org/drawingml/2006/main" noChangeAspect="1"/>
+            </wp:cNvGraphicFramePr>
+            <a:graphic xmlns:a="http://schemas.openxmlformats.org/drawingml/2006/main">
+              <a:graphicData uri="http://schemas.openxmlformats.org/drawingml/2006/picture">
+                <pic:pic xmlns:pic="http://schemas.openxmlformats.org/drawingml/2006/picture">
+                  <pic:nvPicPr>
+                    <pic:cNvPr id="1" name=""/>
+                    <pic:cNvPicPr/>
+                  </pic:nvPicPr>
+                  <pic:blipFill rotWithShape="1">
+                    <a:blip r:embed="rId13" cstate="print">
+                      <a:extLst>
+                        <a:ext uri="{28A0092B-C50C-407E-A947-70E740481C1C}">
+                          <a14:useLocalDpi xmlns:a14="http://schemas.microsoft.com/office/drawing/2010/main" val="0"/>
+                        </a:ext>
+                      </a:extLst>
+                    </a:blip>
+                    <a:srcRect t="12880" b="5080"/>
+                    <a:stretch/>
+                  </pic:blipFill>
+                  <pic:spPr bwMode="auto">
+                    <a:xfrm>
+                      <a:off x="0" y="0"/>
+                      <a:ext cx="5273040" cy="3116580"/>
+                    </a:xfrm>
+                    <a:prstGeom prst="rect">
+                      <a:avLst/>
+                    </a:prstGeom>
+                    <a:ln>
+                      <a:noFill/>
+                    </a:ln>
+                    <a:extLst>
+                      <a:ext uri="{53640926-AAD7-44D8-BBD7-CCE9431645EC}">
+                        <a14:shadowObscured xmlns:a14="http://schemas.microsoft.com/office/drawing/2010/main"/>
+                      </a:ext>
+                    </a:extLst>
+                  </pic:spPr>
+                </pic:pic>
+              </a:graphicData>
+            </a:graphic>
+            <wp14:sizeRelV relativeFrom="margin">
+              <wp14:pctHeight>0</wp14:pctHeight>
+            </wp14:sizeRelV>
+          </wp:anchor>
+        </w:drawing>
+      </w:r>
+      <w:r>
+        <w:drawing>
+          <wp:inline distT="0" distB="0" distL="0" distR="0" wp14:anchorId="2109077D" wp14:editId="286BC035">
+            <wp:extent cx="2560320" cy="2297927"/>
+            <wp:effectExtent l="0" t="0" r="0" b="0"/>
+            <wp:docPr id="9" name="图片 9"/>
+            <wp:cNvGraphicFramePr>
+              <a:graphicFrameLocks xmlns:a="http://schemas.openxmlformats.org/drawingml/2006/main" noChangeAspect="1"/>
+            </wp:cNvGraphicFramePr>
+            <a:graphic xmlns:a="http://schemas.openxmlformats.org/drawingml/2006/main">
+              <a:graphicData uri="http://schemas.openxmlformats.org/drawingml/2006/picture">
+                <pic:pic xmlns:pic="http://schemas.openxmlformats.org/drawingml/2006/picture">
+                  <pic:nvPicPr>
+                    <pic:cNvPr id="1" name=""/>
+                    <pic:cNvPicPr/>
+                  </pic:nvPicPr>
+                  <pic:blipFill rotWithShape="1">
+                    <a:blip r:embed="rId14"/>
+                    <a:srcRect l="32711" t="36304" r="32821" b="23039"/>
+                    <a:stretch/>
+                  </pic:blipFill>
+                  <pic:spPr bwMode="auto">
+                    <a:xfrm>
+                      <a:off x="0" y="0"/>
+                      <a:ext cx="2581358" cy="2316808"/>
+                    </a:xfrm>
+                    <a:prstGeom prst="rect">
+                      <a:avLst/>
+                    </a:prstGeom>
+                    <a:ln>
+                      <a:noFill/>
+                    </a:ln>
+                    <a:extLst>
+                      <a:ext uri="{53640926-AAD7-44D8-BBD7-CCE9431645EC}">
+                        <a14:shadowObscured xmlns:a14="http://schemas.microsoft.com/office/drawing/2010/main"/>
+                      </a:ext>
+                    </a:extLst>
+                  </pic:spPr>
+                </pic:pic>
+              </a:graphicData>
+            </a:graphic>
+          </wp:inline>
+        </w:drawing>
+      </w:r>
+      <w:r>
+        <w:rPr>
+          <w:noProof/>
+        </w:rPr>
+        <w:t xml:space="preserve"> </w:t>
+      </w:r>
+      <w:r>
+        <w:t>截图</w:t>
+      </w:r>
+      <w:r>
+        <w:t xml:space="preserve"> 2</w:t>
+      </w:r>
+      <w:r>
+        <w:t>：商品列表页（按分类筛选幼猫</w:t>
+      </w:r>
+      <w:r>
+        <w:t>/</w:t>
+      </w:r>
+      <w:r>
+        <w:t>成猫</w:t>
+      </w:r>
+      <w:r>
+        <w:t>/</w:t>
+      </w:r>
+      <w:r>
+        <w:t>全期，展示商品卡片）</w:t>
+      </w:r>
+    </w:p>
+    <w:p>
+      <w:pPr>
+        <w:spacing w:after="120"/>
+        <w:ind w:firstLine="240"/>
+        <w:rPr>
+          <w:rFonts w:hint="eastAsia"/>
+        </w:rPr>
+      </w:pPr>
+    </w:p>
+    <w:p>
+      <w:pPr>
+        <w:spacing w:after="120"/>
+        <w:ind w:firstLine="240"/>
+      </w:pPr>
+      <w:r>
+        <w:lastRenderedPageBreak/>
+        <w:t>截图</w:t>
+      </w:r>
+      <w:r>
+        <w:t xml:space="preserve"> 3</w:t>
+      </w:r>
+      <w:r>
+        <w:t>：商品详情页</w:t>
+      </w:r>
+      <w:r>
+        <w:t xml:space="preserve"> + </w:t>
+      </w:r>
+      <w:r>
+        <w:t>点击</w:t>
+      </w:r>
+      <w:r>
+        <w:t>“</w:t>
+      </w:r>
+      <w:r>
+        <w:t>加入购物车</w:t>
+      </w:r>
+      <w:r>
+        <w:t>”</w:t>
+      </w:r>
+      <w:r>
+        <w:t>弹出成功提示</w:t>
+      </w:r>
+    </w:p>
+    <w:p>
+      <w:pPr>
+        <w:spacing w:after="120"/>
+        <w:ind w:firstLine="240"/>
+        <w:rPr>
+          <w:rFonts w:hint="eastAsia"/>
+        </w:rPr>
+      </w:pPr>
+      <w:r>
+        <w:drawing>
+          <wp:inline distT="0" distB="0" distL="0" distR="0" wp14:anchorId="5DAE9868" wp14:editId="27E08F9B">
+            <wp:extent cx="5273056" cy="2671200"/>
+            <wp:effectExtent l="0" t="0" r="0" b="0"/>
+            <wp:docPr id="4" name="图片 4"/>
+            <wp:cNvGraphicFramePr>
+              <a:graphicFrameLocks xmlns:a="http://schemas.openxmlformats.org/drawingml/2006/main" noChangeAspect="1"/>
+            </wp:cNvGraphicFramePr>
+            <a:graphic xmlns:a="http://schemas.openxmlformats.org/drawingml/2006/main">
+              <a:graphicData uri="http://schemas.openxmlformats.org/drawingml/2006/picture">
+                <pic:pic xmlns:pic="http://schemas.openxmlformats.org/drawingml/2006/picture">
+                  <pic:nvPicPr>
+                    <pic:cNvPr id="1" name=""/>
+                    <pic:cNvPicPr/>
+                  </pic:nvPicPr>
+                  <pic:blipFill rotWithShape="1">
+                    <a:blip r:embed="rId15"/>
+                    <a:srcRect t="11843" b="21578"/>
+                    <a:stretch/>
+                  </pic:blipFill>
+                  <pic:spPr bwMode="auto">
+                    <a:xfrm>
+                      <a:off x="0" y="0"/>
+                      <a:ext cx="5273675" cy="2671513"/>
+                    </a:xfrm>
+                    <a:prstGeom prst="rect">
+                      <a:avLst/>
+                    </a:prstGeom>
+                    <a:ln>
+                      <a:noFill/>
+                    </a:ln>
+                    <a:extLst>
+                      <a:ext uri="{53640926-AAD7-44D8-BBD7-CCE9431645EC}">
+                        <a14:shadowObscured xmlns:a14="http://schemas.microsoft.com/office/drawing/2010/main"/>
+                      </a:ext>
+                    </a:extLst>
+                  </pic:spPr>
+                </pic:pic>
+              </a:graphicData>
+            </a:graphic>
+          </wp:inline>
+        </w:drawing>
+      </w:r>
+    </w:p>
+    <w:p>
+      <w:pPr>
+        <w:spacing w:after="120"/>
+        <w:ind w:firstLine="240"/>
+      </w:pPr>
+      <w:r>
+        <w:t>截图</w:t>
+      </w:r>
+      <w:r>
+        <w:t xml:space="preserve"> 4</w:t>
+      </w:r>
+      <w:r>
+        <w:t>：购物车页面（商品勾选、数量修改、金额实时合计）</w:t>
+      </w:r>
+    </w:p>
+    <w:p>
+      <w:pPr>
+        <w:spacing w:after="120"/>
+        <w:ind w:firstLine="240"/>
+        <w:rPr>
+          <w:rFonts w:hint="eastAsia"/>
+        </w:rPr>
+      </w:pPr>
+      <w:r>
+        <w:drawing>
+          <wp:inline distT="0" distB="0" distL="0" distR="0" wp14:anchorId="5DE7B1E2" wp14:editId="7AFABE68">
+            <wp:extent cx="5272779" cy="2695133"/>
+            <wp:effectExtent l="0" t="0" r="0" b="0"/>
+            <wp:docPr id="5" name="图片 5"/>
+            <wp:cNvGraphicFramePr>
+              <a:graphicFrameLocks xmlns:a="http://schemas.openxmlformats.org/drawingml/2006/main" noChangeAspect="1"/>
+            </wp:cNvGraphicFramePr>
+            <a:graphic xmlns:a="http://schemas.openxmlformats.org/drawingml/2006/main">
+              <a:graphicData uri="http://schemas.openxmlformats.org/drawingml/2006/picture">
+                <pic:pic xmlns:pic="http://schemas.openxmlformats.org/drawingml/2006/picture">
+                  <pic:nvPicPr>
+                    <pic:cNvPr id="1" name=""/>
+                    <pic:cNvPicPr/>
+                  </pic:nvPicPr>
+                  <pic:blipFill rotWithShape="1">
+                    <a:blip r:embed="rId16"/>
+                    <a:srcRect t="11929" b="24892"/>
+                    <a:stretch/>
+                  </pic:blipFill>
+                  <pic:spPr bwMode="auto">
+                    <a:xfrm>
+                      <a:off x="0" y="0"/>
+                      <a:ext cx="5273675" cy="2695591"/>
+                    </a:xfrm>
+                    <a:prstGeom prst="rect">
+                      <a:avLst/>
+                    </a:prstGeom>
+                    <a:ln>
+                      <a:noFill/>
+                    </a:ln>
+                    <a:extLst>
+                      <a:ext uri="{53640926-AAD7-44D8-BBD7-CCE9431645EC}">
+                        <a14:shadowObscured xmlns:a14="http://schemas.microsoft.com/office/drawing/2010/main"/>
+                      </a:ext>
+                    </a:extLst>
+                  </pic:spPr>
+                </pic:pic>
+              </a:graphicData>
+            </a:graphic>
+          </wp:inline>
+        </w:drawing>
+      </w:r>
+    </w:p>
+    <w:p>
+      <w:pPr>
+        <w:spacing w:after="120"/>
+        <w:ind w:firstLine="240"/>
+      </w:pPr>
+      <w:r>
+        <w:t>截图</w:t>
+      </w:r>
+      <w:r>
+        <w:t xml:space="preserve"> 5</w:t>
+      </w:r>
+      <w:r>
+        <w:t>：订单列表</w:t>
+      </w:r>
+      <w:r>
+        <w:t xml:space="preserve"> / </w:t>
+      </w:r>
+      <w:r>
+        <w:t>订单详情页（支付与取消操作）</w:t>
+      </w:r>
+    </w:p>
+    <w:p>
+      <w:pPr>
+        <w:spacing w:after="120"/>
+        <w:ind w:firstLine="240"/>
+        <w:rPr>
+          <w:rFonts w:hint="eastAsia"/>
+        </w:rPr>
+      </w:pPr>
+      <w:r>
+        <w:lastRenderedPageBreak/>
+        <w:drawing>
+          <wp:inline distT="0" distB="0" distL="0" distR="0" wp14:anchorId="2A53A163" wp14:editId="2E19B19E">
+            <wp:extent cx="5273511" cy="2751151"/>
+            <wp:effectExtent l="0" t="0" r="0" b="0"/>
+            <wp:docPr id="6" name="图片 6"/>
+            <wp:cNvGraphicFramePr>
+              <a:graphicFrameLocks xmlns:a="http://schemas.openxmlformats.org/drawingml/2006/main" noChangeAspect="1"/>
+            </wp:cNvGraphicFramePr>
+            <a:graphic xmlns:a="http://schemas.openxmlformats.org/drawingml/2006/main">
+              <a:graphicData uri="http://schemas.openxmlformats.org/drawingml/2006/picture">
+                <pic:pic xmlns:pic="http://schemas.openxmlformats.org/drawingml/2006/picture">
+                  <pic:nvPicPr>
+                    <pic:cNvPr id="1" name=""/>
+                    <pic:cNvPicPr/>
+                  </pic:nvPicPr>
+                  <pic:blipFill rotWithShape="1">
+                    <a:blip r:embed="rId17"/>
+                    <a:srcRect t="12088" b="19346"/>
+                    <a:stretch/>
+                  </pic:blipFill>
+                  <pic:spPr bwMode="auto">
+                    <a:xfrm>
+                      <a:off x="0" y="0"/>
+                      <a:ext cx="5273675" cy="2751237"/>
+                    </a:xfrm>
+                    <a:prstGeom prst="rect">
+                      <a:avLst/>
+                    </a:prstGeom>
+                    <a:ln>
+                      <a:noFill/>
+                    </a:ln>
+                    <a:extLst>
+                      <a:ext uri="{53640926-AAD7-44D8-BBD7-CCE9431645EC}">
+                        <a14:shadowObscured xmlns:a14="http://schemas.microsoft.com/office/drawing/2010/main"/>
+                      </a:ext>
+                    </a:extLst>
+                  </pic:spPr>
+                </pic:pic>
+              </a:graphicData>
+            </a:graphic>
+          </wp:inline>
+        </w:drawing>
+      </w:r>
+    </w:p>
+    <w:p>
+      <w:pPr>
+        <w:spacing w:after="120"/>
+        <w:ind w:firstLine="240"/>
+      </w:pPr>
+      <w:r>
+        <w:t>截图</w:t>
+      </w:r>
+      <w:r>
+        <w:t xml:space="preserve"> 6</w:t>
+      </w:r>
+      <w:r>
+        <w:t>：后台管理页面（管理员商品管理</w:t>
+      </w:r>
+      <w:r>
+        <w:t xml:space="preserve"> / </w:t>
+      </w:r>
+      <w:r>
+        <w:t>订单管理）</w:t>
+      </w:r>
+    </w:p>
+    <w:p>
+      <w:pPr>
+        <w:spacing w:after="120"/>
+        <w:ind w:firstLine="240"/>
+        <w:rPr>
+          <w:rFonts w:hint="eastAsia"/>
+        </w:rPr>
+      </w:pPr>
+      <w:r>
+        <w:drawing>
+          <wp:inline distT="0" distB="0" distL="0" distR="0" wp14:anchorId="536BE240" wp14:editId="5F9BE8F2">
+            <wp:extent cx="5272977" cy="2409245"/>
+            <wp:effectExtent l="0" t="0" r="0" b="0"/>
+            <wp:docPr id="8" name="图片 8"/>
+            <wp:cNvGraphicFramePr>
+              <a:graphicFrameLocks xmlns:a="http://schemas.openxmlformats.org/drawingml/2006/main" noChangeAspect="1"/>
+            </wp:cNvGraphicFramePr>
+            <a:graphic xmlns:a="http://schemas.openxmlformats.org/drawingml/2006/main">
+              <a:graphicData uri="http://schemas.openxmlformats.org/drawingml/2006/picture">
+                <pic:pic xmlns:pic="http://schemas.openxmlformats.org/drawingml/2006/picture">
+                  <pic:nvPicPr>
+                    <pic:cNvPr id="1" name=""/>
+                    <pic:cNvPicPr/>
+                  </pic:nvPicPr>
+                  <pic:blipFill rotWithShape="1">
+                    <a:blip r:embed="rId18"/>
+                    <a:srcRect t="11493" b="28456"/>
+                    <a:stretch/>
+                  </pic:blipFill>
+                  <pic:spPr bwMode="auto">
+                    <a:xfrm>
+                      <a:off x="0" y="0"/>
+                      <a:ext cx="5273675" cy="2409564"/>
+                    </a:xfrm>
+                    <a:prstGeom prst="rect">
+                      <a:avLst/>
+                    </a:prstGeom>
+                    <a:ln>
+                      <a:noFill/>
+                    </a:ln>
+                    <a:extLst>
+                      <a:ext uri="{53640926-AAD7-44D8-BBD7-CCE9431645EC}">
+                        <a14:shadowObscured xmlns:a14="http://schemas.microsoft.com/office/drawing/2010/main"/>
+                      </a:ext>
+                    </a:extLst>
+                  </pic:spPr>
+                </pic:pic>
+              </a:graphicData>
+            </a:graphic>
+          </wp:inline>
+        </w:drawing>
       </w:r>
     </w:p>
     <w:sectPr>
-      <w:headerReference w:type="default" r:id="rId8"/>
-      <w:footerReference w:type="default" r:id="rId9"/>
       <w:pgSz w:w="11905" w:h="16840"/>
       <w:pgMar w:top="1440" w:right="1800" w:bottom="1440" w:left="1800" w:header="720" w:footer="720" w:gutter="0"/>
       <w:cols w:space="720"/>
@@ -7702,12 +13296,6 @@
 </w:endnotes>
 </file>
 
-<file path=word/footer1.xml><?xml version="1.0" encoding="utf-8"?>
-<w:ftr xmlns:wpc="http://schemas.microsoft.com/office/word/2010/wordprocessingCanvas" xmlns:cx="http://schemas.microsoft.com/office/drawing/2014/chartex" xmlns:cx1="http://schemas.microsoft.com/office/drawing/2015/9/8/chartex" xmlns:mc="http://schemas.openxmlformats.org/markup-compatibility/2006" xmlns:o="urn:schemas-microsoft-com:office:office" xmlns:r="http://schemas.openxmlformats.org/officeDocument/2006/relationships" xmlns:m="http://schemas.openxmlformats.org/officeDocument/2006/math" xmlns:v="urn:schemas-microsoft-com:vml" xmlns:wp14="http://schemas.microsoft.com/office/word/2010/wordprocessingDrawing" xmlns:wp="http://schemas.openxmlformats.org/drawingml/2006/wordprocessingDrawing" xmlns:w10="urn:schemas-microsoft-com:office:word" xmlns:w="http://schemas.openxmlformats.org/wordprocessingml/2006/main" xmlns:w14="http://schemas.microsoft.com/office/word/2010/wordml" xmlns:w15="http://schemas.microsoft.com/office/word/2012/wordml" xmlns:w16se="http://schemas.microsoft.com/office/word/2015/wordml/symex" xmlns:wpg="http://schemas.microsoft.com/office/word/2010/wordprocessingGroup" xmlns:wpi="http://schemas.microsoft.com/office/word/2010/wordprocessingInk" xmlns:wne="http://schemas.microsoft.com/office/word/2006/wordml" xmlns:wps="http://schemas.microsoft.com/office/word/2010/wordprocessingShape" mc:Ignorable="w14 w15 w16se wp14">
-  <w:p/>
-</w:ftr>
-</file>
-
 <file path=word/footnotes.xml><?xml version="1.0" encoding="utf-8"?>
 <w:footnotes xmlns:wpc="http://schemas.microsoft.com/office/word/2010/wordprocessingCanvas" xmlns:cx="http://schemas.microsoft.com/office/drawing/2014/chartex" xmlns:cx1="http://schemas.microsoft.com/office/drawing/2015/9/8/chartex" xmlns:mc="http://schemas.openxmlformats.org/markup-compatibility/2006" xmlns:o="urn:schemas-microsoft-com:office:office" xmlns:r="http://schemas.openxmlformats.org/officeDocument/2006/relationships" xmlns:m="http://schemas.openxmlformats.org/officeDocument/2006/math" xmlns:v="urn:schemas-microsoft-com:vml" xmlns:wp14="http://schemas.microsoft.com/office/word/2010/wordprocessingDrawing" xmlns:wp="http://schemas.openxmlformats.org/drawingml/2006/wordprocessingDrawing" xmlns:w10="urn:schemas-microsoft-com:office:word" xmlns:w="http://schemas.openxmlformats.org/wordprocessingml/2006/main" xmlns:w14="http://schemas.microsoft.com/office/word/2010/wordml" xmlns:w15="http://schemas.microsoft.com/office/word/2012/wordml" xmlns:w16se="http://schemas.microsoft.com/office/word/2015/wordml/symex" xmlns:wpg="http://schemas.microsoft.com/office/word/2010/wordprocessingGroup" xmlns:wpi="http://schemas.microsoft.com/office/word/2010/wordprocessingInk" xmlns:wne="http://schemas.microsoft.com/office/word/2006/wordml" xmlns:wps="http://schemas.microsoft.com/office/word/2010/wordprocessingShape" mc:Ignorable="w14 w15 w16se wp14">
   <w:footnote w:type="separator" w:id="-1">
@@ -7725,12 +13313,6 @@
     </w:p>
   </w:footnote>
 </w:footnotes>
-</file>
-
-<file path=word/header1.xml><?xml version="1.0" encoding="utf-8"?>
-<w:hdr xmlns:wpc="http://schemas.microsoft.com/office/word/2010/wordprocessingCanvas" xmlns:cx="http://schemas.microsoft.com/office/drawing/2014/chartex" xmlns:cx1="http://schemas.microsoft.com/office/drawing/2015/9/8/chartex" xmlns:mc="http://schemas.openxmlformats.org/markup-compatibility/2006" xmlns:o="urn:schemas-microsoft-com:office:office" xmlns:r="http://schemas.openxmlformats.org/officeDocument/2006/relationships" xmlns:m="http://schemas.openxmlformats.org/officeDocument/2006/math" xmlns:v="urn:schemas-microsoft-com:vml" xmlns:wp14="http://schemas.microsoft.com/office/word/2010/wordprocessingDrawing" xmlns:wp="http://schemas.openxmlformats.org/drawingml/2006/wordprocessingDrawing" xmlns:w10="urn:schemas-microsoft-com:office:word" xmlns:w="http://schemas.openxmlformats.org/wordprocessingml/2006/main" xmlns:w14="http://schemas.microsoft.com/office/word/2010/wordml" xmlns:w15="http://schemas.microsoft.com/office/word/2012/wordml" xmlns:w16se="http://schemas.microsoft.com/office/word/2015/wordml/symex" xmlns:wpg="http://schemas.microsoft.com/office/word/2010/wordprocessingGroup" xmlns:wpi="http://schemas.microsoft.com/office/word/2010/wordprocessingInk" xmlns:wne="http://schemas.microsoft.com/office/word/2006/wordml" xmlns:wps="http://schemas.microsoft.com/office/word/2010/wordprocessingShape" mc:Ignorable="w14 w15 w16se wp14">
-  <w:p/>
-</w:hdr>
 </file>
 
 <file path=word/numbering.xml><?xml version="1.0" encoding="utf-8"?>
@@ -7835,7 +13417,7 @@
     <w:lsdException w:name="Table Web 1" w:semiHidden="1" w:unhideWhenUsed="1"/>
     <w:lsdException w:name="Table Web 2" w:semiHidden="1" w:unhideWhenUsed="1"/>
     <w:lsdException w:name="Table Web 3" w:semiHidden="1" w:unhideWhenUsed="1"/>
-    <w:lsdException w:name="Table Grid" w:qFormat="1"/>
+    <w:lsdException w:name="Table Grid" w:uiPriority="59" w:qFormat="1"/>
     <w:lsdException w:name="Table Theme" w:semiHidden="1" w:unhideWhenUsed="1"/>
     <w:lsdException w:name="Placeholder Text" w:semiHidden="1" w:uiPriority="99"/>
     <w:lsdException w:name="No Spacing" w:uiPriority="99"/>
@@ -8069,6 +13651,7 @@
     <w:name w:val="heading 2"/>
     <w:basedOn w:val="a"/>
     <w:next w:val="a"/>
+    <w:link w:val="20"/>
     <w:unhideWhenUsed/>
     <w:qFormat/>
     <w:pPr>
@@ -8127,7 +13710,7 @@
     <w:semiHidden/>
     <w:unhideWhenUsed/>
   </w:style>
-  <w:style w:type="paragraph" w:styleId="20">
+  <w:style w:type="paragraph" w:styleId="21">
     <w:name w:val="Body Text 2"/>
     <w:basedOn w:val="a"/>
     <w:qFormat/>
@@ -8154,6 +13737,7 @@
   <w:style w:type="table" w:styleId="a4">
     <w:name w:val="Table Grid"/>
     <w:basedOn w:val="a1"/>
+    <w:uiPriority w:val="59"/>
     <w:qFormat/>
     <w:pPr>
       <w:widowControl w:val="0"/>
@@ -8185,6 +13769,77 @@
     <w:rPr>
       <w:rFonts w:ascii="Courier New" w:hAnsi="Courier New"/>
       <w:sz w:val="20"/>
+    </w:rPr>
+  </w:style>
+  <w:style w:type="paragraph" w:styleId="a6">
+    <w:name w:val="header"/>
+    <w:basedOn w:val="a"/>
+    <w:link w:val="a7"/>
+    <w:rsid w:val="00FB3239"/>
+    <w:pPr>
+      <w:pBdr>
+        <w:bottom w:val="single" w:sz="6" w:space="1" w:color="auto"/>
+      </w:pBdr>
+      <w:tabs>
+        <w:tab w:val="center" w:pos="4153"/>
+        <w:tab w:val="right" w:pos="8306"/>
+      </w:tabs>
+      <w:snapToGrid w:val="0"/>
+      <w:jc w:val="center"/>
+    </w:pPr>
+    <w:rPr>
+      <w:sz w:val="18"/>
+      <w:szCs w:val="18"/>
+    </w:rPr>
+  </w:style>
+  <w:style w:type="character" w:customStyle="1" w:styleId="a7">
+    <w:name w:val="页眉 字符"/>
+    <w:basedOn w:val="a0"/>
+    <w:link w:val="a6"/>
+    <w:rsid w:val="00FB3239"/>
+    <w:rPr>
+      <w:sz w:val="18"/>
+      <w:szCs w:val="18"/>
+    </w:rPr>
+  </w:style>
+  <w:style w:type="paragraph" w:styleId="a8">
+    <w:name w:val="footer"/>
+    <w:basedOn w:val="a"/>
+    <w:link w:val="a9"/>
+    <w:rsid w:val="00FB3239"/>
+    <w:pPr>
+      <w:tabs>
+        <w:tab w:val="center" w:pos="4153"/>
+        <w:tab w:val="right" w:pos="8306"/>
+      </w:tabs>
+      <w:snapToGrid w:val="0"/>
+      <w:jc w:val="left"/>
+    </w:pPr>
+    <w:rPr>
+      <w:sz w:val="18"/>
+      <w:szCs w:val="18"/>
+    </w:rPr>
+  </w:style>
+  <w:style w:type="character" w:customStyle="1" w:styleId="a9">
+    <w:name w:val="页脚 字符"/>
+    <w:basedOn w:val="a0"/>
+    <w:link w:val="a8"/>
+    <w:rsid w:val="00FB3239"/>
+    <w:rPr>
+      <w:sz w:val="18"/>
+      <w:szCs w:val="18"/>
+    </w:rPr>
+  </w:style>
+  <w:style w:type="character" w:customStyle="1" w:styleId="20">
+    <w:name w:val="标题 2 字符"/>
+    <w:basedOn w:val="a0"/>
+    <w:link w:val="2"/>
+    <w:rsid w:val="00E4580A"/>
+    <w:rPr>
+      <w:rFonts w:ascii="Arial" w:eastAsia="黑体" w:hAnsi="Arial"/>
+      <w:b/>
+      <w:sz w:val="32"/>
+      <w:szCs w:val="22"/>
     </w:rPr>
   </w:style>
 </w:styles>

--- a/总结报告.docx
+++ b/总结报告.docx
@@ -4109,7 +4109,17 @@
                 <w:szCs w:val="18"/>
                 <w:lang w:bidi="ar"/>
               </w:rPr>
-              <w:t>20</w:t>
+              <w:t>2</w:t>
+            </w:r>
+            <w:r>
+              <w:rPr>
+                <w:rFonts w:eastAsia="等线"/>
+                <w:color w:val="000000"/>
+                <w:sz w:val="18"/>
+                <w:szCs w:val="18"/>
+                <w:lang w:bidi="ar"/>
+              </w:rPr>
+              <w:t>5</w:t>
             </w:r>
             <w:r>
               <w:rPr>
@@ -4397,7 +4407,19 @@
                 <w:szCs w:val="18"/>
                 <w:lang w:bidi="ar"/>
               </w:rPr>
-              <w:t>30</w:t>
+              <w:t>2</w:t>
+            </w:r>
+            <w:bookmarkStart w:id="1" w:name="_GoBack"/>
+            <w:bookmarkEnd w:id="1"/>
+            <w:r>
+              <w:rPr>
+                <w:rFonts w:eastAsia="等线"/>
+                <w:color w:val="000000"/>
+                <w:sz w:val="18"/>
+                <w:szCs w:val="18"/>
+                <w:lang w:bidi="ar"/>
+              </w:rPr>
+              <w:t>5</w:t>
             </w:r>
             <w:r>
               <w:rPr>
@@ -4719,7 +4741,7 @@
               <w:widowControl/>
               <w:jc w:val="center"/>
               <w:rPr>
-                <w:rFonts w:eastAsia="等线" w:hint="eastAsia"/>
+                <w:rFonts w:eastAsia="等线"/>
                 <w:color w:val="000000"/>
                 <w:sz w:val="18"/>
                 <w:szCs w:val="18"/>
@@ -7217,15 +7239,7 @@
               <w:rPr>
                 <w:sz w:val="20"/>
               </w:rPr>
-              <w:t xml:space="preserve"> U</w:t>
-            </w:r>
-            <w:bookmarkStart w:id="1" w:name="_GoBack"/>
-            <w:bookmarkEnd w:id="1"/>
-            <w:r>
-              <w:rPr>
-                <w:sz w:val="20"/>
-              </w:rPr>
-              <w:t xml:space="preserve">TF-8 </w:t>
+              <w:t xml:space="preserve"> UTF-8 </w:t>
             </w:r>
             <w:r>
               <w:rPr>
@@ -7736,7 +7750,7 @@
               <w:jc w:val="left"/>
               <w:textAlignment w:val="top"/>
               <w:rPr>
-                <w:rFonts w:eastAsia="等线" w:hint="eastAsia"/>
+                <w:rFonts w:eastAsia="等线"/>
                 <w:bCs/>
                 <w:color w:val="000000"/>
                 <w:sz w:val="18"/>
@@ -8378,7 +8392,7 @@
         <w:spacing w:before="120" w:after="120" w:line="288" w:lineRule="auto"/>
         <w:jc w:val="left"/>
         <w:rPr>
-          <w:rFonts w:eastAsia="等线" w:hint="eastAsia"/>
+          <w:rFonts w:eastAsia="等线"/>
           <w:sz w:val="22"/>
         </w:rPr>
       </w:pPr>
@@ -9087,9 +9101,6 @@
           <w:p>
             <w:pPr>
               <w:jc w:val="center"/>
-              <w:rPr>
-                <w:rFonts w:hint="eastAsia"/>
-              </w:rPr>
             </w:pPr>
             <w:r>
               <w:rPr>
@@ -9457,9 +9468,6 @@
         <w:ind w:firstLineChars="200" w:firstLine="420"/>
         <w:jc w:val="left"/>
         <w:outlineLvl w:val="1"/>
-        <w:rPr>
-          <w:rFonts w:hint="eastAsia"/>
-        </w:rPr>
       </w:pPr>
       <w:bookmarkStart w:id="3" w:name="heading_2"/>
       <w:r>
@@ -9523,69 +9531,60 @@
         <w:ind w:firstLineChars="200" w:firstLine="420"/>
         <w:jc w:val="left"/>
         <w:outlineLvl w:val="1"/>
+      </w:pPr>
+      <w:r>
         <w:rPr>
           <w:rFonts w:hint="eastAsia"/>
         </w:rPr>
-      </w:pPr>
+        <w:t>表现层（</w:t>
+      </w:r>
       <w:r>
         <w:rPr>
           <w:rFonts w:hint="eastAsia"/>
         </w:rPr>
-        <w:t>表现层（</w:t>
+        <w:t xml:space="preserve">JSP </w:t>
       </w:r>
       <w:r>
         <w:rPr>
           <w:rFonts w:hint="eastAsia"/>
         </w:rPr>
-        <w:t xml:space="preserve">JSP </w:t>
+        <w:t>视图</w:t>
       </w:r>
       <w:r>
         <w:rPr>
           <w:rFonts w:hint="eastAsia"/>
         </w:rPr>
-        <w:t>视图</w:t>
+        <w:t xml:space="preserve"> + Servlet </w:t>
       </w:r>
       <w:r>
         <w:rPr>
           <w:rFonts w:hint="eastAsia"/>
         </w:rPr>
-        <w:t xml:space="preserve"> + Servlet </w:t>
+        <w:t>控制器）→</w:t>
       </w:r>
       <w:r>
         <w:rPr>
           <w:rFonts w:hint="eastAsia"/>
         </w:rPr>
-        <w:t>控制器）→</w:t>
+        <w:t xml:space="preserve"> </w:t>
       </w:r>
       <w:r>
         <w:rPr>
           <w:rFonts w:hint="eastAsia"/>
         </w:rPr>
-        <w:t xml:space="preserve"> </w:t>
+        <w:t>业务逻辑层（</w:t>
       </w:r>
       <w:r>
         <w:rPr>
           <w:rFonts w:hint="eastAsia"/>
         </w:rPr>
-        <w:t>业务逻辑层（</w:t>
+        <w:t xml:space="preserve">Servlet </w:t>
       </w:r>
       <w:r>
         <w:rPr>
           <w:rFonts w:hint="eastAsia"/>
         </w:rPr>
-        <w:t xml:space="preserve">Servlet </w:t>
-      </w:r>
-      <w:r>
-        <w:rPr>
-          <w:rFonts w:hint="eastAsia"/>
-        </w:rPr>
-        <w:t>内实现校验与页面</w:t>
-      </w:r>
-      <w:r>
-        <w:rPr>
-          <w:rFonts w:hint="eastAsia"/>
-        </w:rPr>
-        <w:t>）→</w:t>
+        <w:t>内实现校验与页面）→</w:t>
       </w:r>
       <w:r>
         <w:rPr>
@@ -11440,13 +11439,14 @@
         <w:spacing w:before="120" w:after="120" w:line="288" w:lineRule="auto"/>
         <w:jc w:val="left"/>
         <w:rPr>
-          <w:rFonts w:eastAsia="等线" w:hint="eastAsia"/>
+          <w:rFonts w:eastAsia="等线"/>
           <w:sz w:val="22"/>
         </w:rPr>
       </w:pPr>
       <w:r>
         <w:rPr>
           <w:rFonts w:eastAsia="等线"/>
+          <w:noProof/>
           <w:sz w:val="22"/>
         </w:rPr>
         <w:drawing>
@@ -11596,13 +11596,14 @@
         <w:spacing w:before="120" w:after="120" w:line="288" w:lineRule="auto"/>
         <w:jc w:val="left"/>
         <w:rPr>
-          <w:rFonts w:eastAsia="等线" w:hint="eastAsia"/>
+          <w:rFonts w:eastAsia="等线"/>
           <w:sz w:val="22"/>
         </w:rPr>
       </w:pPr>
       <w:r>
         <w:rPr>
           <w:rFonts w:eastAsia="等线"/>
+          <w:noProof/>
           <w:sz w:val="22"/>
         </w:rPr>
         <w:drawing>
@@ -12143,7 +12144,6 @@
               <w:widowControl/>
               <w:jc w:val="center"/>
               <w:rPr>
-                <w:rFonts w:hint="eastAsia"/>
                 <w:sz w:val="20"/>
               </w:rPr>
             </w:pPr>
@@ -12685,7 +12685,7 @@
         <w:spacing w:before="120" w:after="120" w:line="288" w:lineRule="auto"/>
         <w:jc w:val="left"/>
         <w:rPr>
-          <w:rFonts w:eastAsia="等线" w:hint="eastAsia"/>
+          <w:rFonts w:eastAsia="等线"/>
           <w:sz w:val="22"/>
         </w:rPr>
       </w:pPr>
@@ -12728,7 +12728,7 @@
         <w:jc w:val="left"/>
         <w:outlineLvl w:val="1"/>
         <w:rPr>
-          <w:rFonts w:eastAsia="等线" w:hint="eastAsia"/>
+          <w:rFonts w:eastAsia="等线"/>
         </w:rPr>
       </w:pPr>
     </w:p>
@@ -12759,6 +12759,9 @@
         <w:ind w:firstLine="240"/>
       </w:pPr>
       <w:r>
+        <w:rPr>
+          <w:noProof/>
+        </w:rPr>
         <w:drawing>
           <wp:anchor distT="0" distB="0" distL="114300" distR="114300" simplePos="0" relativeHeight="251658240" behindDoc="0" locked="0" layoutInCell="1" allowOverlap="1">
             <wp:simplePos x="0" y="0"/>
@@ -12823,6 +12826,9 @@
         </w:drawing>
       </w:r>
       <w:r>
+        <w:rPr>
+          <w:noProof/>
+        </w:rPr>
         <w:drawing>
           <wp:anchor distT="0" distB="0" distL="114300" distR="114300" simplePos="0" relativeHeight="251660288" behindDoc="0" locked="0" layoutInCell="1" allowOverlap="1">
             <wp:simplePos x="0" y="0"/>
@@ -12884,6 +12890,9 @@
         </w:drawing>
       </w:r>
       <w:r>
+        <w:rPr>
+          <w:noProof/>
+        </w:rPr>
         <w:drawing>
           <wp:inline distT="0" distB="0" distL="0" distR="0" wp14:anchorId="2109077D" wp14:editId="286BC035">
             <wp:extent cx="2560320" cy="2297927"/>
@@ -12959,9 +12968,6 @@
       <w:pPr>
         <w:spacing w:after="120"/>
         <w:ind w:firstLine="240"/>
-        <w:rPr>
-          <w:rFonts w:hint="eastAsia"/>
-        </w:rPr>
       </w:pPr>
     </w:p>
     <w:p>
@@ -13002,11 +13008,11 @@
       <w:pPr>
         <w:spacing w:after="120"/>
         <w:ind w:firstLine="240"/>
-        <w:rPr>
-          <w:rFonts w:hint="eastAsia"/>
-        </w:rPr>
       </w:pPr>
       <w:r>
+        <w:rPr>
+          <w:noProof/>
+        </w:rPr>
         <w:drawing>
           <wp:inline distT="0" distB="0" distL="0" distR="0" wp14:anchorId="5DAE9868" wp14:editId="27E08F9B">
             <wp:extent cx="5273056" cy="2671200"/>
@@ -13070,11 +13076,11 @@
       <w:pPr>
         <w:spacing w:after="120"/>
         <w:ind w:firstLine="240"/>
-        <w:rPr>
-          <w:rFonts w:hint="eastAsia"/>
-        </w:rPr>
       </w:pPr>
       <w:r>
+        <w:rPr>
+          <w:noProof/>
+        </w:rPr>
         <w:drawing>
           <wp:inline distT="0" distB="0" distL="0" distR="0" wp14:anchorId="5DE7B1E2" wp14:editId="7AFABE68">
             <wp:extent cx="5272779" cy="2695133"/>
@@ -13144,11 +13150,11 @@
       <w:pPr>
         <w:spacing w:after="120"/>
         <w:ind w:firstLine="240"/>
-        <w:rPr>
-          <w:rFonts w:hint="eastAsia"/>
-        </w:rPr>
       </w:pPr>
       <w:r>
+        <w:rPr>
+          <w:noProof/>
+        </w:rPr>
         <w:lastRenderedPageBreak/>
         <w:drawing>
           <wp:inline distT="0" distB="0" distL="0" distR="0" wp14:anchorId="2A53A163" wp14:editId="2E19B19E">
@@ -13219,11 +13225,11 @@
       <w:pPr>
         <w:spacing w:after="120"/>
         <w:ind w:firstLine="240"/>
-        <w:rPr>
-          <w:rFonts w:hint="eastAsia"/>
-        </w:rPr>
       </w:pPr>
       <w:r>
+        <w:rPr>
+          <w:noProof/>
+        </w:rPr>
         <w:drawing>
           <wp:inline distT="0" distB="0" distL="0" distR="0" wp14:anchorId="536BE240" wp14:editId="5F9BE8F2">
             <wp:extent cx="5272977" cy="2409245"/>
